--- a/docx/README.docx
+++ b/docx/README.docx
@@ -2,7 +2,7 @@
 <file path=word/document.xml><?xml version="1.0" encoding="utf-8"?>
 <w:document xmlns:w="http://schemas.openxmlformats.org/wordprocessingml/2006/main" xmlns:m="http://schemas.openxmlformats.org/officeDocument/2006/math" xmlns:r="http://schemas.openxmlformats.org/officeDocument/2006/relationships" xmlns:o="urn:schemas-microsoft-com:office:office" xmlns:v="urn:schemas-microsoft-com:vml" xmlns:w10="urn:schemas-microsoft-com:office:word" xmlns:a="http://schemas.openxmlformats.org/drawingml/2006/main" xmlns:pic="http://schemas.openxmlformats.org/drawingml/2006/picture" xmlns:wp="http://schemas.openxmlformats.org/drawingml/2006/wordprocessingDrawing">
   <w:body>
-    <w:bookmarkStart w:id="22" w:name="обработка-высокоскоростной-съёмки-капель"/>
+    <w:bookmarkStart w:id="25" w:name="обработка-высокоскоростной-съёмки-капель"/>
     <w:p>
       <w:pPr>
         <w:pStyle w:val="Heading1"/>
@@ -422,13 +422,22 @@
       </w:r>
     </w:p>
     <w:bookmarkEnd w:id="12"/>
-    <w:bookmarkStart w:id="14" w:name="установка-один-раз"/>
+    <w:bookmarkStart w:id="17" w:name="установка-один-раз"/>
     <w:p>
       <w:pPr>
         <w:pStyle w:val="Heading2"/>
       </w:pPr>
       <w:r>
         <w:t xml:space="preserve">Установка (один раз)</w:t>
+      </w:r>
+    </w:p>
+    <w:bookmarkStart w:id="14" w:name="способ-1-рекомендуется-uv"/>
+    <w:p>
+      <w:pPr>
+        <w:pStyle w:val="Heading3"/>
+      </w:pPr>
+      <w:r>
+        <w:t xml:space="preserve">Способ 1 (рекомендуется): uv</w:t>
       </w:r>
     </w:p>
     <w:p>
@@ -457,7 +466,19 @@
         <w:t xml:space="preserve"> </w:t>
       </w:r>
       <w:r>
-        <w:t xml:space="preserve">— менеджер Python и библиотек.</w:t>
+        <w:t xml:space="preserve">— менеджер Python и библиотек. Например, в PowerShell:</w:t>
+      </w:r>
+      <w:r>
+        <w:t xml:space="preserve"> </w:t>
+      </w:r>
+      <w:r>
+        <w:rPr>
+          <w:rStyle w:val="VerbatimChar"/>
+        </w:rPr>
+        <w:t xml:space="preserve">powershell -ExecutionPolicy ByPass -c "irm https://astral.sh/uv/install.ps1 | iex"</w:t>
+      </w:r>
+      <w:r>
+        <w:t xml:space="preserve">.</w:t>
       </w:r>
     </w:p>
     <w:p>
@@ -532,95 +553,70 @@
         <w:t xml:space="preserve">с их точными версиями.</w:t>
       </w:r>
     </w:p>
+    <w:p>
+      <w:pPr>
+        <w:pStyle w:val="FirstParagraph"/>
+      </w:pPr>
+      <w:r>
+        <w:t xml:space="preserve">Команды запуска ниже — для этого способа:</w:t>
+      </w:r>
+      <w:r>
+        <w:t xml:space="preserve"> </w:t>
+      </w:r>
+      <w:r>
+        <w:rPr>
+          <w:rStyle w:val="VerbatimChar"/>
+        </w:rPr>
+        <w:t xml:space="preserve">.venv\Scripts\python.exe …</w:t>
+      </w:r>
+      <w:r>
+        <w:t xml:space="preserve">.</w:t>
+      </w:r>
+    </w:p>
     <w:bookmarkEnd w:id="14"/>
-    <w:bookmarkStart w:id="15" w:name="как-запустить"/>
-    <w:p>
-      <w:pPr>
-        <w:pStyle w:val="Heading2"/>
-      </w:pPr>
-      <w:r>
-        <w:t xml:space="preserve">Как запустить</w:t>
-      </w:r>
-    </w:p>
-    <w:p>
-      <w:pPr>
-        <w:pStyle w:val="Compact"/>
+    <w:bookmarkStart w:id="16" w:name="Xfe6ef3cb387596272a611e85cda67698508689a"/>
+    <w:p>
+      <w:pPr>
+        <w:pStyle w:val="Heading3"/>
+      </w:pPr>
+      <w:r>
+        <w:t xml:space="preserve">Способ 2: обычный Python и pip (например, чтобы запускать из IDLE)</w:t>
+      </w:r>
+    </w:p>
+    <w:p>
+      <w:pPr>
         <w:numPr>
           <w:ilvl w:val="0"/>
           <w:numId w:val="1002"/>
         </w:numPr>
       </w:pPr>
       <w:r>
-        <w:t xml:space="preserve">В</w:t>
-      </w:r>
-      <w:r>
-        <w:t xml:space="preserve"> </w:t>
-      </w:r>
-      <w:r>
-        <w:rPr>
-          <w:rStyle w:val="VerbatimChar"/>
-        </w:rPr>
-        <w:t xml:space="preserve">experiments/current.py</w:t>
-      </w:r>
-      <w:r>
-        <w:t xml:space="preserve"> </w:t>
-      </w:r>
-      <w:r>
-        <w:t xml:space="preserve">указать эксперимент (имя папки в</w:t>
-      </w:r>
-      <w:r>
-        <w:t xml:space="preserve"> </w:t>
-      </w:r>
-      <w:r>
-        <w:rPr>
-          <w:rStyle w:val="VerbatimChar"/>
-        </w:rPr>
-        <w:t xml:space="preserve">experiments/</w:t>
-      </w:r>
-      <w:r>
-        <w:t xml:space="preserve">).</w:t>
-      </w:r>
-    </w:p>
-    <w:p>
-      <w:pPr>
-        <w:pStyle w:val="Compact"/>
+        <w:t xml:space="preserve">Установить Python 3.12 или новее с</w:t>
+      </w:r>
+      <w:r>
+        <w:t xml:space="preserve"> </w:t>
+      </w:r>
+      <w:hyperlink r:id="rId15">
+        <w:r>
+          <w:rPr>
+            <w:rStyle w:val="Hyperlink"/>
+          </w:rPr>
+          <w:t xml:space="preserve">python.org</w:t>
+        </w:r>
+      </w:hyperlink>
+      <w:r>
+        <w:t xml:space="preserve">.</w:t>
+      </w:r>
+    </w:p>
+    <w:p>
+      <w:pPr>
         <w:numPr>
           <w:ilvl w:val="0"/>
           <w:numId w:val="1002"/>
         </w:numPr>
       </w:pPr>
       <w:r>
-        <w:t xml:space="preserve">Проверить его</w:t>
-      </w:r>
-      <w:r>
-        <w:t xml:space="preserve"> </w:t>
-      </w:r>
-      <w:r>
-        <w:rPr>
-          <w:rStyle w:val="VerbatimChar"/>
-        </w:rPr>
-        <w:t xml:space="preserve">settings.py</w:t>
-      </w:r>
-      <w:r>
-        <w:t xml:space="preserve">: пути к картинкам, таблице записей и папке результатов, какие записи</w:t>
-      </w:r>
-      <w:r>
-        <w:t xml:space="preserve"> </w:t>
-      </w:r>
-      <w:r>
-        <w:t xml:space="preserve">обрабатывать.</w:t>
-      </w:r>
-    </w:p>
-    <w:p>
-      <w:pPr>
-        <w:pStyle w:val="Compact"/>
-        <w:numPr>
-          <w:ilvl w:val="0"/>
-          <w:numId w:val="1002"/>
-        </w:numPr>
-      </w:pPr>
-      <w:r>
-        <w:t xml:space="preserve">По очереди запустить из папки проекта:</w:t>
+        <w:t xml:space="preserve">Поставить библиотеки одной командой (в командной строке Windows):</w:t>
       </w:r>
     </w:p>
     <w:p>
@@ -635,6 +631,607 @@
         <w:rPr>
           <w:rStyle w:val="VerbatimChar"/>
         </w:rPr>
+        <w:t xml:space="preserve">py -m pip install numpy==2.5.3 scipy==1.18.1 scikit-image==0.26.0 pillow==12.3.0 openpyxl==3.1.5 matplotlib==3.11.2</w:t>
+      </w:r>
+    </w:p>
+    <w:p>
+      <w:pPr>
+        <w:numPr>
+          <w:ilvl w:val="0"/>
+          <w:numId w:val="1000"/>
+        </w:numPr>
+      </w:pPr>
+      <w:r>
+        <w:t xml:space="preserve">С этими версиями проверено совпадение с MATLAB. С другими версиями всё работает, но в редких</w:t>
+      </w:r>
+      <w:r>
+        <w:t xml:space="preserve"> </w:t>
+      </w:r>
+      <w:r>
+        <w:t xml:space="preserve">пограничных случаях могут отличаться последние знаки.</w:t>
+      </w:r>
+    </w:p>
+    <w:tbl>
+      <w:tblPr>
+        <w:tblStyle w:val="Table"/>
+        <w:tblW w:type="auto" w:w="0"/>
+        <w:jc w:val="left"/>
+        <w:tblInd w:w="720" w:type="dxa"/>
+        <w:tblLook w:firstRow="1" w:lastRow="0" w:firstColumn="0" w:lastColumn="0" w:noHBand="0" w:noVBand="0" w:val="0020"/>
+      </w:tblPr>
+      <w:tblGrid>
+        <w:gridCol w:w="3960"/>
+        <w:gridCol w:w="3960"/>
+      </w:tblGrid>
+      <w:tr>
+        <w:trPr>
+          <w:tblHeader w:val="on"/>
+        </w:trPr>
+        <w:tc>
+          <w:tcPr/>
+          <w:p>
+            <w:pPr>
+              <w:pStyle w:val="Compact"/>
+            </w:pPr>
+            <w:r>
+              <w:t xml:space="preserve">Библиотека</w:t>
+            </w:r>
+          </w:p>
+        </w:tc>
+        <w:tc>
+          <w:tcPr/>
+          <w:p>
+            <w:pPr>
+              <w:pStyle w:val="Compact"/>
+            </w:pPr>
+            <w:r>
+              <w:t xml:space="preserve">Для чего</w:t>
+            </w:r>
+          </w:p>
+        </w:tc>
+      </w:tr>
+      <w:tr>
+        <w:tc>
+          <w:tcPr/>
+          <w:p>
+            <w:pPr>
+              <w:pStyle w:val="Compact"/>
+            </w:pPr>
+            <w:r>
+              <w:t xml:space="preserve">numpy</w:t>
+            </w:r>
+          </w:p>
+        </w:tc>
+        <w:tc>
+          <w:tcPr/>
+          <w:p>
+            <w:pPr>
+              <w:pStyle w:val="Compact"/>
+            </w:pPr>
+            <w:r>
+              <w:t xml:space="preserve">массивы и вычисления</w:t>
+            </w:r>
+          </w:p>
+        </w:tc>
+      </w:tr>
+      <w:tr>
+        <w:tc>
+          <w:tcPr/>
+          <w:p>
+            <w:pPr>
+              <w:pStyle w:val="Compact"/>
+            </w:pPr>
+            <w:r>
+              <w:t xml:space="preserve">scipy</w:t>
+            </w:r>
+          </w:p>
+        </w:tc>
+        <w:tc>
+          <w:tcPr/>
+          <w:p>
+            <w:pPr>
+              <w:pStyle w:val="Compact"/>
+            </w:pPr>
+            <w:r>
+              <w:t xml:space="preserve">морфология, БПФ, интерполяция, чтение и запись .mat</w:t>
+            </w:r>
+          </w:p>
+        </w:tc>
+      </w:tr>
+      <w:tr>
+        <w:tc>
+          <w:tcPr/>
+          <w:p>
+            <w:pPr>
+              <w:pStyle w:val="Compact"/>
+            </w:pPr>
+            <w:r>
+              <w:t xml:space="preserve">scikit-image</w:t>
+            </w:r>
+          </w:p>
+        </w:tc>
+        <w:tc>
+          <w:tcPr/>
+          <w:p>
+            <w:pPr>
+              <w:pStyle w:val="Compact"/>
+            </w:pPr>
+            <w:r>
+              <w:t xml:space="preserve">обработка изображений (заливка, нумерация объектов)</w:t>
+            </w:r>
+          </w:p>
+        </w:tc>
+      </w:tr>
+      <w:tr>
+        <w:tc>
+          <w:tcPr/>
+          <w:p>
+            <w:pPr>
+              <w:pStyle w:val="Compact"/>
+            </w:pPr>
+            <w:r>
+              <w:t xml:space="preserve">pillow</w:t>
+            </w:r>
+          </w:p>
+        </w:tc>
+        <w:tc>
+          <w:tcPr/>
+          <w:p>
+            <w:pPr>
+              <w:pStyle w:val="Compact"/>
+            </w:pPr>
+            <w:r>
+              <w:t xml:space="preserve">чтение кадров (jpg, png, tif, bmp)</w:t>
+            </w:r>
+          </w:p>
+        </w:tc>
+      </w:tr>
+      <w:tr>
+        <w:tc>
+          <w:tcPr/>
+          <w:p>
+            <w:pPr>
+              <w:pStyle w:val="Compact"/>
+            </w:pPr>
+            <w:r>
+              <w:t xml:space="preserve">openpyxl</w:t>
+            </w:r>
+          </w:p>
+        </w:tc>
+        <w:tc>
+          <w:tcPr/>
+          <w:p>
+            <w:pPr>
+              <w:pStyle w:val="Compact"/>
+            </w:pPr>
+            <w:r>
+              <w:t xml:space="preserve">чтение таблицы записей xlsx</w:t>
+            </w:r>
+          </w:p>
+        </w:tc>
+      </w:tr>
+      <w:tr>
+        <w:tc>
+          <w:tcPr/>
+          <w:p>
+            <w:pPr>
+              <w:pStyle w:val="Compact"/>
+            </w:pPr>
+            <w:r>
+              <w:t xml:space="preserve">matplotlib</w:t>
+            </w:r>
+          </w:p>
+        </w:tc>
+        <w:tc>
+          <w:tcPr/>
+          <w:p>
+            <w:pPr>
+              <w:pStyle w:val="Compact"/>
+            </w:pPr>
+            <w:r>
+              <w:t xml:space="preserve">картинки и окно просмотра</w:t>
+            </w:r>
+          </w:p>
+        </w:tc>
+      </w:tr>
+    </w:tbl>
+    <w:p>
+      <w:pPr>
+        <w:numPr>
+          <w:ilvl w:val="0"/>
+          <w:numId w:val="1000"/>
+        </w:numPr>
+      </w:pPr>
+      <w:r>
+        <w:t xml:space="preserve">По желанию:</w:t>
+      </w:r>
+      <w:r>
+        <w:t xml:space="preserve"> </w:t>
+      </w:r>
+      <w:r>
+        <w:rPr>
+          <w:rStyle w:val="VerbatimChar"/>
+        </w:rPr>
+        <w:t xml:space="preserve">py -m pip install pytest</w:t>
+      </w:r>
+      <w:r>
+        <w:t xml:space="preserve"> </w:t>
+      </w:r>
+      <w:r>
+        <w:t xml:space="preserve">— для тестов,</w:t>
+      </w:r>
+      <w:r>
+        <w:t xml:space="preserve"> </w:t>
+      </w:r>
+      <w:r>
+        <w:rPr>
+          <w:rStyle w:val="VerbatimChar"/>
+        </w:rPr>
+        <w:t xml:space="preserve">py -m pip install pypandoc-binary</w:t>
+      </w:r>
+      <w:r>
+        <w:t xml:space="preserve"> </w:t>
+      </w:r>
+      <w:r>
+        <w:t xml:space="preserve">— для</w:t>
+      </w:r>
+      <w:r>
+        <w:t xml:space="preserve"> </w:t>
+      </w:r>
+      <w:r>
+        <w:t xml:space="preserve">пересборки Word-версий документации.</w:t>
+      </w:r>
+    </w:p>
+    <w:p>
+      <w:pPr>
+        <w:numPr>
+          <w:ilvl w:val="0"/>
+          <w:numId w:val="1002"/>
+        </w:numPr>
+      </w:pPr>
+      <w:r>
+        <w:t xml:space="preserve">Запуск — вместо</w:t>
+      </w:r>
+      <w:r>
+        <w:t xml:space="preserve"> </w:t>
+      </w:r>
+      <w:r>
+        <w:rPr>
+          <w:rStyle w:val="VerbatimChar"/>
+        </w:rPr>
+        <w:t xml:space="preserve">.venv\Scripts\python.exe</w:t>
+      </w:r>
+      <w:r>
+        <w:t xml:space="preserve"> </w:t>
+      </w:r>
+      <w:r>
+        <w:t xml:space="preserve">везде ниже писать</w:t>
+      </w:r>
+      <w:r>
+        <w:t xml:space="preserve"> </w:t>
+      </w:r>
+      <w:r>
+        <w:rPr>
+          <w:rStyle w:val="VerbatimChar"/>
+        </w:rPr>
+        <w:t xml:space="preserve">py</w:t>
+      </w:r>
+      <w:r>
+        <w:t xml:space="preserve">:</w:t>
+      </w:r>
+    </w:p>
+    <w:p>
+      <w:pPr>
+        <w:pStyle w:val="Compact"/>
+        <w:numPr>
+          <w:ilvl w:val="1"/>
+          <w:numId w:val="1003"/>
+        </w:numPr>
+      </w:pPr>
+      <w:r>
+        <w:t xml:space="preserve">из</w:t>
+      </w:r>
+      <w:r>
+        <w:t xml:space="preserve"> </w:t>
+      </w:r>
+      <w:r>
+        <w:rPr>
+          <w:b/>
+          <w:bCs/>
+        </w:rPr>
+        <w:t xml:space="preserve">IDLE</w:t>
+      </w:r>
+      <w:r>
+        <w:t xml:space="preserve">: File → Open →</w:t>
+      </w:r>
+      <w:r>
+        <w:t xml:space="preserve"> </w:t>
+      </w:r>
+      <w:r>
+        <w:rPr>
+          <w:rStyle w:val="VerbatimChar"/>
+        </w:rPr>
+        <w:t xml:space="preserve">main\st1_droplets_separation.py</w:t>
+      </w:r>
+      <w:r>
+        <w:t xml:space="preserve"> </w:t>
+      </w:r>
+      <w:r>
+        <w:t xml:space="preserve">→ Run → Run Module (F5); так же</w:t>
+      </w:r>
+      <w:r>
+        <w:t xml:space="preserve"> </w:t>
+      </w:r>
+      <w:r>
+        <w:rPr>
+          <w:rStyle w:val="VerbatimChar"/>
+        </w:rPr>
+        <w:t xml:space="preserve">main\st2_ptv.py</w:t>
+      </w:r>
+      <w:r>
+        <w:t xml:space="preserve">,</w:t>
+      </w:r>
+      <w:r>
+        <w:t xml:space="preserve"> </w:t>
+      </w:r>
+      <w:r>
+        <w:rPr>
+          <w:rStyle w:val="VerbatimChar"/>
+        </w:rPr>
+        <w:t xml:space="preserve">main\st4_droplets_in_area.py</w:t>
+      </w:r>
+      <w:r>
+        <w:t xml:space="preserve">,</w:t>
+      </w:r>
+      <w:r>
+        <w:t xml:space="preserve"> </w:t>
+      </w:r>
+      <w:r>
+        <w:rPr>
+          <w:rStyle w:val="VerbatimChar"/>
+        </w:rPr>
+        <w:t xml:space="preserve">tools\st1_viewer.py</w:t>
+      </w:r>
+      <w:r>
+        <w:t xml:space="preserve">. Из какой папки запущен</w:t>
+      </w:r>
+      <w:r>
+        <w:t xml:space="preserve"> </w:t>
+      </w:r>
+      <w:r>
+        <w:t xml:space="preserve">IDLE, неважно: скрипты сами находят папки</w:t>
+      </w:r>
+      <w:r>
+        <w:t xml:space="preserve"> </w:t>
+      </w:r>
+      <w:r>
+        <w:rPr>
+          <w:rStyle w:val="VerbatimChar"/>
+        </w:rPr>
+        <w:t xml:space="preserve">lib</w:t>
+      </w:r>
+      <w:r>
+        <w:t xml:space="preserve"> </w:t>
+      </w:r>
+      <w:r>
+        <w:t xml:space="preserve">и</w:t>
+      </w:r>
+      <w:r>
+        <w:t xml:space="preserve"> </w:t>
+      </w:r>
+      <w:r>
+        <w:rPr>
+          <w:rStyle w:val="VerbatimChar"/>
+        </w:rPr>
+        <w:t xml:space="preserve">experiments</w:t>
+      </w:r>
+      <w:r>
+        <w:t xml:space="preserve">;</w:t>
+      </w:r>
+    </w:p>
+    <w:p>
+      <w:pPr>
+        <w:pStyle w:val="Compact"/>
+        <w:numPr>
+          <w:ilvl w:val="1"/>
+          <w:numId w:val="1003"/>
+        </w:numPr>
+      </w:pPr>
+      <w:r>
+        <w:t xml:space="preserve">из</w:t>
+      </w:r>
+      <w:r>
+        <w:t xml:space="preserve"> </w:t>
+      </w:r>
+      <w:r>
+        <w:rPr>
+          <w:b/>
+          <w:bCs/>
+        </w:rPr>
+        <w:t xml:space="preserve">командной строки</w:t>
+      </w:r>
+      <w:r>
+        <w:t xml:space="preserve"> </w:t>
+      </w:r>
+      <w:r>
+        <w:t xml:space="preserve">в папке проекта:</w:t>
+      </w:r>
+      <w:r>
+        <w:t xml:space="preserve"> </w:t>
+      </w:r>
+      <w:r>
+        <w:rPr>
+          <w:rStyle w:val="VerbatimChar"/>
+        </w:rPr>
+        <w:t xml:space="preserve">py main\st1_droplets_separation.py</w:t>
+      </w:r>
+      <w:r>
+        <w:t xml:space="preserve"> </w:t>
+      </w:r>
+      <w:r>
+        <w:t xml:space="preserve">и т. д.;</w:t>
+      </w:r>
+      <w:r>
+        <w:t xml:space="preserve"> </w:t>
+      </w:r>
+      <w:r>
+        <w:t xml:space="preserve">тесты —</w:t>
+      </w:r>
+      <w:r>
+        <w:t xml:space="preserve"> </w:t>
+      </w:r>
+      <w:r>
+        <w:rPr>
+          <w:rStyle w:val="VerbatimChar"/>
+        </w:rPr>
+        <w:t xml:space="preserve">py -B -m pytest</w:t>
+      </w:r>
+      <w:r>
+        <w:t xml:space="preserve">, Word-версии документации —</w:t>
+      </w:r>
+      <w:r>
+        <w:t xml:space="preserve"> </w:t>
+      </w:r>
+      <w:r>
+        <w:rPr>
+          <w:rStyle w:val="VerbatimChar"/>
+        </w:rPr>
+        <w:t xml:space="preserve">py tools\make_docx.py</w:t>
+      </w:r>
+      <w:r>
+        <w:t xml:space="preserve">.</w:t>
+      </w:r>
+    </w:p>
+    <w:p>
+      <w:pPr>
+        <w:numPr>
+          <w:ilvl w:val="0"/>
+          <w:numId w:val="1000"/>
+        </w:numPr>
+      </w:pPr>
+      <w:r>
+        <w:t xml:space="preserve">Запуск из IDLE пока не проверялся. Окно просмотра (</w:t>
+      </w:r>
+      <w:r>
+        <w:rPr>
+          <w:rStyle w:val="VerbatimChar"/>
+        </w:rPr>
+        <w:t xml:space="preserve">tools\st1_viewer.py</w:t>
+      </w:r>
+      <w:r>
+        <w:t xml:space="preserve">) считает кадры в нескольких</w:t>
+      </w:r>
+      <w:r>
+        <w:t xml:space="preserve"> </w:t>
+      </w:r>
+      <w:r>
+        <w:t xml:space="preserve">процессах — если из IDLE оно поведёт себя странно, запустите его из командной строки.</w:t>
+      </w:r>
+    </w:p>
+    <w:bookmarkEnd w:id="16"/>
+    <w:bookmarkEnd w:id="17"/>
+    <w:bookmarkStart w:id="18" w:name="как-запустить"/>
+    <w:p>
+      <w:pPr>
+        <w:pStyle w:val="Heading2"/>
+      </w:pPr>
+      <w:r>
+        <w:t xml:space="preserve">Как запустить</w:t>
+      </w:r>
+    </w:p>
+    <w:p>
+      <w:pPr>
+        <w:pStyle w:val="Compact"/>
+        <w:numPr>
+          <w:ilvl w:val="0"/>
+          <w:numId w:val="1004"/>
+        </w:numPr>
+      </w:pPr>
+      <w:r>
+        <w:t xml:space="preserve">В</w:t>
+      </w:r>
+      <w:r>
+        <w:t xml:space="preserve"> </w:t>
+      </w:r>
+      <w:r>
+        <w:rPr>
+          <w:rStyle w:val="VerbatimChar"/>
+        </w:rPr>
+        <w:t xml:space="preserve">experiments/current.py</w:t>
+      </w:r>
+      <w:r>
+        <w:t xml:space="preserve"> </w:t>
+      </w:r>
+      <w:r>
+        <w:t xml:space="preserve">указать эксперимент (имя папки в</w:t>
+      </w:r>
+      <w:r>
+        <w:t xml:space="preserve"> </w:t>
+      </w:r>
+      <w:r>
+        <w:rPr>
+          <w:rStyle w:val="VerbatimChar"/>
+        </w:rPr>
+        <w:t xml:space="preserve">experiments/</w:t>
+      </w:r>
+      <w:r>
+        <w:t xml:space="preserve">).</w:t>
+      </w:r>
+    </w:p>
+    <w:p>
+      <w:pPr>
+        <w:pStyle w:val="Compact"/>
+        <w:numPr>
+          <w:ilvl w:val="0"/>
+          <w:numId w:val="1004"/>
+        </w:numPr>
+      </w:pPr>
+      <w:r>
+        <w:t xml:space="preserve">Проверить его</w:t>
+      </w:r>
+      <w:r>
+        <w:t xml:space="preserve"> </w:t>
+      </w:r>
+      <w:r>
+        <w:rPr>
+          <w:rStyle w:val="VerbatimChar"/>
+        </w:rPr>
+        <w:t xml:space="preserve">settings.py</w:t>
+      </w:r>
+      <w:r>
+        <w:t xml:space="preserve">: пути к картинкам, таблице записей и папке результатов, какие записи</w:t>
+      </w:r>
+      <w:r>
+        <w:t xml:space="preserve"> </w:t>
+      </w:r>
+      <w:r>
+        <w:t xml:space="preserve">обрабатывать.</w:t>
+      </w:r>
+    </w:p>
+    <w:p>
+      <w:pPr>
+        <w:pStyle w:val="Compact"/>
+        <w:numPr>
+          <w:ilvl w:val="0"/>
+          <w:numId w:val="1004"/>
+        </w:numPr>
+      </w:pPr>
+      <w:r>
+        <w:t xml:space="preserve">По очереди запустить из папки проекта:</w:t>
+      </w:r>
+    </w:p>
+    <w:p>
+      <w:pPr>
+        <w:pStyle w:val="SourceCode"/>
+        <w:numPr>
+          <w:ilvl w:val="0"/>
+          <w:numId w:val="1000"/>
+        </w:numPr>
+      </w:pPr>
+      <w:r>
+        <w:rPr>
+          <w:rStyle w:val="VerbatimChar"/>
+        </w:rPr>
         <w:t xml:space="preserve">.venv\Scripts\python.exe main\st1_droplets_separation.py</w:t>
       </w:r>
       <w:r>
@@ -674,8 +1271,8 @@
         <w:t xml:space="preserve">в консоль; ошибка в одной записи не останавливает остальные.</w:t>
       </w:r>
     </w:p>
-    <w:bookmarkEnd w:id="15"/>
-    <w:bookmarkStart w:id="16" w:name="просмотр-кадров-и-подбор-порогов-st1"/>
+    <w:bookmarkEnd w:id="18"/>
+    <w:bookmarkStart w:id="19" w:name="просмотр-кадров-и-подбор-порогов-st1"/>
     <w:p>
       <w:pPr>
         <w:pStyle w:val="Heading2"/>
@@ -1015,8 +1612,8 @@
         <w:t xml:space="preserve">.</w:t>
       </w:r>
     </w:p>
-    <w:bookmarkEnd w:id="16"/>
-    <w:bookmarkStart w:id="17" w:name="устройство-проекта"/>
+    <w:bookmarkEnd w:id="19"/>
+    <w:bookmarkStart w:id="20" w:name="устройство-проекта"/>
     <w:p>
       <w:pPr>
         <w:pStyle w:val="Heading2"/>
@@ -1264,8 +1861,8 @@
         <w:t xml:space="preserve">Код менять не нужно.</w:t>
       </w:r>
     </w:p>
-    <w:bookmarkEnd w:id="17"/>
-    <w:bookmarkStart w:id="18" w:name="таблица-записей-xlsx"/>
+    <w:bookmarkEnd w:id="20"/>
+    <w:bookmarkStart w:id="21" w:name="таблица-записей-xlsx"/>
     <w:p>
       <w:pPr>
         <w:pStyle w:val="Heading2"/>
@@ -1656,8 +2253,8 @@
         </w:tc>
       </w:tr>
     </w:tbl>
-    <w:bookmarkEnd w:id="18"/>
-    <w:bookmarkStart w:id="19" w:name="результаты"/>
+    <w:bookmarkEnd w:id="21"/>
+    <w:bookmarkStart w:id="22" w:name="результаты"/>
     <w:p>
       <w:pPr>
         <w:pStyle w:val="Heading2"/>
@@ -1837,8 +2434,8 @@
         <w:t xml:space="preserve">в MATLAB.</w:t>
       </w:r>
     </w:p>
-    <w:bookmarkEnd w:id="19"/>
-    <w:bookmarkStart w:id="20" w:name="проверки"/>
+    <w:bookmarkEnd w:id="22"/>
+    <w:bookmarkStart w:id="23" w:name="проверки"/>
     <w:p>
       <w:pPr>
         <w:pStyle w:val="Heading2"/>
@@ -1852,7 +2449,7 @@
         <w:pStyle w:val="Compact"/>
         <w:numPr>
           <w:ilvl w:val="0"/>
-          <w:numId w:val="1003"/>
+          <w:numId w:val="1005"/>
         </w:numPr>
       </w:pPr>
       <w:r>
@@ -1879,7 +2476,7 @@
         <w:pStyle w:val="Compact"/>
         <w:numPr>
           <w:ilvl w:val="0"/>
-          <w:numId w:val="1003"/>
+          <w:numId w:val="1005"/>
         </w:numPr>
       </w:pPr>
       <w:r>
@@ -1916,8 +2513,8 @@
         <w:t xml:space="preserve">в settings).</w:t>
       </w:r>
     </w:p>
-    <w:bookmarkEnd w:id="20"/>
-    <w:bookmarkStart w:id="21" w:name="отличия-от-matlab"/>
+    <w:bookmarkEnd w:id="23"/>
+    <w:bookmarkStart w:id="24" w:name="отличия-от-matlab"/>
     <w:p>
       <w:pPr>
         <w:pStyle w:val="Heading2"/>
@@ -1985,7 +2582,7 @@
         <w:pStyle w:val="Compact"/>
         <w:numPr>
           <w:ilvl w:val="0"/>
-          <w:numId w:val="1004"/>
+          <w:numId w:val="1006"/>
         </w:numPr>
       </w:pPr>
       <w:r>
@@ -2003,7 +2600,7 @@
         <w:pStyle w:val="Compact"/>
         <w:numPr>
           <w:ilvl w:val="0"/>
-          <w:numId w:val="1004"/>
+          <w:numId w:val="1006"/>
         </w:numPr>
       </w:pPr>
       <w:r>
@@ -2021,15 +2618,15 @@
         <w:pStyle w:val="Compact"/>
         <w:numPr>
           <w:ilvl w:val="0"/>
-          <w:numId w:val="1004"/>
+          <w:numId w:val="1006"/>
         </w:numPr>
       </w:pPr>
       <w:r>
         <w:t xml:space="preserve">Пороги st1 для clear water 3 не восстановлены (взяты из скрипта для v4_Zot_new).</w:t>
       </w:r>
     </w:p>
-    <w:bookmarkEnd w:id="21"/>
-    <w:bookmarkEnd w:id="22"/>
+    <w:bookmarkEnd w:id="24"/>
+    <w:bookmarkEnd w:id="25"/>
     <w:sectPr>
       <w:footnotePr>
         <w:numRestart w:val="eachSect"/>
@@ -2395,6 +2992,39 @@
     <w:abstractNumId w:val="991"/>
   </w:num>
   <w:num w:numId="1004">
+    <w:abstractNumId w:val="99411"/>
+    <w:lvlOverride w:ilvl="0">
+      <w:startOverride w:val="1"/>
+    </w:lvlOverride>
+    <w:lvlOverride w:ilvl="1">
+      <w:startOverride w:val="1"/>
+    </w:lvlOverride>
+    <w:lvlOverride w:ilvl="2">
+      <w:startOverride w:val="1"/>
+    </w:lvlOverride>
+    <w:lvlOverride w:ilvl="3">
+      <w:startOverride w:val="1"/>
+    </w:lvlOverride>
+    <w:lvlOverride w:ilvl="4">
+      <w:startOverride w:val="1"/>
+    </w:lvlOverride>
+    <w:lvlOverride w:ilvl="5">
+      <w:startOverride w:val="1"/>
+    </w:lvlOverride>
+    <w:lvlOverride w:ilvl="6">
+      <w:startOverride w:val="1"/>
+    </w:lvlOverride>
+    <w:lvlOverride w:ilvl="7">
+      <w:startOverride w:val="1"/>
+    </w:lvlOverride>
+    <w:lvlOverride w:ilvl="8">
+      <w:startOverride w:val="1"/>
+    </w:lvlOverride>
+  </w:num>
+  <w:num w:numId="1005">
+    <w:abstractNumId w:val="991"/>
+  </w:num>
+  <w:num w:numId="1006">
     <w:abstractNumId w:val="991"/>
   </w:num>
 </w:numbering>

--- a/docx/README.docx
+++ b/docx/README.docx
@@ -2,7 +2,7 @@
 <file path=word/document.xml><?xml version="1.0" encoding="utf-8"?>
 <w:document xmlns:w="http://schemas.openxmlformats.org/wordprocessingml/2006/main" xmlns:m="http://schemas.openxmlformats.org/officeDocument/2006/math" xmlns:r="http://schemas.openxmlformats.org/officeDocument/2006/relationships" xmlns:o="urn:schemas-microsoft-com:office:office" xmlns:v="urn:schemas-microsoft-com:vml" xmlns:w10="urn:schemas-microsoft-com:office:word" xmlns:a="http://schemas.openxmlformats.org/drawingml/2006/main" xmlns:pic="http://schemas.openxmlformats.org/drawingml/2006/picture" xmlns:wp="http://schemas.openxmlformats.org/drawingml/2006/wordprocessingDrawing">
   <w:body>
-    <w:bookmarkStart w:id="25" w:name="обработка-высокоскоростной-съёмки-капель"/>
+    <w:bookmarkStart w:id="29" w:name="обработка-высокоскоростной-съёмки-капель"/>
     <w:p>
       <w:pPr>
         <w:pStyle w:val="Heading1"/>
@@ -631,7 +631,7 @@
         <w:rPr>
           <w:rStyle w:val="VerbatimChar"/>
         </w:rPr>
-        <w:t xml:space="preserve">py -m pip install numpy==2.5.3 scipy==1.18.1 scikit-image==0.26.0 pillow==12.3.0 openpyxl==3.1.5 matplotlib==3.11.2</w:t>
+        <w:t xml:space="preserve">py -m pip install numpy==2.5.3 scipy==1.18.1 scikit-image==0.26.0 pillow==12.3.0 openpyxl==3.1.5 matplotlib==3.11.2 pyside6-essentials==6.12.0 pyqtgraph==0.14.0</w:t>
       </w:r>
     </w:p>
     <w:p>
@@ -805,7 +805,7 @@
               <w:pStyle w:val="Compact"/>
             </w:pPr>
             <w:r>
-              <w:t xml:space="preserve">чтение таблицы записей xlsx</w:t>
+              <w:t xml:space="preserve">чтение и запись таблицы записей xlsx</w:t>
             </w:r>
           </w:p>
         </w:tc>
@@ -830,6 +830,54 @@
             </w:pPr>
             <w:r>
               <w:t xml:space="preserve">картинки и окно просмотра</w:t>
+            </w:r>
+          </w:p>
+        </w:tc>
+      </w:tr>
+      <w:tr>
+        <w:tc>
+          <w:tcPr/>
+          <w:p>
+            <w:pPr>
+              <w:pStyle w:val="Compact"/>
+            </w:pPr>
+            <w:r>
+              <w:t xml:space="preserve">pyside6-essentials</w:t>
+            </w:r>
+          </w:p>
+        </w:tc>
+        <w:tc>
+          <w:tcPr/>
+          <w:p>
+            <w:pPr>
+              <w:pStyle w:val="Compact"/>
+            </w:pPr>
+            <w:r>
+              <w:t xml:space="preserve">окна приложения (Qt)</w:t>
+            </w:r>
+          </w:p>
+        </w:tc>
+      </w:tr>
+      <w:tr>
+        <w:tc>
+          <w:tcPr/>
+          <w:p>
+            <w:pPr>
+              <w:pStyle w:val="Compact"/>
+            </w:pPr>
+            <w:r>
+              <w:t xml:space="preserve">pyqtgraph</w:t>
+            </w:r>
+          </w:p>
+        </w:tc>
+        <w:tc>
+          <w:tcPr/>
+          <w:p>
+            <w:pPr>
+              <w:pStyle w:val="Compact"/>
+            </w:pPr>
+            <w:r>
+              <w:t xml:space="preserve">быстрый показ кадров в приложении</w:t>
             </w:r>
           </w:p>
         </w:tc>
@@ -993,13 +1041,25 @@
         <w:t xml:space="preserve">tools\st1_viewer.py</w:t>
       </w:r>
       <w:r>
-        <w:t xml:space="preserve">. Из какой папки запущен</w:t>
-      </w:r>
-      <w:r>
-        <w:t xml:space="preserve"> </w:t>
-      </w:r>
-      <w:r>
-        <w:t xml:space="preserve">IDLE, неважно: скрипты сами находят папки</w:t>
+        <w:t xml:space="preserve">,</w:t>
+      </w:r>
+      <w:r>
+        <w:t xml:space="preserve"> </w:t>
+      </w:r>
+      <w:r>
+        <w:rPr>
+          <w:rStyle w:val="VerbatimChar"/>
+        </w:rPr>
+        <w:t xml:space="preserve">app\run.py</w:t>
+      </w:r>
+      <w:r>
+        <w:t xml:space="preserve">. Из какой папки</w:t>
+      </w:r>
+      <w:r>
+        <w:t xml:space="preserve"> </w:t>
+      </w:r>
+      <w:r>
+        <w:t xml:space="preserve">запущен IDLE, неважно: скрипты сами находят папки</w:t>
       </w:r>
       <w:r>
         <w:t xml:space="preserve"> </w:t>
@@ -1119,13 +1179,28 @@
         <w:t xml:space="preserve">tools\st1_viewer.py</w:t>
       </w:r>
       <w:r>
-        <w:t xml:space="preserve">) считает кадры в нескольких</w:t>
-      </w:r>
-      <w:r>
-        <w:t xml:space="preserve"> </w:t>
-      </w:r>
-      <w:r>
-        <w:t xml:space="preserve">процессах — если из IDLE оно поведёт себя странно, запустите его из командной строки.</w:t>
+        <w:t xml:space="preserve">) и приложение (</w:t>
+      </w:r>
+      <w:r>
+        <w:rPr>
+          <w:rStyle w:val="VerbatimChar"/>
+        </w:rPr>
+        <w:t xml:space="preserve">app\run.py</w:t>
+      </w:r>
+      <w:r>
+        <w:t xml:space="preserve">)</w:t>
+      </w:r>
+      <w:r>
+        <w:t xml:space="preserve"> </w:t>
+      </w:r>
+      <w:r>
+        <w:t xml:space="preserve">считают кадры в нескольких процессах — если из IDLE они поведут себя странно, запустите их из командной</w:t>
+      </w:r>
+      <w:r>
+        <w:t xml:space="preserve"> </w:t>
+      </w:r>
+      <w:r>
+        <w:t xml:space="preserve">строки.</w:t>
       </w:r>
     </w:p>
     <w:bookmarkEnd w:id="16"/>
@@ -1271,14 +1346,22 @@
         <w:t xml:space="preserve">в консоль; ошибка в одной записи не останавливает остальные.</w:t>
       </w:r>
     </w:p>
+    <w:p>
+      <w:pPr>
+        <w:pStyle w:val="FirstParagraph"/>
+      </w:pPr>
+      <w:r>
+        <w:t xml:space="preserve">То же можно делать в приложении (ниже, вкладка «Запуск»): отметить записи и стадии и нажать «Запустить».</w:t>
+      </w:r>
+    </w:p>
     <w:bookmarkEnd w:id="18"/>
-    <w:bookmarkStart w:id="19" w:name="просмотр-кадров-и-подбор-порогов-st1"/>
+    <w:bookmarkStart w:id="22" w:name="X0435e715a18a0a56675793f254d53358245937a"/>
     <w:p>
       <w:pPr>
         <w:pStyle w:val="Heading2"/>
       </w:pPr>
       <w:r>
-        <w:t xml:space="preserve">Просмотр кадров и подбор порогов st1</w:t>
+        <w:t xml:space="preserve">Приложение: записи, таблица, пороги, запуск стадий, результаты</w:t>
       </w:r>
     </w:p>
     <w:p>
@@ -1289,7 +1372,7 @@
         <w:rPr>
           <w:rStyle w:val="VerbatimChar"/>
         </w:rPr>
-        <w:t xml:space="preserve">.venv\Scripts\python.exe tools\st1_viewer.py</w:t>
+        <w:t xml:space="preserve">.venv\Scripts\python.exe app\run.py</w:t>
       </w:r>
     </w:p>
     <w:p>
@@ -1297,504 +1380,1647 @@
         <w:pStyle w:val="FirstParagraph"/>
       </w:pPr>
       <w:r>
-        <w:t xml:space="preserve">Окно для записей текущего эксперимента. Виды:</w:t>
-      </w:r>
-      <w:r>
-        <w:t xml:space="preserve"> </w:t>
-      </w:r>
-      <w:r>
-        <w:rPr>
-          <w:rStyle w:val="VerbatimChar"/>
-        </w:rPr>
-        <w:t xml:space="preserve">1</w:t>
-      </w:r>
-      <w:r>
-        <w:t xml:space="preserve"> </w:t>
-      </w:r>
-      <w:r>
-        <w:t xml:space="preserve">— исходный кадр;</w:t>
-      </w:r>
-      <w:r>
-        <w:t xml:space="preserve"> </w:t>
-      </w:r>
-      <w:r>
-        <w:rPr>
-          <w:rStyle w:val="VerbatimChar"/>
-        </w:rPr>
-        <w:t xml:space="preserve">2</w:t>
-      </w:r>
-      <w:r>
-        <w:t xml:space="preserve"> </w:t>
-      </w:r>
-      <w:r>
-        <w:t xml:space="preserve">— кадр без рима и воды (закрашенное подсвечено сиреневым);</w:t>
-      </w:r>
-      <w:r>
-        <w:t xml:space="preserve"> </w:t>
-      </w:r>
-      <w:r>
-        <w:rPr>
-          <w:rStyle w:val="VerbatimChar"/>
-        </w:rPr>
-        <w:t xml:space="preserve">3</w:t>
-      </w:r>
-      <w:r>
-        <w:t xml:space="preserve"> </w:t>
-      </w:r>
-      <w:r>
-        <w:t xml:space="preserve">— капли (Python — красные круги, MATLAB — голубые, если задан</w:t>
-      </w:r>
-      <w:r>
-        <w:t xml:space="preserve"> </w:t>
-      </w:r>
-      <w:r>
-        <w:rPr>
-          <w:rStyle w:val="VerbatimChar"/>
-        </w:rPr>
-        <w:t xml:space="preserve">MATLAB_RESULTS_DIR</w:t>
-      </w:r>
-      <w:r>
-        <w:t xml:space="preserve">);</w:t>
-      </w:r>
-      <w:r>
-        <w:t xml:space="preserve"> </w:t>
-      </w:r>
-      <w:r>
-        <w:rPr>
-          <w:rStyle w:val="VerbatimChar"/>
-        </w:rPr>
-        <w:t xml:space="preserve">4</w:t>
-      </w:r>
-      <w:r>
-        <w:t xml:space="preserve"> </w:t>
-      </w:r>
-      <w:r>
-        <w:t xml:space="preserve">— смещения PIV поверх кадра;</w:t>
-      </w:r>
-      <w:r>
-        <w:t xml:space="preserve"> </w:t>
-      </w:r>
-      <w:r>
-        <w:rPr>
-          <w:rStyle w:val="VerbatimChar"/>
-        </w:rPr>
-        <w:t xml:space="preserve">5</w:t>
-      </w:r>
-      <w:r>
-        <w:t xml:space="preserve"> </w:t>
-      </w:r>
-      <w:r>
-        <w:t xml:space="preserve">— PIV как в MATLAB (клетки — скорость в м/с, красные стрелки —</w:t>
-      </w:r>
-      <w:r>
-        <w:t xml:space="preserve"> </w:t>
-      </w:r>
-      <w:r>
-        <w:t xml:space="preserve">PIV, синие — скорость капель).</w:t>
-      </w:r>
-    </w:p>
-    <w:p>
-      <w:pPr>
-        <w:pStyle w:val="BodyText"/>
-      </w:pPr>
-      <w:r>
-        <w:t xml:space="preserve">Клавиши:</w:t>
-      </w:r>
-      <w:r>
-        <w:t xml:space="preserve"> </w:t>
-      </w:r>
-      <w:r>
-        <w:rPr>
-          <w:rStyle w:val="VerbatimChar"/>
-        </w:rPr>
-        <w:t xml:space="preserve">←</w:t>
-      </w:r>
-      <w:r>
-        <w:t xml:space="preserve"> </w:t>
-      </w:r>
-      <w:r>
-        <w:rPr>
-          <w:rStyle w:val="VerbatimChar"/>
-        </w:rPr>
-        <w:t xml:space="preserve">→</w:t>
-      </w:r>
-      <w:r>
-        <w:t xml:space="preserve"> </w:t>
-      </w:r>
-      <w:r>
-        <w:t xml:space="preserve">— кадр, если держать — слайдшоу;</w:t>
-      </w:r>
-      <w:r>
-        <w:t xml:space="preserve"> </w:t>
-      </w:r>
-      <w:r>
-        <w:rPr>
-          <w:rStyle w:val="VerbatimChar"/>
-        </w:rPr>
-        <w:t xml:space="preserve">Пробел</w:t>
-      </w:r>
-      <w:r>
-        <w:t xml:space="preserve"> </w:t>
-      </w:r>
-      <w:r>
-        <w:t xml:space="preserve">— слайдшоу пуск/стоп;</w:t>
-      </w:r>
-      <w:r>
-        <w:t xml:space="preserve"> </w:t>
-      </w:r>
-      <w:r>
-        <w:rPr>
-          <w:rStyle w:val="VerbatimChar"/>
-        </w:rPr>
-        <w:t xml:space="preserve">Home</w:t>
-      </w:r>
-      <w:r>
-        <w:t xml:space="preserve"> </w:t>
-      </w:r>
-      <w:r>
-        <w:rPr>
-          <w:rStyle w:val="VerbatimChar"/>
-        </w:rPr>
-        <w:t xml:space="preserve">End</w:t>
-      </w:r>
-      <w:r>
-        <w:t xml:space="preserve"> </w:t>
-      </w:r>
-      <w:r>
-        <w:t xml:space="preserve">—</w:t>
-      </w:r>
-      <w:r>
-        <w:t xml:space="preserve"> </w:t>
-      </w:r>
-      <w:r>
-        <w:t xml:space="preserve">первый/последний кадр;</w:t>
-      </w:r>
-      <w:r>
-        <w:t xml:space="preserve"> </w:t>
-      </w:r>
-      <w:r>
-        <w:rPr>
-          <w:rStyle w:val="VerbatimChar"/>
-        </w:rPr>
-        <w:t xml:space="preserve">PgUp</w:t>
-      </w:r>
-      <w:r>
-        <w:t xml:space="preserve"> </w:t>
-      </w:r>
-      <w:r>
-        <w:rPr>
-          <w:rStyle w:val="VerbatimChar"/>
-        </w:rPr>
-        <w:t xml:space="preserve">PgDn</w:t>
-      </w:r>
-      <w:r>
-        <w:t xml:space="preserve"> </w:t>
-      </w:r>
-      <w:r>
-        <w:t xml:space="preserve">— запись;</w:t>
-      </w:r>
-      <w:r>
-        <w:t xml:space="preserve"> </w:t>
-      </w:r>
-      <w:r>
-        <w:rPr>
-          <w:rStyle w:val="VerbatimChar"/>
-        </w:rPr>
-        <w:t xml:space="preserve">M</w:t>
-      </w:r>
-      <w:r>
-        <w:t xml:space="preserve"> </w:t>
-      </w:r>
-      <w:r>
-        <w:t xml:space="preserve">— капли MATLAB вкл/выкл. Увеличение — лупа на</w:t>
-      </w:r>
-      <w:r>
-        <w:t xml:space="preserve"> </w:t>
-      </w:r>
-      <w:r>
-        <w:t xml:space="preserve">панели окна. Кадры записи считаются заранее в фоне на всех ядрах, кроме одного (в заголовке —</w:t>
-      </w:r>
-      <w:r>
-        <w:t xml:space="preserve"> </w:t>
-      </w:r>
-      <w:r>
-        <w:t xml:space="preserve">«посчитано N из M»); полный st1 запускать не нужно.</w:t>
-      </w:r>
-    </w:p>
-    <w:p>
-      <w:pPr>
-        <w:pStyle w:val="BodyText"/>
-      </w:pPr>
-      <w:r>
-        <w:t xml:space="preserve">Подбор порогов «на глаз»: поменять число в</w:t>
-      </w:r>
-      <w:r>
-        <w:t xml:space="preserve"> </w:t>
-      </w:r>
-      <w:r>
-        <w:rPr>
-          <w:rStyle w:val="VerbatimChar"/>
-        </w:rPr>
-        <w:t xml:space="preserve">thresholds.py</w:t>
-      </w:r>
-      <w:r>
-        <w:t xml:space="preserve">, сохранить, нажать</w:t>
-      </w:r>
-      <w:r>
-        <w:t xml:space="preserve"> </w:t>
-      </w:r>
-      <w:r>
-        <w:rPr>
-          <w:rStyle w:val="VerbatimChar"/>
-        </w:rPr>
-        <w:t xml:space="preserve">R</w:t>
-      </w:r>
-      <w:r>
-        <w:t xml:space="preserve"> </w:t>
-      </w:r>
-      <w:r>
-        <w:t xml:space="preserve">в окне —</w:t>
-      </w:r>
-      <w:r>
-        <w:t xml:space="preserve"> </w:t>
-      </w:r>
-      <w:r>
-        <w:t xml:space="preserve">запись пересчитается с новыми порогами. Когда картинка устраивает — запустить st1.</w:t>
-      </w:r>
-    </w:p>
-    <w:p>
-      <w:pPr>
-        <w:pStyle w:val="BodyText"/>
-      </w:pPr>
-      <w:r>
-        <w:t xml:space="preserve">Что рисуется и как считается —</w:t>
-      </w:r>
-      <w:r>
-        <w:t xml:space="preserve"> </w:t>
-      </w:r>
-      <w:r>
-        <w:rPr>
-          <w:rStyle w:val="VerbatimChar"/>
-        </w:rPr>
-        <w:t xml:space="preserve">lib/st1/preview.py</w:t>
-      </w:r>
-      <w:r>
-        <w:t xml:space="preserve">, окно, клавиши и слайдшоу —</w:t>
-      </w:r>
-      <w:r>
-        <w:t xml:space="preserve"> </w:t>
-      </w:r>
-      <w:r>
-        <w:rPr>
-          <w:rStyle w:val="VerbatimChar"/>
-        </w:rPr>
-        <w:t xml:space="preserve">tools/st1_viewer.py</w:t>
-      </w:r>
-      <w:r>
-        <w:t xml:space="preserve">.</w:t>
-      </w:r>
-      <w:r>
-        <w:t xml:space="preserve"> </w:t>
-      </w:r>
-      <w:r>
-        <w:t xml:space="preserve">Другой способ просмотра (серия PNG, видео, картинки во время st1) — новая короткая оболочка над</w:t>
-      </w:r>
-      <w:r>
-        <w:t xml:space="preserve"> </w:t>
-      </w:r>
-      <w:r>
-        <w:rPr>
-          <w:rStyle w:val="VerbatimChar"/>
-        </w:rPr>
-        <w:t xml:space="preserve">preview.py</w:t>
-      </w:r>
-      <w:r>
-        <w:t xml:space="preserve">.</w:t>
-      </w:r>
-    </w:p>
-    <w:bookmarkEnd w:id="19"/>
-    <w:bookmarkStart w:id="20" w:name="устройство-проекта"/>
-    <w:p>
-      <w:pPr>
-        <w:pStyle w:val="Heading2"/>
-      </w:pPr>
-      <w:r>
-        <w:t xml:space="preserve">Устройство проекта</w:t>
-      </w:r>
-    </w:p>
-    <w:p>
-      <w:pPr>
-        <w:pStyle w:val="SourceCode"/>
-      </w:pPr>
-      <w:r>
-        <w:rPr>
-          <w:rStyle w:val="VerbatimChar"/>
-        </w:rPr>
-        <w:t xml:space="preserve">main/                     три скрипта стадий — запускаются, не правятся</w:t>
-      </w:r>
-      <w:r>
-        <w:br/>
-      </w:r>
-      <w:r>
-        <w:rPr>
-          <w:rStyle w:val="VerbatimChar"/>
-        </w:rPr>
-        <w:t xml:space="preserve">tools/st1_viewer.py       окно просмотра кадров st1 и подбора порогов</w:t>
-      </w:r>
-      <w:r>
-        <w:br/>
-      </w:r>
-      <w:r>
-        <w:rPr>
-          <w:rStyle w:val="VerbatimChar"/>
-        </w:rPr>
-        <w:t xml:space="preserve">experiments/</w:t>
-      </w:r>
-      <w:r>
-        <w:br/>
-      </w:r>
-      <w:r>
-        <w:rPr>
-          <w:rStyle w:val="VerbatimChar"/>
-        </w:rPr>
-        <w:t xml:space="preserve">    current.py            какой эксперимент обрабатываем</w:t>
-      </w:r>
-      <w:r>
-        <w:br/>
-      </w:r>
-      <w:r>
-        <w:rPr>
-          <w:rStyle w:val="VerbatimChar"/>
-        </w:rPr>
-        <w:t xml:space="preserve">    &lt;эксперимент&gt;/</w:t>
-      </w:r>
-      <w:r>
-        <w:br/>
-      </w:r>
-      <w:r>
-        <w:rPr>
-          <w:rStyle w:val="VerbatimChar"/>
-        </w:rPr>
-        <w:t xml:space="preserve">        settings.py       пути, масштаб, fps, какие записи, области поиска st4</w:t>
-      </w:r>
-      <w:r>
-        <w:br/>
-      </w:r>
-      <w:r>
-        <w:rPr>
-          <w:rStyle w:val="VerbatimChar"/>
-        </w:rPr>
-        <w:t xml:space="preserve">        thresholds.py     пороги алгоритмов (с комментариями)</w:t>
-      </w:r>
-      <w:r>
-        <w:br/>
-      </w:r>
-      <w:r>
-        <w:rPr>
-          <w:rStyle w:val="VerbatimChar"/>
-        </w:rPr>
-        <w:t xml:space="preserve">lib/                      вся обработка</w:t>
-      </w:r>
-      <w:r>
-        <w:br/>
-      </w:r>
-      <w:r>
-        <w:rPr>
-          <w:rStyle w:val="VerbatimChar"/>
-        </w:rPr>
-        <w:t xml:space="preserve">    common/records.py     таблица записей, выбор записей, общий цикл стадии</w:t>
-      </w:r>
-      <w:r>
-        <w:br/>
-      </w:r>
-      <w:r>
-        <w:rPr>
-          <w:rStyle w:val="VerbatimChar"/>
-        </w:rPr>
-        <w:t xml:space="preserve">    common/files.py       чтение кадров, запись .mat и .dat</w:t>
-      </w:r>
-      <w:r>
-        <w:br/>
-      </w:r>
-      <w:r>
-        <w:rPr>
-          <w:rStyle w:val="VerbatimChar"/>
-        </w:rPr>
-        <w:t xml:space="preserve">    st1/droplets.py       удаление рима, поиск капель</w:t>
-      </w:r>
-      <w:r>
-        <w:br/>
-      </w:r>
-      <w:r>
-        <w:rPr>
-          <w:rStyle w:val="VerbatimChar"/>
-        </w:rPr>
-        <w:t xml:space="preserve">    st1/image_ops.py      операции над изображениями (как в MATLAB)</w:t>
-      </w:r>
-      <w:r>
-        <w:br/>
-      </w:r>
-      <w:r>
-        <w:rPr>
-          <w:rStyle w:val="VerbatimChar"/>
-        </w:rPr>
-        <w:t xml:space="preserve">    st1/piv.py            PIV и его фильтрация</w:t>
-      </w:r>
-      <w:r>
-        <w:br/>
-      </w:r>
-      <w:r>
-        <w:rPr>
-          <w:rStyle w:val="VerbatimChar"/>
-        </w:rPr>
-        <w:t xml:space="preserve">    st1/velocity.py       скорость PIV в центрах капель</w:t>
-      </w:r>
-      <w:r>
-        <w:br/>
-      </w:r>
-      <w:r>
-        <w:rPr>
-          <w:rStyle w:val="VerbatimChar"/>
-        </w:rPr>
-        <w:t xml:space="preserve">    st1/preview.py        вспомогательные картинки st1 (что показывать в окне просмотра)</w:t>
-      </w:r>
-      <w:r>
-        <w:br/>
-      </w:r>
-      <w:r>
-        <w:rPr>
-          <w:rStyle w:val="VerbatimChar"/>
-        </w:rPr>
-        <w:t xml:space="preserve">    st2/tracking.py       PTV-трекинг, картинка траекторий</w:t>
-      </w:r>
-      <w:r>
-        <w:br/>
-      </w:r>
-      <w:r>
-        <w:rPr>
-          <w:rStyle w:val="VerbatimChar"/>
-        </w:rPr>
-        <w:t xml:space="preserve">    st4/areas.py          траектории в областях поиска, картинки областей</w:t>
-      </w:r>
-      <w:r>
-        <w:br/>
-      </w:r>
-      <w:r>
-        <w:rPr>
-          <w:rStyle w:val="VerbatimChar"/>
-        </w:rPr>
-        <w:t xml:space="preserve">tests/                    проверки (см. ниже)</w:t>
-      </w:r>
-    </w:p>
-    <w:p>
-      <w:pPr>
-        <w:pStyle w:val="FirstParagraph"/>
+        <w:t xml:space="preserve">Окно для эксперимента из</w:t>
+      </w:r>
+      <w:r>
+        <w:t xml:space="preserve"> </w:t>
+      </w:r>
+      <w:r>
+        <w:rPr>
+          <w:rStyle w:val="VerbatimChar"/>
+        </w:rPr>
+        <w:t xml:space="preserve">experiments/current.py</w:t>
+      </w:r>
+      <w:r>
+        <w:t xml:space="preserve">. Другой можно выбрать в списке вверху окна (</w:t>
+      </w:r>
+      <w:r>
+        <w:rPr>
+          <w:rStyle w:val="VerbatimChar"/>
+        </w:rPr>
+        <w:t xml:space="preserve">current.py</w:t>
+      </w:r>
+      <w:r>
+        <w:t xml:space="preserve"> </w:t>
+      </w:r>
+      <w:r>
+        <w:t xml:space="preserve">при этом не меняется); кнопка «Сделать текущим» записывает выбранный в</w:t>
+      </w:r>
+      <w:r>
+        <w:t xml:space="preserve"> </w:t>
+      </w:r>
+      <w:r>
+        <w:rPr>
+          <w:rStyle w:val="VerbatimChar"/>
+        </w:rPr>
+        <w:t xml:space="preserve">current.py</w:t>
+      </w:r>
+      <w:r>
+        <w:t xml:space="preserve"> </w:t>
+      </w:r>
+      <w:r>
+        <w:t xml:space="preserve">— тогда его обрабатывают</w:t>
+      </w:r>
+      <w:r>
+        <w:t xml:space="preserve"> </w:t>
+      </w:r>
+      <w:r>
+        <w:t xml:space="preserve">и скрипты</w:t>
+      </w:r>
+      <w:r>
+        <w:t xml:space="preserve"> </w:t>
+      </w:r>
+      <w:r>
+        <w:rPr>
+          <w:rStyle w:val="VerbatimChar"/>
+        </w:rPr>
+        <w:t xml:space="preserve">main/</w:t>
+      </w:r>
+      <w:r>
+        <w:t xml:space="preserve">. Вкладки: «Записи», «Запуск», «Результаты».</w:t>
+      </w:r>
+    </w:p>
+    <w:bookmarkStart w:id="19" w:name="вкладка-записи"/>
+    <w:p>
+      <w:pPr>
+        <w:pStyle w:val="Heading3"/>
+      </w:pPr>
+      <w:r>
+        <w:t xml:space="preserve">Вкладка «Записи»</w:t>
+      </w:r>
+    </w:p>
+    <w:p>
+      <w:pPr>
+        <w:pStyle w:val="Compact"/>
+        <w:numPr>
+          <w:ilvl w:val="0"/>
+          <w:numId w:val="1005"/>
+        </w:numPr>
       </w:pPr>
       <w:r>
         <w:rPr>
           <w:b/>
           <w:bCs/>
         </w:rPr>
+        <w:t xml:space="preserve">Слева</w:t>
+      </w:r>
+      <w:r>
+        <w:t xml:space="preserve"> </w:t>
+      </w:r>
+      <w:r>
+        <w:t xml:space="preserve">— все записи таблицы: «Готова» (✓ — заданы диапазон кадров,</w:t>
+      </w:r>
+      <w:r>
+        <w:t xml:space="preserve"> </w:t>
+      </w:r>
+      <w:r>
+        <w:rPr>
+          <w:rStyle w:val="VerbatimChar"/>
+        </w:rPr>
+        <w:t xml:space="preserve">rim</w:t>
+      </w:r>
+      <w:r>
+        <w:t xml:space="preserve"> </w:t>
+      </w:r>
+      <w:r>
+        <w:t xml:space="preserve">и центр</w:t>
+      </w:r>
+      <w:r>
+        <w:t xml:space="preserve"> </w:t>
+      </w:r>
+      <w:r>
+        <w:rPr>
+          <w:rStyle w:val="VerbatimChar"/>
+        </w:rPr>
+        <w:t xml:space="preserve">c_x</w:t>
+      </w:r>
+      <w:r>
+        <w:t xml:space="preserve">,</w:t>
+      </w:r>
+      <w:r>
+        <w:t xml:space="preserve"> </w:t>
+      </w:r>
+      <w:r>
+        <w:rPr>
+          <w:rStyle w:val="VerbatimChar"/>
+        </w:rPr>
+        <w:t xml:space="preserve">c_y</w:t>
+      </w:r>
+      <w:r>
+        <w:t xml:space="preserve">;</w:t>
+      </w:r>
+      <w:r>
+        <w:t xml:space="preserve"> </w:t>
+      </w:r>
+      <w:r>
+        <w:t xml:space="preserve">иначе — чего не хватает) и есть ли результаты st1, st2, st4. Несохранённые правки — «*».</w:t>
+      </w:r>
+      <w:r>
+        <w:t xml:space="preserve"> </w:t>
+      </w:r>
+      <w:r>
+        <w:t xml:space="preserve">Можно выделить несколько записей (Ctrl, Shift) — тогда правка поля справа применяется ко всем.</w:t>
+      </w:r>
+    </w:p>
+    <w:p>
+      <w:pPr>
+        <w:pStyle w:val="Compact"/>
+        <w:numPr>
+          <w:ilvl w:val="0"/>
+          <w:numId w:val="1005"/>
+        </w:numPr>
+      </w:pPr>
+      <w:r>
+        <w:rPr>
+          <w:b/>
+          <w:bCs/>
+        </w:rPr>
+        <w:t xml:space="preserve">В середине</w:t>
+      </w:r>
+      <w:r>
+        <w:t xml:space="preserve"> </w:t>
+      </w:r>
+      <w:r>
+        <w:t xml:space="preserve">— все кадры записи (не только диапазон). Номер кадра — номер файла, как</w:t>
+      </w:r>
+      <w:r>
+        <w:t xml:space="preserve"> </w:t>
+      </w:r>
+      <w:r>
+        <w:rPr>
+          <w:rStyle w:val="VerbatimChar"/>
+        </w:rPr>
+        <w:t xml:space="preserve">start_frame</w:t>
+      </w:r>
+      <w:r>
+        <w:t xml:space="preserve"> </w:t>
+      </w:r>
+      <w:r>
+        <w:t xml:space="preserve">и</w:t>
+      </w:r>
+      <w:r>
+        <w:t xml:space="preserve"> </w:t>
+      </w:r>
+      <w:r>
+        <w:rPr>
+          <w:rStyle w:val="VerbatimChar"/>
+        </w:rPr>
+        <w:t xml:space="preserve">fin_frame</w:t>
+      </w:r>
+      <w:r>
+        <w:t xml:space="preserve"> </w:t>
+      </w:r>
+      <w:r>
+        <w:t xml:space="preserve">в таблице. Шкала под кадром: зелёным — диапазон, синим — текущий кадр, серыми рисками —</w:t>
+      </w:r>
+      <w:r>
+        <w:t xml:space="preserve"> </w:t>
+      </w:r>
+      <w:r>
+        <w:t xml:space="preserve">уже посчитанные кадры; щелчок по шкале — переход. Виды</w:t>
+      </w:r>
+      <w:r>
+        <w:t xml:space="preserve"> </w:t>
+      </w:r>
+      <w:r>
+        <w:rPr>
+          <w:rStyle w:val="VerbatimChar"/>
+        </w:rPr>
+        <w:t xml:space="preserve">1</w:t>
+      </w:r>
+      <w:r>
+        <w:t xml:space="preserve">–</w:t>
+      </w:r>
+      <w:r>
+        <w:rPr>
+          <w:rStyle w:val="VerbatimChar"/>
+        </w:rPr>
+        <w:t xml:space="preserve">5</w:t>
+      </w:r>
+      <w:r>
+        <w:t xml:space="preserve"> </w:t>
+      </w:r>
+      <w:r>
+        <w:t xml:space="preserve">— как в окне просмотра st1 (ниже).</w:t>
+      </w:r>
+      <w:r>
+        <w:t xml:space="preserve"> </w:t>
+      </w:r>
+      <w:r>
+        <w:t xml:space="preserve">Кнопки «Начало = этот кадр», «Конец = этот кадр»; «Центр затравки» — нажать и щёлкнуть по кадру:</w:t>
+      </w:r>
+      <w:r>
+        <w:t xml:space="preserve"> </w:t>
+      </w:r>
+      <w:r>
+        <w:rPr>
+          <w:rStyle w:val="VerbatimChar"/>
+        </w:rPr>
+        <w:t xml:space="preserve">c_x</w:t>
+      </w:r>
+      <w:r>
+        <w:t xml:space="preserve">,</w:t>
+      </w:r>
+      <w:r>
+        <w:t xml:space="preserve"> </w:t>
+      </w:r>
+      <w:r>
+        <w:rPr>
+          <w:rStyle w:val="VerbatimChar"/>
+        </w:rPr>
+        <w:t xml:space="preserve">c_y</w:t>
+      </w:r>
+      <w:r>
+        <w:t xml:space="preserve"> </w:t>
+      </w:r>
+      <w:r>
+        <w:t xml:space="preserve">(px с 1) выделенных записей; крестик на кадре — заданный центр.</w:t>
+      </w:r>
+    </w:p>
+    <w:p>
+      <w:pPr>
+        <w:pStyle w:val="Compact"/>
+        <w:numPr>
+          <w:ilvl w:val="0"/>
+          <w:numId w:val="1005"/>
+        </w:numPr>
+      </w:pPr>
+      <w:r>
+        <w:rPr>
+          <w:b/>
+          <w:bCs/>
+        </w:rPr>
+        <w:t xml:space="preserve">Справа, вкладка «Таблица»</w:t>
+      </w:r>
+      <w:r>
+        <w:t xml:space="preserve"> </w:t>
+      </w:r>
+      <w:r>
+        <w:t xml:space="preserve">— все колонки таблицы (описание колонки — во всплывающей подсказке).</w:t>
+      </w:r>
+      <w:r>
+        <w:t xml:space="preserve"> </w:t>
+      </w:r>
+      <w:r>
+        <w:t xml:space="preserve">У пустого поля — кнопка «← значение» предыдущей заполненной записи: нажать её (или Enter в пустом</w:t>
+      </w:r>
+      <w:r>
+        <w:t xml:space="preserve"> </w:t>
+      </w:r>
+      <w:r>
+        <w:t xml:space="preserve">поле) — принять.</w:t>
+      </w:r>
+      <w:r>
+        <w:t xml:space="preserve"> </w:t>
+      </w:r>
+      <w:r>
+        <w:t xml:space="preserve">«Как у предыдущих» — заполнить пустые поля колонками, одинаковыми во всех заполненных записях (например,</w:t>
+      </w:r>
+      <w:r>
+        <w:t xml:space="preserve"> </w:t>
+      </w:r>
+      <w:r>
+        <w:rPr>
+          <w:rStyle w:val="VerbatimChar"/>
+        </w:rPr>
+        <w:t xml:space="preserve">rim</w:t>
+      </w:r>
+      <w:r>
+        <w:t xml:space="preserve">,</w:t>
+      </w:r>
+      <w:r>
+        <w:t xml:space="preserve"> </w:t>
+      </w:r>
+      <w:r>
+        <w:rPr>
+          <w:rStyle w:val="VerbatimChar"/>
+        </w:rPr>
+        <w:t xml:space="preserve">c_x</w:t>
+      </w:r>
+      <w:r>
+        <w:t xml:space="preserve">,</w:t>
+      </w:r>
+      <w:r>
+        <w:t xml:space="preserve"> </w:t>
+      </w:r>
+      <w:r>
+        <w:rPr>
+          <w:rStyle w:val="VerbatimChar"/>
+        </w:rPr>
+        <w:t xml:space="preserve">c_y</w:t>
+      </w:r>
+      <w:r>
+        <w:t xml:space="preserve">). Под</w:t>
+      </w:r>
+      <w:r>
+        <w:t xml:space="preserve"> </w:t>
+      </w:r>
+      <w:r>
+        <w:rPr>
+          <w:rStyle w:val="VerbatimChar"/>
+        </w:rPr>
+        <w:t xml:space="preserve">rim</w:t>
+      </w:r>
+      <w:r>
+        <w:t xml:space="preserve"> </w:t>
+      </w:r>
+      <w:r>
+        <w:t xml:space="preserve">— ползунок: кадр сразу пересчитывается с новым порогом (вид</w:t>
+      </w:r>
+      <w:r>
+        <w:t xml:space="preserve"> </w:t>
+      </w:r>
+      <w:r>
+        <w:rPr>
+          <w:rStyle w:val="VerbatimChar"/>
+        </w:rPr>
+        <w:t xml:space="preserve">2</w:t>
+      </w:r>
+      <w:r>
+        <w:t xml:space="preserve"> </w:t>
+      </w:r>
+      <w:r>
+        <w:t xml:space="preserve">—</w:t>
+      </w:r>
+      <w:r>
+        <w:t xml:space="preserve"> </w:t>
+      </w:r>
+      <w:r>
+        <w:t xml:space="preserve">закрашенное сиреневым, вид</w:t>
+      </w:r>
+      <w:r>
+        <w:t xml:space="preserve"> </w:t>
+      </w:r>
+      <w:r>
+        <w:rPr>
+          <w:rStyle w:val="VerbatimChar"/>
+        </w:rPr>
+        <w:t xml:space="preserve">3</w:t>
+      </w:r>
+      <w:r>
+        <w:t xml:space="preserve"> </w:t>
+      </w:r>
+      <w:r>
+        <w:t xml:space="preserve">— найденные капли).</w:t>
+      </w:r>
+      <w:r>
+        <w:t xml:space="preserve"> </w:t>
+      </w:r>
+      <w:r>
+        <w:rPr>
+          <w:b/>
+          <w:bCs/>
+        </w:rPr>
+        <w:t xml:space="preserve">«Сохранить в таблицу»</w:t>
+      </w:r>
+      <w:r>
+        <w:t xml:space="preserve"> </w:t>
+      </w:r>
+      <w:r>
+        <w:t xml:space="preserve">пишет в xlsx только изменённые ячейки, остальное (форматирование, другие</w:t>
+      </w:r>
+      <w:r>
+        <w:t xml:space="preserve"> </w:t>
+      </w:r>
+      <w:r>
+        <w:t xml:space="preserve">ячейки) не трогает. Перед первой записью за сеанс копия таблицы кладётся в</w:t>
+      </w:r>
+      <w:r>
+        <w:t xml:space="preserve"> </w:t>
+      </w:r>
+      <w:r>
+        <w:rPr>
+          <w:rStyle w:val="VerbatimChar"/>
+        </w:rPr>
+        <w:t xml:space="preserve">&lt;OUTPUT_DIR&gt;\table_backups</w:t>
+      </w:r>
+      <w:r>
+        <w:t xml:space="preserve">.</w:t>
+      </w:r>
+      <w:r>
+        <w:t xml:space="preserve"> </w:t>
+      </w:r>
+      <w:r>
+        <w:t xml:space="preserve">Если таблица открыта в Excel — окно скажет закрыть её и сохранить ещё раз.</w:t>
+      </w:r>
+    </w:p>
+    <w:p>
+      <w:pPr>
+        <w:pStyle w:val="Compact"/>
+        <w:numPr>
+          <w:ilvl w:val="0"/>
+          <w:numId w:val="1005"/>
+        </w:numPr>
+      </w:pPr>
+      <w:r>
+        <w:rPr>
+          <w:b/>
+          <w:bCs/>
+        </w:rPr>
+        <w:t xml:space="preserve">Справа, вкладка «Настройки»</w:t>
+      </w:r>
+      <w:r>
+        <w:t xml:space="preserve"> </w:t>
+      </w:r>
+      <w:r>
+        <w:t xml:space="preserve">— все значения</w:t>
+      </w:r>
+      <w:r>
+        <w:t xml:space="preserve"> </w:t>
+      </w:r>
+      <w:r>
+        <w:rPr>
+          <w:rStyle w:val="VerbatimChar"/>
+        </w:rPr>
+        <w:t xml:space="preserve">settings.py</w:t>
+      </w:r>
+      <w:r>
+        <w:t xml:space="preserve"> </w:t>
+      </w:r>
+      <w:r>
+        <w:t xml:space="preserve">и</w:t>
+      </w:r>
+      <w:r>
+        <w:t xml:space="preserve"> </w:t>
+      </w:r>
+      <w:r>
+        <w:rPr>
+          <w:rStyle w:val="VerbatimChar"/>
+        </w:rPr>
+        <w:t xml:space="preserve">thresholds.py</w:t>
+      </w:r>
+      <w:r>
+        <w:t xml:space="preserve"> </w:t>
+      </w:r>
+      <w:r>
+        <w:t xml:space="preserve">эксперимента: подпись —</w:t>
+      </w:r>
+      <w:r>
+        <w:t xml:space="preserve"> </w:t>
+      </w:r>
+      <w:r>
+        <w:t xml:space="preserve">имя и комментарий из файла, у чисел и пар чисел (например,</w:t>
+      </w:r>
+      <w:r>
+        <w:t xml:space="preserve"> </w:t>
+      </w:r>
+      <w:r>
+        <w:rPr>
+          <w:rStyle w:val="VerbatimChar"/>
+        </w:rPr>
+        <w:t xml:space="preserve">RIM_GRAY_RANGE</w:t>
+      </w:r>
+      <w:r>
+        <w:t xml:space="preserve">) — ползунки (от 0 до</w:t>
+      </w:r>
+      <w:r>
+        <w:t xml:space="preserve"> </w:t>
+      </w:r>
+      <w:r>
+        <w:t xml:space="preserve">удвоенного значения; набранное число становится новой серединой). Правка сразу пересчитывает кадр —</w:t>
+      </w:r>
+      <w:r>
+        <w:t xml:space="preserve"> </w:t>
+      </w:r>
+      <w:r>
+        <w:t xml:space="preserve">так пороги подбираются «на глаз». Пути вводятся без кавычек, кортежи и списки — как в файле, например</w:t>
+      </w:r>
+      <w:r>
+        <w:t xml:space="preserve"> </w:t>
+      </w:r>
+      <w:r>
+        <w:rPr>
+          <w:rStyle w:val="VerbatimChar"/>
+        </w:rPr>
+        <w:t xml:space="preserve">(-100, 0)</w:t>
+      </w:r>
+      <w:r>
+        <w:t xml:space="preserve">,</w:t>
+      </w:r>
+      <w:r>
+        <w:t xml:space="preserve"> </w:t>
+      </w:r>
+      <w:r>
+        <w:rPr>
+          <w:rStyle w:val="VerbatimChar"/>
+        </w:rPr>
+        <w:t xml:space="preserve">[(381, None, 1, 302)]</w:t>
+      </w:r>
+      <w:r>
+        <w:t xml:space="preserve">. Поиск — по имени или слову из комментария.</w:t>
+      </w:r>
+      <w:r>
+        <w:t xml:space="preserve"> </w:t>
+      </w:r>
+      <w:r>
+        <w:rPr>
+          <w:b/>
+          <w:bCs/>
+        </w:rPr>
+        <w:t xml:space="preserve">«Сохранить настройки»</w:t>
+      </w:r>
+      <w:r>
+        <w:t xml:space="preserve"> </w:t>
+      </w:r>
+      <w:r>
+        <w:t xml:space="preserve">меняет в файлах только значения изменённых строк — комментарии и остальное остаются; «Вернуть как</w:t>
+      </w:r>
+      <w:r>
+        <w:t xml:space="preserve"> </w:t>
+      </w:r>
+      <w:r>
+        <w:t xml:space="preserve">в файлах» — забыть правки. Пока настройки не сохранены, скрипты</w:t>
+      </w:r>
+      <w:r>
+        <w:t xml:space="preserve"> </w:t>
+      </w:r>
+      <w:r>
+        <w:rPr>
+          <w:rStyle w:val="VerbatimChar"/>
+        </w:rPr>
+        <w:t xml:space="preserve">main/</w:t>
+      </w:r>
+      <w:r>
+        <w:t xml:space="preserve"> </w:t>
+      </w:r>
+      <w:r>
+        <w:t xml:space="preserve">работают со значениями из файлов.</w:t>
+      </w:r>
+    </w:p>
+    <w:p>
+      <w:pPr>
+        <w:pStyle w:val="Compact"/>
+        <w:numPr>
+          <w:ilvl w:val="0"/>
+          <w:numId w:val="1005"/>
+        </w:numPr>
+      </w:pPr>
+      <w:r>
+        <w:rPr>
+          <w:b/>
+          <w:bCs/>
+        </w:rPr>
+        <w:t xml:space="preserve">Ctrl+S</w:t>
+      </w:r>
+      <w:r>
+        <w:t xml:space="preserve"> </w:t>
+      </w:r>
+      <w:r>
+        <w:t xml:space="preserve">(«Сохранить» вверху окна) — сохранить и таблицу, и настройки. Пока не сохранено, файлы не</w:t>
+      </w:r>
+      <w:r>
+        <w:t xml:space="preserve"> </w:t>
+      </w:r>
+      <w:r>
+        <w:t xml:space="preserve">меняются; при закрытии окна с правками оно спросит, сохранить ли.</w:t>
+      </w:r>
+    </w:p>
+    <w:p>
+      <w:pPr>
+        <w:pStyle w:val="FirstParagraph"/>
+      </w:pPr>
+      <w:r>
+        <w:t xml:space="preserve">Клавиши на «Записях»:</w:t>
+      </w:r>
+      <w:r>
+        <w:t xml:space="preserve"> </w:t>
+      </w:r>
+      <w:r>
+        <w:rPr>
+          <w:rStyle w:val="VerbatimChar"/>
+        </w:rPr>
+        <w:t xml:space="preserve">←</w:t>
+      </w:r>
+      <w:r>
+        <w:t xml:space="preserve"> </w:t>
+      </w:r>
+      <w:r>
+        <w:rPr>
+          <w:rStyle w:val="VerbatimChar"/>
+        </w:rPr>
+        <w:t xml:space="preserve">→</w:t>
+      </w:r>
+      <w:r>
+        <w:t xml:space="preserve"> </w:t>
+      </w:r>
+      <w:r>
+        <w:t xml:space="preserve">— кадр (держать — быстро),</w:t>
+      </w:r>
+      <w:r>
+        <w:t xml:space="preserve"> </w:t>
+      </w:r>
+      <w:r>
+        <w:rPr>
+          <w:rStyle w:val="VerbatimChar"/>
+        </w:rPr>
+        <w:t xml:space="preserve">Пробел</w:t>
+      </w:r>
+      <w:r>
+        <w:t xml:space="preserve"> </w:t>
+      </w:r>
+      <w:r>
+        <w:t xml:space="preserve">— слайдшоу,</w:t>
+      </w:r>
+      <w:r>
+        <w:t xml:space="preserve"> </w:t>
+      </w:r>
+      <w:r>
+        <w:rPr>
+          <w:rStyle w:val="VerbatimChar"/>
+        </w:rPr>
+        <w:t xml:space="preserve">Home</w:t>
+      </w:r>
+      <w:r>
+        <w:t xml:space="preserve"> </w:t>
+      </w:r>
+      <w:r>
+        <w:rPr>
+          <w:rStyle w:val="VerbatimChar"/>
+        </w:rPr>
+        <w:t xml:space="preserve">End</w:t>
+      </w:r>
+      <w:r>
+        <w:t xml:space="preserve"> </w:t>
+      </w:r>
+      <w:r>
+        <w:t xml:space="preserve">— первый/последний файл,</w:t>
+      </w:r>
+      <w:r>
+        <w:t xml:space="preserve"> </w:t>
+      </w:r>
+      <w:r>
+        <w:rPr>
+          <w:rStyle w:val="VerbatimChar"/>
+        </w:rPr>
+        <w:t xml:space="preserve">PgUp</w:t>
+      </w:r>
+      <w:r>
+        <w:t xml:space="preserve"> </w:t>
+      </w:r>
+      <w:r>
+        <w:rPr>
+          <w:rStyle w:val="VerbatimChar"/>
+        </w:rPr>
+        <w:t xml:space="preserve">PgDn</w:t>
+      </w:r>
+      <w:r>
+        <w:t xml:space="preserve"> </w:t>
+      </w:r>
+      <w:r>
+        <w:t xml:space="preserve">— запись,</w:t>
+      </w:r>
+      <w:r>
+        <w:t xml:space="preserve"> </w:t>
+      </w:r>
+      <w:r>
+        <w:rPr>
+          <w:rStyle w:val="VerbatimChar"/>
+        </w:rPr>
+        <w:t xml:space="preserve">1</w:t>
+      </w:r>
+      <w:r>
+        <w:t xml:space="preserve">–</w:t>
+      </w:r>
+      <w:r>
+        <w:rPr>
+          <w:rStyle w:val="VerbatimChar"/>
+        </w:rPr>
+        <w:t xml:space="preserve">5</w:t>
+      </w:r>
+      <w:r>
+        <w:t xml:space="preserve"> </w:t>
+      </w:r>
+      <w:r>
+        <w:t xml:space="preserve">— вид,</w:t>
+      </w:r>
+      <w:r>
+        <w:t xml:space="preserve"> </w:t>
+      </w:r>
+      <w:r>
+        <w:rPr>
+          <w:rStyle w:val="VerbatimChar"/>
+        </w:rPr>
+        <w:t xml:space="preserve">M</w:t>
+      </w:r>
+      <w:r>
+        <w:t xml:space="preserve"> </w:t>
+      </w:r>
+      <w:r>
+        <w:t xml:space="preserve">— капли MATLAB,</w:t>
+      </w:r>
+      <w:r>
+        <w:t xml:space="preserve"> </w:t>
+      </w:r>
+      <w:r>
+        <w:rPr>
+          <w:rStyle w:val="VerbatimChar"/>
+        </w:rPr>
+        <w:t xml:space="preserve">Esc</w:t>
+      </w:r>
+      <w:r>
+        <w:t xml:space="preserve"> </w:t>
+      </w:r>
+      <w:r>
+        <w:t xml:space="preserve">— отменить «центр затравки»,</w:t>
+      </w:r>
+      <w:r>
+        <w:t xml:space="preserve"> </w:t>
+      </w:r>
+      <w:r>
+        <w:rPr>
+          <w:rStyle w:val="VerbatimChar"/>
+        </w:rPr>
+        <w:t xml:space="preserve">F5</w:t>
+      </w:r>
+      <w:r>
+        <w:t xml:space="preserve"> </w:t>
+      </w:r>
+      <w:r>
+        <w:t xml:space="preserve">— перечитать</w:t>
+      </w:r>
+      <w:r>
+        <w:t xml:space="preserve"> </w:t>
+      </w:r>
+      <w:r>
+        <w:rPr>
+          <w:rStyle w:val="VerbatimChar"/>
+        </w:rPr>
+        <w:t xml:space="preserve">settings.py</w:t>
+      </w:r>
+      <w:r>
+        <w:t xml:space="preserve">,</w:t>
+      </w:r>
+      <w:r>
+        <w:t xml:space="preserve"> </w:t>
+      </w:r>
+      <w:r>
+        <w:rPr>
+          <w:rStyle w:val="VerbatimChar"/>
+        </w:rPr>
+        <w:t xml:space="preserve">thresholds.py</w:t>
+      </w:r>
+      <w:r>
+        <w:t xml:space="preserve"> </w:t>
+      </w:r>
+      <w:r>
+        <w:t xml:space="preserve">и таблицу (несохранённые правки остаются). Колесо мыши —</w:t>
+      </w:r>
+      <w:r>
+        <w:t xml:space="preserve"> </w:t>
+      </w:r>
+      <w:r>
+        <w:t xml:space="preserve">увеличение, перетаскивание — сдвиг. Кадры с расчётом (виды 2–5) считаются в фоне на всех ядрах, кроме</w:t>
+      </w:r>
+      <w:r>
+        <w:t xml:space="preserve"> </w:t>
+      </w:r>
+      <w:r>
+        <w:t xml:space="preserve">одного: текущий — первым (около 1–2 с), потом весь диапазон записи.</w:t>
+      </w:r>
+    </w:p>
+    <w:bookmarkEnd w:id="19"/>
+    <w:bookmarkStart w:id="20" w:name="вкладка-запуск"/>
+    <w:p>
+      <w:pPr>
+        <w:pStyle w:val="Heading3"/>
+      </w:pPr>
+      <w:r>
+        <w:t xml:space="preserve">Вкладка «Запуск»</w:t>
+      </w:r>
+    </w:p>
+    <w:p>
+      <w:pPr>
+        <w:pStyle w:val="FirstParagraph"/>
+      </w:pPr>
+      <w:r>
+        <w:t xml:space="preserve">Отметить записи (флажки; «Отметить готовые» — все, у которых заданы диапазон кадров,</w:t>
+      </w:r>
+      <w:r>
+        <w:t xml:space="preserve"> </w:t>
+      </w:r>
+      <w:r>
+        <w:rPr>
+          <w:rStyle w:val="VerbatimChar"/>
+        </w:rPr>
+        <w:t xml:space="preserve">rim</w:t>
+      </w:r>
+      <w:r>
+        <w:t xml:space="preserve"> </w:t>
+      </w:r>
+      <w:r>
+        <w:t xml:space="preserve">и центр)</w:t>
+      </w:r>
+      <w:r>
+        <w:t xml:space="preserve"> </w:t>
+      </w:r>
+      <w:r>
+        <w:t xml:space="preserve">и стадии (st1, st2, st4 — идут по порядку: st2 берёт результат st1, st4 — результат st2), нажать</w:t>
+      </w:r>
+      <w:r>
+        <w:t xml:space="preserve"> </w:t>
+      </w:r>
+      <w:r>
+        <w:t xml:space="preserve">«Запустить». Записи считаются параллельно, по процессу на запись (сколько сразу — «Записей одновременно»;</w:t>
+      </w:r>
+      <w:r>
+        <w:t xml:space="preserve"> </w:t>
+      </w:r>
+      <w:r>
+        <w:t xml:space="preserve">по умолчанию все ядра, кроме одного); окно при этом не подвисает. Колонка «Ход» — что сейчас делается</w:t>
+      </w:r>
+      <w:r>
+        <w:t xml:space="preserve"> </w:t>
+      </w:r>
+      <w:r>
+        <w:t xml:space="preserve">с записью (например, «st1: кадр 12 из 83», «st4 ✓», ошибка), внизу — общий лог (то же, что скрипты пишут</w:t>
+      </w:r>
+      <w:r>
+        <w:t xml:space="preserve"> </w:t>
+      </w:r>
+      <w:r>
+        <w:t xml:space="preserve">в консоль). Ошибка в одной записи останавливает только её. «Остановить» — остановить всё сразу (прерванную</w:t>
+      </w:r>
+      <w:r>
+        <w:t xml:space="preserve"> </w:t>
+      </w:r>
+      <w:r>
+        <w:t xml:space="preserve">стадию стоит запустить заново: её файлы могут быть неполными).</w:t>
+      </w:r>
+      <w:r>
+        <w:t xml:space="preserve"> </w:t>
+      </w:r>
+      <w:r>
+        <w:t xml:space="preserve">Считается то же и так же, что скриптами</w:t>
+      </w:r>
+      <w:r>
+        <w:t xml:space="preserve"> </w:t>
+      </w:r>
+      <w:r>
+        <w:rPr>
+          <w:rStyle w:val="VerbatimChar"/>
+        </w:rPr>
+        <w:t xml:space="preserve">main/</w:t>
+      </w:r>
+      <w:r>
+        <w:t xml:space="preserve"> </w:t>
+      </w:r>
+      <w:r>
+        <w:t xml:space="preserve">(те же функции), с настройками и таблицей из файлов: если</w:t>
+      </w:r>
+      <w:r>
+        <w:t xml:space="preserve"> </w:t>
+      </w:r>
+      <w:r>
+        <w:t xml:space="preserve">есть несохранённые правки, окно предложит сохранить их перед запуском. Результаты — в</w:t>
+      </w:r>
+      <w:r>
+        <w:t xml:space="preserve"> </w:t>
+      </w:r>
+      <w:r>
+        <w:rPr>
+          <w:rStyle w:val="VerbatimChar"/>
+        </w:rPr>
+        <w:t xml:space="preserve">OUTPUT_DIR</w:t>
+      </w:r>
+      <w:r>
+        <w:t xml:space="preserve">,</w:t>
+      </w:r>
+      <w:r>
+        <w:t xml:space="preserve"> </w:t>
+      </w:r>
+      <w:r>
+        <w:t xml:space="preserve">в тех же папках и файлах. Одна запись clear water 3 (≈ 80 кадров) — несколько минут.</w:t>
+      </w:r>
+    </w:p>
+    <w:bookmarkEnd w:id="20"/>
+    <w:bookmarkStart w:id="21" w:name="вкладка-результаты"/>
+    <w:p>
+      <w:pPr>
+        <w:pStyle w:val="Heading3"/>
+      </w:pPr>
+      <w:r>
+        <w:t xml:space="preserve">Вкладка «Результаты»</w:t>
+      </w:r>
+    </w:p>
+    <w:p>
+      <w:pPr>
+        <w:pStyle w:val="FirstParagraph"/>
+      </w:pPr>
+      <w:r>
+        <w:t xml:space="preserve">Запись — в списке вверху (при открытии — текущая запись «Записей»; в скобках — какие результаты есть).</w:t>
+      </w:r>
+      <w:r>
+        <w:t xml:space="preserve"> </w:t>
+      </w:r>
+      <w:r>
+        <w:t xml:space="preserve">«Траектории (st2)» — картинка как</w:t>
+      </w:r>
+      <w:r>
+        <w:t xml:space="preserve"> </w:t>
+      </w:r>
+      <w:r>
+        <w:rPr>
+          <w:rStyle w:val="VerbatimChar"/>
+        </w:rPr>
+        <w:t xml:space="preserve">tracks.png</w:t>
+      </w:r>
+      <w:r>
+        <w:t xml:space="preserve">. «Области (st4)» — таблица</w:t>
+      </w:r>
+      <w:r>
+        <w:t xml:space="preserve"> </w:t>
+      </w:r>
+      <w:r>
+        <w:rPr>
+          <w:rStyle w:val="VerbatimChar"/>
+        </w:rPr>
+        <w:t xml:space="preserve">_all_stat.dat</w:t>
+      </w:r>
+      <w:r>
+        <w:t xml:space="preserve"> </w:t>
+      </w:r>
+      <w:r>
+        <w:t xml:space="preserve">(по строке</w:t>
+      </w:r>
+      <w:r>
+        <w:t xml:space="preserve"> </w:t>
+      </w:r>
+      <w:r>
+        <w:t xml:space="preserve">на область с траекториями); выбор строки — картинка области и таблица её</w:t>
+      </w:r>
+      <w:r>
+        <w:t xml:space="preserve"> </w:t>
+      </w:r>
+      <w:r>
+        <w:rPr>
+          <w:rStyle w:val="VerbatimChar"/>
+        </w:rPr>
+        <w:t xml:space="preserve">.dat</w:t>
+      </w:r>
+      <w:r>
+        <w:t xml:space="preserve"> </w:t>
+      </w:r>
+      <w:r>
+        <w:t xml:space="preserve">(по строке на траекторию).</w:t>
+      </w:r>
+      <w:r>
+        <w:t xml:space="preserve"> </w:t>
+      </w:r>
+      <w:r>
+        <w:t xml:space="preserve">Увеличение и сдвиг — панель под картинкой (лупа, крестик; домик — вернуть). «Папка st1 / st2 / st4» —</w:t>
+      </w:r>
+      <w:r>
+        <w:t xml:space="preserve"> </w:t>
+      </w:r>
+      <w:r>
+        <w:t xml:space="preserve">открыть папку результатов записи в проводнике; «Обновить» — перечитать (например, после запуска скриптов</w:t>
+      </w:r>
+      <w:r>
+        <w:t xml:space="preserve"> </w:t>
+      </w:r>
+      <w:r>
+        <w:rPr>
+          <w:rStyle w:val="VerbatimChar"/>
+        </w:rPr>
+        <w:t xml:space="preserve">main/</w:t>
+      </w:r>
+      <w:r>
+        <w:t xml:space="preserve"> </w:t>
+      </w:r>
+      <w:r>
+        <w:t xml:space="preserve">из консоли).</w:t>
+      </w:r>
+    </w:p>
+    <w:bookmarkEnd w:id="21"/>
+    <w:bookmarkEnd w:id="22"/>
+    <w:bookmarkStart w:id="23" w:name="просмотр-кадров-и-подбор-порогов-st1"/>
+    <w:p>
+      <w:pPr>
+        <w:pStyle w:val="Heading2"/>
+      </w:pPr>
+      <w:r>
+        <w:t xml:space="preserve">Просмотр кадров и подбор порогов st1</w:t>
+      </w:r>
+    </w:p>
+    <w:p>
+      <w:pPr>
+        <w:pStyle w:val="SourceCode"/>
+      </w:pPr>
+      <w:r>
+        <w:rPr>
+          <w:rStyle w:val="VerbatimChar"/>
+        </w:rPr>
+        <w:t xml:space="preserve">.venv\Scripts\python.exe tools\st1_viewer.py</w:t>
+      </w:r>
+    </w:p>
+    <w:p>
+      <w:pPr>
+        <w:pStyle w:val="FirstParagraph"/>
+      </w:pPr>
+      <w:r>
+        <w:t xml:space="preserve">Окно для записей текущего эксперимента. Виды:</w:t>
+      </w:r>
+      <w:r>
+        <w:t xml:space="preserve"> </w:t>
+      </w:r>
+      <w:r>
+        <w:rPr>
+          <w:rStyle w:val="VerbatimChar"/>
+        </w:rPr>
+        <w:t xml:space="preserve">1</w:t>
+      </w:r>
+      <w:r>
+        <w:t xml:space="preserve"> </w:t>
+      </w:r>
+      <w:r>
+        <w:t xml:space="preserve">— исходный кадр;</w:t>
+      </w:r>
+      <w:r>
+        <w:t xml:space="preserve"> </w:t>
+      </w:r>
+      <w:r>
+        <w:rPr>
+          <w:rStyle w:val="VerbatimChar"/>
+        </w:rPr>
+        <w:t xml:space="preserve">2</w:t>
+      </w:r>
+      <w:r>
+        <w:t xml:space="preserve"> </w:t>
+      </w:r>
+      <w:r>
+        <w:t xml:space="preserve">— кадр без рима и воды (закрашенное подсвечено сиреневым);</w:t>
+      </w:r>
+      <w:r>
+        <w:t xml:space="preserve"> </w:t>
+      </w:r>
+      <w:r>
+        <w:rPr>
+          <w:rStyle w:val="VerbatimChar"/>
+        </w:rPr>
+        <w:t xml:space="preserve">3</w:t>
+      </w:r>
+      <w:r>
+        <w:t xml:space="preserve"> </w:t>
+      </w:r>
+      <w:r>
+        <w:t xml:space="preserve">— капли (Python — красные круги, MATLAB — голубые, если задан</w:t>
+      </w:r>
+      <w:r>
+        <w:t xml:space="preserve"> </w:t>
+      </w:r>
+      <w:r>
+        <w:rPr>
+          <w:rStyle w:val="VerbatimChar"/>
+        </w:rPr>
+        <w:t xml:space="preserve">MATLAB_RESULTS_DIR</w:t>
+      </w:r>
+      <w:r>
+        <w:t xml:space="preserve">);</w:t>
+      </w:r>
+      <w:r>
+        <w:t xml:space="preserve"> </w:t>
+      </w:r>
+      <w:r>
+        <w:rPr>
+          <w:rStyle w:val="VerbatimChar"/>
+        </w:rPr>
+        <w:t xml:space="preserve">4</w:t>
+      </w:r>
+      <w:r>
+        <w:t xml:space="preserve"> </w:t>
+      </w:r>
+      <w:r>
+        <w:t xml:space="preserve">— смещения PIV поверх кадра;</w:t>
+      </w:r>
+      <w:r>
+        <w:t xml:space="preserve"> </w:t>
+      </w:r>
+      <w:r>
+        <w:rPr>
+          <w:rStyle w:val="VerbatimChar"/>
+        </w:rPr>
+        <w:t xml:space="preserve">5</w:t>
+      </w:r>
+      <w:r>
+        <w:t xml:space="preserve"> </w:t>
+      </w:r>
+      <w:r>
+        <w:t xml:space="preserve">— PIV как в MATLAB (клетки — скорость в м/с, красные стрелки —</w:t>
+      </w:r>
+      <w:r>
+        <w:t xml:space="preserve"> </w:t>
+      </w:r>
+      <w:r>
+        <w:t xml:space="preserve">PIV, синие — скорость капель).</w:t>
+      </w:r>
+    </w:p>
+    <w:p>
+      <w:pPr>
+        <w:pStyle w:val="BodyText"/>
+      </w:pPr>
+      <w:r>
+        <w:t xml:space="preserve">Клавиши:</w:t>
+      </w:r>
+      <w:r>
+        <w:t xml:space="preserve"> </w:t>
+      </w:r>
+      <w:r>
+        <w:rPr>
+          <w:rStyle w:val="VerbatimChar"/>
+        </w:rPr>
+        <w:t xml:space="preserve">←</w:t>
+      </w:r>
+      <w:r>
+        <w:t xml:space="preserve"> </w:t>
+      </w:r>
+      <w:r>
+        <w:rPr>
+          <w:rStyle w:val="VerbatimChar"/>
+        </w:rPr>
+        <w:t xml:space="preserve">→</w:t>
+      </w:r>
+      <w:r>
+        <w:t xml:space="preserve"> </w:t>
+      </w:r>
+      <w:r>
+        <w:t xml:space="preserve">— кадр, если держать — слайдшоу;</w:t>
+      </w:r>
+      <w:r>
+        <w:t xml:space="preserve"> </w:t>
+      </w:r>
+      <w:r>
+        <w:rPr>
+          <w:rStyle w:val="VerbatimChar"/>
+        </w:rPr>
+        <w:t xml:space="preserve">Пробел</w:t>
+      </w:r>
+      <w:r>
+        <w:t xml:space="preserve"> </w:t>
+      </w:r>
+      <w:r>
+        <w:t xml:space="preserve">— слайдшоу пуск/стоп;</w:t>
+      </w:r>
+      <w:r>
+        <w:t xml:space="preserve"> </w:t>
+      </w:r>
+      <w:r>
+        <w:rPr>
+          <w:rStyle w:val="VerbatimChar"/>
+        </w:rPr>
+        <w:t xml:space="preserve">Home</w:t>
+      </w:r>
+      <w:r>
+        <w:t xml:space="preserve"> </w:t>
+      </w:r>
+      <w:r>
+        <w:rPr>
+          <w:rStyle w:val="VerbatimChar"/>
+        </w:rPr>
+        <w:t xml:space="preserve">End</w:t>
+      </w:r>
+      <w:r>
+        <w:t xml:space="preserve"> </w:t>
+      </w:r>
+      <w:r>
+        <w:t xml:space="preserve">—</w:t>
+      </w:r>
+      <w:r>
+        <w:t xml:space="preserve"> </w:t>
+      </w:r>
+      <w:r>
+        <w:t xml:space="preserve">первый/последний кадр;</w:t>
+      </w:r>
+      <w:r>
+        <w:t xml:space="preserve"> </w:t>
+      </w:r>
+      <w:r>
+        <w:rPr>
+          <w:rStyle w:val="VerbatimChar"/>
+        </w:rPr>
+        <w:t xml:space="preserve">PgUp</w:t>
+      </w:r>
+      <w:r>
+        <w:t xml:space="preserve"> </w:t>
+      </w:r>
+      <w:r>
+        <w:rPr>
+          <w:rStyle w:val="VerbatimChar"/>
+        </w:rPr>
+        <w:t xml:space="preserve">PgDn</w:t>
+      </w:r>
+      <w:r>
+        <w:t xml:space="preserve"> </w:t>
+      </w:r>
+      <w:r>
+        <w:t xml:space="preserve">— запись;</w:t>
+      </w:r>
+      <w:r>
+        <w:t xml:space="preserve"> </w:t>
+      </w:r>
+      <w:r>
+        <w:rPr>
+          <w:rStyle w:val="VerbatimChar"/>
+        </w:rPr>
+        <w:t xml:space="preserve">M</w:t>
+      </w:r>
+      <w:r>
+        <w:t xml:space="preserve"> </w:t>
+      </w:r>
+      <w:r>
+        <w:t xml:space="preserve">— капли MATLAB вкл/выкл. Увеличение — лупа на</w:t>
+      </w:r>
+      <w:r>
+        <w:t xml:space="preserve"> </w:t>
+      </w:r>
+      <w:r>
+        <w:t xml:space="preserve">панели окна. Кадры записи считаются заранее в фоне на всех ядрах, кроме одного (в заголовке —</w:t>
+      </w:r>
+      <w:r>
+        <w:t xml:space="preserve"> </w:t>
+      </w:r>
+      <w:r>
+        <w:t xml:space="preserve">«посчитано N из M»); полный st1 запускать не нужно.</w:t>
+      </w:r>
+    </w:p>
+    <w:p>
+      <w:pPr>
+        <w:pStyle w:val="BodyText"/>
+      </w:pPr>
+      <w:r>
+        <w:t xml:space="preserve">Подбор порогов «на глаз»: поменять число в</w:t>
+      </w:r>
+      <w:r>
+        <w:t xml:space="preserve"> </w:t>
+      </w:r>
+      <w:r>
+        <w:rPr>
+          <w:rStyle w:val="VerbatimChar"/>
+        </w:rPr>
+        <w:t xml:space="preserve">thresholds.py</w:t>
+      </w:r>
+      <w:r>
+        <w:t xml:space="preserve">, сохранить, нажать</w:t>
+      </w:r>
+      <w:r>
+        <w:t xml:space="preserve"> </w:t>
+      </w:r>
+      <w:r>
+        <w:rPr>
+          <w:rStyle w:val="VerbatimChar"/>
+        </w:rPr>
+        <w:t xml:space="preserve">R</w:t>
+      </w:r>
+      <w:r>
+        <w:t xml:space="preserve"> </w:t>
+      </w:r>
+      <w:r>
+        <w:t xml:space="preserve">в окне —</w:t>
+      </w:r>
+      <w:r>
+        <w:t xml:space="preserve"> </w:t>
+      </w:r>
+      <w:r>
+        <w:t xml:space="preserve">запись пересчитается с новыми порогами. Когда картинка устраивает — запустить st1. Удобнее — в приложении</w:t>
+      </w:r>
+      <w:r>
+        <w:t xml:space="preserve"> </w:t>
+      </w:r>
+      <w:r>
+        <w:t xml:space="preserve">(выше): там пороги меняются ползунками на вкладке «Настройки» и сохраняются кнопкой.</w:t>
+      </w:r>
+    </w:p>
+    <w:p>
+      <w:pPr>
+        <w:pStyle w:val="BodyText"/>
+      </w:pPr>
+      <w:r>
+        <w:t xml:space="preserve">Что рисуется и как считается —</w:t>
+      </w:r>
+      <w:r>
+        <w:t xml:space="preserve"> </w:t>
+      </w:r>
+      <w:r>
+        <w:rPr>
+          <w:rStyle w:val="VerbatimChar"/>
+        </w:rPr>
+        <w:t xml:space="preserve">lib/st1/preview.py</w:t>
+      </w:r>
+      <w:r>
+        <w:t xml:space="preserve">, окно, клавиши и слайдшоу —</w:t>
+      </w:r>
+      <w:r>
+        <w:t xml:space="preserve"> </w:t>
+      </w:r>
+      <w:r>
+        <w:rPr>
+          <w:rStyle w:val="VerbatimChar"/>
+        </w:rPr>
+        <w:t xml:space="preserve">tools/st1_viewer.py</w:t>
+      </w:r>
+      <w:r>
+        <w:t xml:space="preserve">.</w:t>
+      </w:r>
+      <w:r>
+        <w:t xml:space="preserve"> </w:t>
+      </w:r>
+      <w:r>
+        <w:t xml:space="preserve">Другой способ просмотра (серия PNG, видео, картинки во время st1) — новая короткая оболочка над</w:t>
+      </w:r>
+      <w:r>
+        <w:t xml:space="preserve"> </w:t>
+      </w:r>
+      <w:r>
+        <w:rPr>
+          <w:rStyle w:val="VerbatimChar"/>
+        </w:rPr>
+        <w:t xml:space="preserve">preview.py</w:t>
+      </w:r>
+      <w:r>
+        <w:t xml:space="preserve">.</w:t>
+      </w:r>
+    </w:p>
+    <w:bookmarkEnd w:id="23"/>
+    <w:bookmarkStart w:id="24" w:name="устройство-проекта"/>
+    <w:p>
+      <w:pPr>
+        <w:pStyle w:val="Heading2"/>
+      </w:pPr>
+      <w:r>
+        <w:t xml:space="preserve">Устройство проекта</w:t>
+      </w:r>
+    </w:p>
+    <w:p>
+      <w:pPr>
+        <w:pStyle w:val="SourceCode"/>
+      </w:pPr>
+      <w:r>
+        <w:rPr>
+          <w:rStyle w:val="VerbatimChar"/>
+        </w:rPr>
+        <w:t xml:space="preserve">main/                     три скрипта стадий — запускаются, не правятся</w:t>
+      </w:r>
+      <w:r>
+        <w:br/>
+      </w:r>
+      <w:r>
+        <w:rPr>
+          <w:rStyle w:val="VerbatimChar"/>
+        </w:rPr>
+        <w:t xml:space="preserve">app/                      приложение: просмотр записей и заполнение таблицы</w:t>
+      </w:r>
+      <w:r>
+        <w:br/>
+      </w:r>
+      <w:r>
+        <w:rPr>
+          <w:rStyle w:val="VerbatimChar"/>
+        </w:rPr>
+        <w:t xml:space="preserve">    run.py                запуск</w:t>
+      </w:r>
+      <w:r>
+        <w:br/>
+      </w:r>
+      <w:r>
+        <w:rPr>
+          <w:rStyle w:val="VerbatimChar"/>
+        </w:rPr>
+        <w:t xml:space="preserve">    window.py             главное окно: выбор эксперимента, вкладки</w:t>
+      </w:r>
+      <w:r>
+        <w:br/>
+      </w:r>
+      <w:r>
+        <w:rPr>
+          <w:rStyle w:val="VerbatimChar"/>
+        </w:rPr>
+        <w:t xml:space="preserve">    records_page.py       вкладка «Записи»</w:t>
+      </w:r>
+      <w:r>
+        <w:br/>
+      </w:r>
+      <w:r>
+        <w:rPr>
+          <w:rStyle w:val="VerbatimChar"/>
+        </w:rPr>
+        <w:t xml:space="preserve">    frame_view.py         показ кадра (виды 1–5), шкала кадров, расчёт кадров в фоне</w:t>
+      </w:r>
+      <w:r>
+        <w:br/>
+      </w:r>
+      <w:r>
+        <w:rPr>
+          <w:rStyle w:val="VerbatimChar"/>
+        </w:rPr>
+        <w:t xml:space="preserve">    params_page.py        панель «Настройки»: settings.py и thresholds.py полями и ползунками</w:t>
+      </w:r>
+      <w:r>
+        <w:br/>
+      </w:r>
+      <w:r>
+        <w:rPr>
+          <w:rStyle w:val="VerbatimChar"/>
+        </w:rPr>
+        <w:t xml:space="preserve">    jobs_page.py          вкладка «Запуск»: стадии для отмеченных записей в фоновых процессах</w:t>
+      </w:r>
+      <w:r>
+        <w:br/>
+      </w:r>
+      <w:r>
+        <w:rPr>
+          <w:rStyle w:val="VerbatimChar"/>
+        </w:rPr>
+        <w:t xml:space="preserve">    results_page.py       вкладка «Результаты»: траектории, области st4, таблицы</w:t>
+      </w:r>
+      <w:r>
+        <w:br/>
+      </w:r>
+      <w:r>
+        <w:rPr>
+          <w:rStyle w:val="VerbatimChar"/>
+        </w:rPr>
+        <w:t xml:space="preserve">tools/st1_viewer.py       окно просмотра кадров st1 и подбора порогов</w:t>
+      </w:r>
+      <w:r>
+        <w:br/>
+      </w:r>
+      <w:r>
+        <w:rPr>
+          <w:rStyle w:val="VerbatimChar"/>
+        </w:rPr>
+        <w:t xml:space="preserve">experiments/</w:t>
+      </w:r>
+      <w:r>
+        <w:br/>
+      </w:r>
+      <w:r>
+        <w:rPr>
+          <w:rStyle w:val="VerbatimChar"/>
+        </w:rPr>
+        <w:t xml:space="preserve">    current.py            какой эксперимент обрабатываем</w:t>
+      </w:r>
+      <w:r>
+        <w:br/>
+      </w:r>
+      <w:r>
+        <w:rPr>
+          <w:rStyle w:val="VerbatimChar"/>
+        </w:rPr>
+        <w:t xml:space="preserve">    &lt;эксперимент&gt;/</w:t>
+      </w:r>
+      <w:r>
+        <w:br/>
+      </w:r>
+      <w:r>
+        <w:rPr>
+          <w:rStyle w:val="VerbatimChar"/>
+        </w:rPr>
+        <w:t xml:space="preserve">        settings.py       пути, масштаб, fps, какие записи, области поиска st4</w:t>
+      </w:r>
+      <w:r>
+        <w:br/>
+      </w:r>
+      <w:r>
+        <w:rPr>
+          <w:rStyle w:val="VerbatimChar"/>
+        </w:rPr>
+        <w:t xml:space="preserve">        thresholds.py     пороги алгоритмов (с комментариями)</w:t>
+      </w:r>
+      <w:r>
+        <w:br/>
+      </w:r>
+      <w:r>
+        <w:rPr>
+          <w:rStyle w:val="VerbatimChar"/>
+        </w:rPr>
+        <w:t xml:space="preserve">lib/                      вся обработка</w:t>
+      </w:r>
+      <w:r>
+        <w:br/>
+      </w:r>
+      <w:r>
+        <w:rPr>
+          <w:rStyle w:val="VerbatimChar"/>
+        </w:rPr>
+        <w:t xml:space="preserve">    common/records.py     таблица записей, выбор записей, общий цикл стадии</w:t>
+      </w:r>
+      <w:r>
+        <w:br/>
+      </w:r>
+      <w:r>
+        <w:rPr>
+          <w:rStyle w:val="VerbatimChar"/>
+        </w:rPr>
+        <w:t xml:space="preserve">    common/table_edit.py  таблица записей для приложения: правки, автозаполнение, запись в xlsx</w:t>
+      </w:r>
+      <w:r>
+        <w:br/>
+      </w:r>
+      <w:r>
+        <w:rPr>
+          <w:rStyle w:val="VerbatimChar"/>
+        </w:rPr>
+        <w:t xml:space="preserve">    common/config_edit.py файлы настроек для приложения: значения с комментариями, правки, запись</w:t>
+      </w:r>
+      <w:r>
+        <w:br/>
+      </w:r>
+      <w:r>
+        <w:rPr>
+          <w:rStyle w:val="VerbatimChar"/>
+        </w:rPr>
+        <w:t xml:space="preserve">    common/jobs.py        запуск стадий для приложения: по процессу на запись, ход работы, остановка</w:t>
+      </w:r>
+      <w:r>
+        <w:br/>
+      </w:r>
+      <w:r>
+        <w:rPr>
+          <w:rStyle w:val="VerbatimChar"/>
+        </w:rPr>
+        <w:t xml:space="preserve">    common/files.py       чтение кадров, запись .mat и .dat</w:t>
+      </w:r>
+      <w:r>
+        <w:br/>
+      </w:r>
+      <w:r>
+        <w:rPr>
+          <w:rStyle w:val="VerbatimChar"/>
+        </w:rPr>
+        <w:t xml:space="preserve">    st1/droplets.py       удаление рима, поиск капель</w:t>
+      </w:r>
+      <w:r>
+        <w:br/>
+      </w:r>
+      <w:r>
+        <w:rPr>
+          <w:rStyle w:val="VerbatimChar"/>
+        </w:rPr>
+        <w:t xml:space="preserve">    st1/image_ops.py      операции над изображениями (как в MATLAB)</w:t>
+      </w:r>
+      <w:r>
+        <w:br/>
+      </w:r>
+      <w:r>
+        <w:rPr>
+          <w:rStyle w:val="VerbatimChar"/>
+        </w:rPr>
+        <w:t xml:space="preserve">    st1/piv.py            PIV и его фильтрация</w:t>
+      </w:r>
+      <w:r>
+        <w:br/>
+      </w:r>
+      <w:r>
+        <w:rPr>
+          <w:rStyle w:val="VerbatimChar"/>
+        </w:rPr>
+        <w:t xml:space="preserve">    st1/velocity.py       скорость PIV в центрах капель</w:t>
+      </w:r>
+      <w:r>
+        <w:br/>
+      </w:r>
+      <w:r>
+        <w:rPr>
+          <w:rStyle w:val="VerbatimChar"/>
+        </w:rPr>
+        <w:t xml:space="preserve">    st1/preview.py        вспомогательные картинки st1 (что показывать в окне просмотра)</w:t>
+      </w:r>
+      <w:r>
+        <w:br/>
+      </w:r>
+      <w:r>
+        <w:rPr>
+          <w:rStyle w:val="VerbatimChar"/>
+        </w:rPr>
+        <w:t xml:space="preserve">    st2/tracking.py       PTV-трекинг, картинка траекторий</w:t>
+      </w:r>
+      <w:r>
+        <w:br/>
+      </w:r>
+      <w:r>
+        <w:rPr>
+          <w:rStyle w:val="VerbatimChar"/>
+        </w:rPr>
+        <w:t xml:space="preserve">    st4/areas.py          траектории в областях поиска, картинки областей</w:t>
+      </w:r>
+      <w:r>
+        <w:br/>
+      </w:r>
+      <w:r>
+        <w:rPr>
+          <w:rStyle w:val="VerbatimChar"/>
+        </w:rPr>
+        <w:t xml:space="preserve">tests/                    проверки (см. ниже)</w:t>
+      </w:r>
+    </w:p>
+    <w:p>
+      <w:pPr>
+        <w:pStyle w:val="FirstParagraph"/>
+      </w:pPr>
+      <w:r>
+        <w:rPr>
+          <w:b/>
+          <w:bCs/>
+        </w:rPr>
         <w:t xml:space="preserve">Новый эксперимент:</w:t>
       </w:r>
       <w:r>
@@ -1852,7 +3078,16 @@
         <w:t xml:space="preserve">current.py</w:t>
       </w:r>
       <w:r>
-        <w:t xml:space="preserve">.</w:t>
+        <w:t xml:space="preserve"> </w:t>
+      </w:r>
+      <w:r>
+        <w:t xml:space="preserve">(или выбрать её</w:t>
+      </w:r>
+      <w:r>
+        <w:t xml:space="preserve"> </w:t>
+      </w:r>
+      <w:r>
+        <w:t xml:space="preserve">в приложении и нажать «Сделать текущим»).</w:t>
       </w:r>
       <w:r>
         <w:t xml:space="preserve"> </w:t>
@@ -1861,8 +3096,8 @@
         <w:t xml:space="preserve">Код менять не нужно.</w:t>
       </w:r>
     </w:p>
-    <w:bookmarkEnd w:id="20"/>
-    <w:bookmarkStart w:id="21" w:name="таблица-записей-xlsx"/>
+    <w:bookmarkEnd w:id="24"/>
+    <w:bookmarkStart w:id="25" w:name="таблица-записей-xlsx"/>
     <w:p>
       <w:pPr>
         <w:pStyle w:val="Heading2"/>
@@ -2253,8 +3488,8 @@
         </w:tc>
       </w:tr>
     </w:tbl>
-    <w:bookmarkEnd w:id="21"/>
-    <w:bookmarkStart w:id="22" w:name="результаты"/>
+    <w:bookmarkEnd w:id="25"/>
+    <w:bookmarkStart w:id="26" w:name="результаты"/>
     <w:p>
       <w:pPr>
         <w:pStyle w:val="Heading2"/>
@@ -2434,8 +3669,8 @@
         <w:t xml:space="preserve">в MATLAB.</w:t>
       </w:r>
     </w:p>
-    <w:bookmarkEnd w:id="22"/>
-    <w:bookmarkStart w:id="23" w:name="проверки"/>
+    <w:bookmarkEnd w:id="26"/>
+    <w:bookmarkStart w:id="27" w:name="проверки"/>
     <w:p>
       <w:pPr>
         <w:pStyle w:val="Heading2"/>
@@ -2449,7 +3684,7 @@
         <w:pStyle w:val="Compact"/>
         <w:numPr>
           <w:ilvl w:val="0"/>
-          <w:numId w:val="1005"/>
+          <w:numId w:val="1006"/>
         </w:numPr>
       </w:pPr>
       <w:r>
@@ -2462,13 +3697,13 @@
         <w:t xml:space="preserve"> </w:t>
       </w:r>
       <w:r>
-        <w:t xml:space="preserve">— проверки функций на маленьких примерах с известным ответом</w:t>
-      </w:r>
-      <w:r>
-        <w:t xml:space="preserve"> </w:t>
-      </w:r>
-      <w:r>
-        <w:t xml:space="preserve">(данные не нужны).</w:t>
+        <w:t xml:space="preserve">— проверки функций на маленьких примерах с известным ответом,</w:t>
+      </w:r>
+      <w:r>
+        <w:t xml:space="preserve"> </w:t>
+      </w:r>
+      <w:r>
+        <w:t xml:space="preserve">всех стадий на искусственной съёмке, окна просмотра и приложения (без экрана; данные не нужны).</w:t>
       </w:r>
     </w:p>
     <w:p>
@@ -2476,7 +3711,7 @@
         <w:pStyle w:val="Compact"/>
         <w:numPr>
           <w:ilvl w:val="0"/>
-          <w:numId w:val="1005"/>
+          <w:numId w:val="1006"/>
         </w:numPr>
       </w:pPr>
       <w:r>
@@ -2513,8 +3748,8 @@
         <w:t xml:space="preserve">в settings).</w:t>
       </w:r>
     </w:p>
-    <w:bookmarkEnd w:id="23"/>
-    <w:bookmarkStart w:id="24" w:name="отличия-от-matlab"/>
+    <w:bookmarkEnd w:id="27"/>
+    <w:bookmarkStart w:id="28" w:name="отличия-от-matlab"/>
     <w:p>
       <w:pPr>
         <w:pStyle w:val="Heading2"/>
@@ -2582,7 +3817,7 @@
         <w:pStyle w:val="Compact"/>
         <w:numPr>
           <w:ilvl w:val="0"/>
-          <w:numId w:val="1006"/>
+          <w:numId w:val="1007"/>
         </w:numPr>
       </w:pPr>
       <w:r>
@@ -2600,7 +3835,7 @@
         <w:pStyle w:val="Compact"/>
         <w:numPr>
           <w:ilvl w:val="0"/>
-          <w:numId w:val="1006"/>
+          <w:numId w:val="1007"/>
         </w:numPr>
       </w:pPr>
       <w:r>
@@ -2618,15 +3853,15 @@
         <w:pStyle w:val="Compact"/>
         <w:numPr>
           <w:ilvl w:val="0"/>
-          <w:numId w:val="1006"/>
+          <w:numId w:val="1007"/>
         </w:numPr>
       </w:pPr>
       <w:r>
         <w:t xml:space="preserve">Пороги st1 для clear water 3 не восстановлены (взяты из скрипта для v4_Zot_new).</w:t>
       </w:r>
     </w:p>
-    <w:bookmarkEnd w:id="24"/>
-    <w:bookmarkEnd w:id="25"/>
+    <w:bookmarkEnd w:id="28"/>
+    <w:bookmarkEnd w:id="29"/>
     <w:sectPr>
       <w:footnotePr>
         <w:numRestart w:val="eachSect"/>
@@ -3025,6 +4260,9 @@
     <w:abstractNumId w:val="991"/>
   </w:num>
   <w:num w:numId="1006">
+    <w:abstractNumId w:val="991"/>
+  </w:num>
+  <w:num w:numId="1007">
     <w:abstractNumId w:val="991"/>
   </w:num>
 </w:numbering>

--- a/docx/README.docx
+++ b/docx/README.docx
@@ -1636,6 +1636,94 @@
       <w:r>
         <w:t xml:space="preserve">(px с 1) выделенных записей; крестик на кадре — заданный центр.</w:t>
       </w:r>
+      <w:r>
+        <w:t xml:space="preserve"> </w:t>
+      </w:r>
+      <w:r>
+        <w:rPr>
+          <w:b/>
+          <w:bCs/>
+        </w:rPr>
+        <w:t xml:space="preserve">«Капли и PIV»</w:t>
+      </w:r>
+      <w:r>
+        <w:t xml:space="preserve"> </w:t>
+      </w:r>
+      <w:r>
+        <w:t xml:space="preserve">(справа от кнопок видов): «считать с текущими настройками» — кадр считается заново,</w:t>
+      </w:r>
+      <w:r>
+        <w:t xml:space="preserve"> </w:t>
+      </w:r>
+      <w:r>
+        <w:t xml:space="preserve">видно, что дадут текущие</w:t>
+      </w:r>
+      <w:r>
+        <w:t xml:space="preserve"> </w:t>
+      </w:r>
+      <w:r>
+        <w:rPr>
+          <w:rStyle w:val="VerbatimChar"/>
+        </w:rPr>
+        <w:t xml:space="preserve">rim</w:t>
+      </w:r>
+      <w:r>
+        <w:t xml:space="preserve"> </w:t>
+      </w:r>
+      <w:r>
+        <w:t xml:space="preserve">и пороги (для подбора; 1–2 с на кадр); «взять из результатов st1» —</w:t>
+      </w:r>
+      <w:r>
+        <w:t xml:space="preserve"> </w:t>
+      </w:r>
+      <w:r>
+        <w:t xml:space="preserve">виды</w:t>
+      </w:r>
+      <w:r>
+        <w:t xml:space="preserve"> </w:t>
+      </w:r>
+      <w:r>
+        <w:rPr>
+          <w:rStyle w:val="VerbatimChar"/>
+        </w:rPr>
+        <w:t xml:space="preserve">3</w:t>
+      </w:r>
+      <w:r>
+        <w:t xml:space="preserve">–</w:t>
+      </w:r>
+      <w:r>
+        <w:rPr>
+          <w:rStyle w:val="VerbatimChar"/>
+        </w:rPr>
+        <w:t xml:space="preserve">5</w:t>
+      </w:r>
+      <w:r>
+        <w:t xml:space="preserve"> </w:t>
+      </w:r>
+      <w:r>
+        <w:t xml:space="preserve">сразу показывают то, что сохранил последний запуск st1 (в подписи — когда он был; если</w:t>
+      </w:r>
+      <w:r>
+        <w:t xml:space="preserve"> </w:t>
+      </w:r>
+      <w:r>
+        <w:t xml:space="preserve">пороги с тех пор меняли, это старые капли). Вид</w:t>
+      </w:r>
+      <w:r>
+        <w:t xml:space="preserve"> </w:t>
+      </w:r>
+      <w:r>
+        <w:rPr>
+          <w:rStyle w:val="VerbatimChar"/>
+        </w:rPr>
+        <w:t xml:space="preserve">2</w:t>
+      </w:r>
+      <w:r>
+        <w:t xml:space="preserve"> </w:t>
+      </w:r>
+      <w:r>
+        <w:t xml:space="preserve">считается всегда — кадра без рима в результатах нет.</w:t>
+      </w:r>
     </w:p>
     <w:p>
       <w:pPr>
@@ -1945,6 +2033,12 @@
       </w:r>
       <w:r>
         <w:t xml:space="preserve">работают со значениями из файлов.</w:t>
+      </w:r>
+      <w:r>
+        <w:t xml:space="preserve"> </w:t>
+      </w:r>
+      <w:r>
+        <w:t xml:space="preserve">Если файл тем временем поменяли в редакторе, приложение его не затрёт, а попросит нажать F5.</w:t>
       </w:r>
     </w:p>
     <w:p>

--- a/docx/README.docx
+++ b/docx/README.docx
@@ -2,7 +2,7 @@
 <file path=word/document.xml><?xml version="1.0" encoding="utf-8"?>
 <w:document xmlns:w="http://schemas.openxmlformats.org/wordprocessingml/2006/main" xmlns:m="http://schemas.openxmlformats.org/officeDocument/2006/math" xmlns:r="http://schemas.openxmlformats.org/officeDocument/2006/relationships" xmlns:o="urn:schemas-microsoft-com:office:office" xmlns:v="urn:schemas-microsoft-com:vml" xmlns:w10="urn:schemas-microsoft-com:office:word" xmlns:a="http://schemas.openxmlformats.org/drawingml/2006/main" xmlns:pic="http://schemas.openxmlformats.org/drawingml/2006/picture" xmlns:wp="http://schemas.openxmlformats.org/drawingml/2006/wordprocessingDrawing">
   <w:body>
-    <w:bookmarkStart w:id="29" w:name="обработка-высокоскоростной-съёмки-капель"/>
+    <w:bookmarkStart w:id="30" w:name="обработка-высокоскоростной-съёмки-капель"/>
     <w:p>
       <w:pPr>
         <w:pStyle w:val="Heading1"/>
@@ -1355,13 +1355,13 @@
       </w:r>
     </w:p>
     <w:bookmarkEnd w:id="18"/>
-    <w:bookmarkStart w:id="22" w:name="X0435e715a18a0a56675793f254d53358245937a"/>
+    <w:bookmarkStart w:id="23" w:name="X33dba3b0f791ef92fbca3d3a0ca53f1961e7508"/>
     <w:p>
       <w:pPr>
         <w:pStyle w:val="Heading2"/>
       </w:pPr>
       <w:r>
-        <w:t xml:space="preserve">Приложение: записи, таблица, пороги, запуск стадий, результаты</w:t>
+        <w:t xml:space="preserve">Приложение: обработка измерений и обработка результатов</w:t>
       </w:r>
     </w:p>
     <w:p>
@@ -1380,7 +1380,29 @@
         <w:pStyle w:val="FirstParagraph"/>
       </w:pPr>
       <w:r>
-        <w:t xml:space="preserve">Окно для эксперимента из</w:t>
+        <w:t xml:space="preserve">Окно разделено на две большие части.</w:t>
+      </w:r>
+      <w:r>
+        <w:t xml:space="preserve"> </w:t>
+      </w:r>
+      <w:r>
+        <w:rPr>
+          <w:b/>
+          <w:bCs/>
+        </w:rPr>
+        <w:t xml:space="preserve">«Обработка измерений»</w:t>
+      </w:r>
+      <w:r>
+        <w:t xml:space="preserve"> </w:t>
+      </w:r>
+      <w:r>
+        <w:t xml:space="preserve">— работа с одним экспериментом: при запуске —</w:t>
+      </w:r>
+      <w:r>
+        <w:t xml:space="preserve"> </w:t>
+      </w:r>
+      <w:r>
+        <w:t xml:space="preserve">из</w:t>
       </w:r>
       <w:r>
         <w:t xml:space="preserve"> </w:t>
@@ -1392,7 +1414,7 @@
         <w:t xml:space="preserve">experiments/current.py</w:t>
       </w:r>
       <w:r>
-        <w:t xml:space="preserve">. Другой можно выбрать в списке вверху окна (</w:t>
+        <w:t xml:space="preserve">, другой можно выбрать в списке вверху (</w:t>
       </w:r>
       <w:r>
         <w:rPr>
@@ -1404,7 +1426,13 @@
         <w:t xml:space="preserve"> </w:t>
       </w:r>
       <w:r>
-        <w:t xml:space="preserve">при этом не меняется); кнопка «Сделать текущим» записывает выбранный в</w:t>
+        <w:t xml:space="preserve">при этом не меняется); кнопка</w:t>
+      </w:r>
+      <w:r>
+        <w:t xml:space="preserve"> </w:t>
+      </w:r>
+      <w:r>
+        <w:t xml:space="preserve">«Сделать текущим» записывает выбранный в</w:t>
       </w:r>
       <w:r>
         <w:t xml:space="preserve"> </w:t>
@@ -1419,13 +1447,7 @@
         <w:t xml:space="preserve"> </w:t>
       </w:r>
       <w:r>
-        <w:t xml:space="preserve">— тогда его обрабатывают</w:t>
-      </w:r>
-      <w:r>
-        <w:t xml:space="preserve"> </w:t>
-      </w:r>
-      <w:r>
-        <w:t xml:space="preserve">и скрипты</w:t>
+        <w:t xml:space="preserve">— тогда его обрабатывают и скрипты</w:t>
       </w:r>
       <w:r>
         <w:t xml:space="preserve"> </w:t>
@@ -1437,7 +1459,35 @@
         <w:t xml:space="preserve">main/</w:t>
       </w:r>
       <w:r>
-        <w:t xml:space="preserve">. Вкладки: «Записи», «Запуск», «Результаты».</w:t>
+        <w:t xml:space="preserve">. Вкладки:</w:t>
+      </w:r>
+      <w:r>
+        <w:t xml:space="preserve"> </w:t>
+      </w:r>
+      <w:r>
+        <w:t xml:space="preserve">«Записи», «Запуск», «Результаты».</w:t>
+      </w:r>
+      <w:r>
+        <w:t xml:space="preserve"> </w:t>
+      </w:r>
+      <w:r>
+        <w:rPr>
+          <w:b/>
+          <w:bCs/>
+        </w:rPr>
+        <w:t xml:space="preserve">«Обработка результатов»</w:t>
+      </w:r>
+      <w:r>
+        <w:t xml:space="preserve"> </w:t>
+      </w:r>
+      <w:r>
+        <w:t xml:space="preserve">— распределения по результатам любых</w:t>
+      </w:r>
+      <w:r>
+        <w:t xml:space="preserve"> </w:t>
+      </w:r>
+      <w:r>
+        <w:t xml:space="preserve">экспериментов (ниже).</w:t>
       </w:r>
     </w:p>
     <w:bookmarkStart w:id="19" w:name="вкладка-записи"/>
@@ -1644,6 +1694,112 @@
           <w:b/>
           <w:bCs/>
         </w:rPr>
+        <w:t xml:space="preserve">«Размер бэга»</w:t>
+      </w:r>
+      <w:r>
+        <w:t xml:space="preserve"> </w:t>
+      </w:r>
+      <w:r>
+        <w:t xml:space="preserve">— нажать и поставить на кадре четыре точки (подсказка — в строке состояния): 1 — низ</w:t>
+      </w:r>
+      <w:r>
+        <w:t xml:space="preserve"> </w:t>
+      </w:r>
+      <w:r>
+        <w:t xml:space="preserve">или верх бэга, через неё появится вертикальная линия; 2 — другой край по высоте (точка встаёт на эту</w:t>
+      </w:r>
+      <w:r>
+        <w:t xml:space="preserve"> </w:t>
+      </w:r>
+      <w:r>
+        <w:t xml:space="preserve">вертикаль); 3 — край бэга по длине, появится горизонтальная линия; 4 — другой край по длине (встаёт на эту</w:t>
+      </w:r>
+      <w:r>
+        <w:t xml:space="preserve"> </w:t>
+      </w:r>
+      <w:r>
+        <w:t xml:space="preserve">горизонталь). Высота и длина в мм (пиксели ×</w:t>
+      </w:r>
+      <w:r>
+        <w:t xml:space="preserve"> </w:t>
+      </w:r>
+      <w:r>
+        <w:rPr>
+          <w:rStyle w:val="VerbatimChar"/>
+        </w:rPr>
+        <w:t xml:space="preserve">SCALE_MM_PER_PX</w:t>
+      </w:r>
+      <w:r>
+        <w:t xml:space="preserve">) и номер кадра записываются в колонки</w:t>
+      </w:r>
+      <w:r>
+        <w:t xml:space="preserve"> </w:t>
+      </w:r>
+      <w:r>
+        <w:rPr>
+          <w:rStyle w:val="VerbatimChar"/>
+        </w:rPr>
+        <w:t xml:space="preserve">bag_hight</w:t>
+      </w:r>
+      <w:r>
+        <w:t xml:space="preserve">,</w:t>
+      </w:r>
+      <w:r>
+        <w:t xml:space="preserve"> </w:t>
+      </w:r>
+      <w:r>
+        <w:rPr>
+          <w:rStyle w:val="VerbatimChar"/>
+        </w:rPr>
+        <w:t xml:space="preserve">bag_length</w:t>
+      </w:r>
+      <w:r>
+        <w:t xml:space="preserve">,</w:t>
+      </w:r>
+      <w:r>
+        <w:t xml:space="preserve"> </w:t>
+      </w:r>
+      <w:r>
+        <w:rPr>
+          <w:rStyle w:val="VerbatimChar"/>
+        </w:rPr>
+        <w:t xml:space="preserve">bag_frame</w:t>
+      </w:r>
+      <w:r>
+        <w:t xml:space="preserve"> </w:t>
+      </w:r>
+      <w:r>
+        <w:t xml:space="preserve">(если колонок в таблице нет, они добавятся при «Сохранить»);</w:t>
+      </w:r>
+      <w:r>
+        <w:t xml:space="preserve"> </w:t>
+      </w:r>
+      <w:r>
+        <w:t xml:space="preserve">над кадром — «бэг: высота … мм, длина … мм».</w:t>
+      </w:r>
+      <w:r>
+        <w:t xml:space="preserve"> </w:t>
+      </w:r>
+      <w:r>
+        <w:rPr>
+          <w:rStyle w:val="VerbatimChar"/>
+        </w:rPr>
+        <w:t xml:space="preserve">Esc</w:t>
+      </w:r>
+      <w:r>
+        <w:t xml:space="preserve"> </w:t>
+      </w:r>
+      <w:r>
+        <w:t xml:space="preserve">— отменить.</w:t>
+      </w:r>
+      <w:r>
+        <w:t xml:space="preserve"> </w:t>
+      </w:r>
+      <w:r>
+        <w:rPr>
+          <w:b/>
+          <w:bCs/>
+        </w:rPr>
         <w:t xml:space="preserve">«Капли и PIV»</w:t>
       </w:r>
       <w:r>
@@ -2486,25 +2642,13 @@
       </w:r>
     </w:p>
     <w:bookmarkEnd w:id="21"/>
-    <w:bookmarkEnd w:id="22"/>
-    <w:bookmarkStart w:id="23" w:name="просмотр-кадров-и-подбор-порогов-st1"/>
-    <w:p>
-      <w:pPr>
-        <w:pStyle w:val="Heading2"/>
-      </w:pPr>
-      <w:r>
-        <w:t xml:space="preserve">Просмотр кадров и подбор порогов st1</w:t>
-      </w:r>
-    </w:p>
-    <w:p>
-      <w:pPr>
-        <w:pStyle w:val="SourceCode"/>
-      </w:pPr>
-      <w:r>
-        <w:rPr>
-          <w:rStyle w:val="VerbatimChar"/>
-        </w:rPr>
-        <w:t xml:space="preserve">.venv\Scripts\python.exe tools\st1_viewer.py</w:t>
+    <w:bookmarkStart w:id="22" w:name="часть-обработка-результатов"/>
+    <w:p>
+      <w:pPr>
+        <w:pStyle w:val="Heading3"/>
+      </w:pPr>
+      <w:r>
+        <w:t xml:space="preserve">Часть «Обработка результатов»</w:t>
       </w:r>
     </w:p>
     <w:p>
@@ -2512,609 +2656,1341 @@
         <w:pStyle w:val="FirstParagraph"/>
       </w:pPr>
       <w:r>
-        <w:t xml:space="preserve">Окно для записей текущего эксперимента. Виды:</w:t>
-      </w:r>
-      <w:r>
-        <w:t xml:space="preserve"> </w:t>
-      </w:r>
-      <w:r>
-        <w:rPr>
-          <w:rStyle w:val="VerbatimChar"/>
-        </w:rPr>
-        <w:t xml:space="preserve">1</w:t>
-      </w:r>
-      <w:r>
-        <w:t xml:space="preserve"> </w:t>
-      </w:r>
-      <w:r>
-        <w:t xml:space="preserve">— исходный кадр;</w:t>
-      </w:r>
-      <w:r>
-        <w:t xml:space="preserve"> </w:t>
-      </w:r>
-      <w:r>
-        <w:rPr>
-          <w:rStyle w:val="VerbatimChar"/>
-        </w:rPr>
-        <w:t xml:space="preserve">2</w:t>
-      </w:r>
-      <w:r>
-        <w:t xml:space="preserve"> </w:t>
-      </w:r>
-      <w:r>
-        <w:t xml:space="preserve">— кадр без рима и воды (закрашенное подсвечено сиреневым);</w:t>
-      </w:r>
-      <w:r>
-        <w:t xml:space="preserve"> </w:t>
-      </w:r>
-      <w:r>
-        <w:rPr>
-          <w:rStyle w:val="VerbatimChar"/>
-        </w:rPr>
-        <w:t xml:space="preserve">3</w:t>
-      </w:r>
-      <w:r>
-        <w:t xml:space="preserve"> </w:t>
-      </w:r>
-      <w:r>
-        <w:t xml:space="preserve">— капли (Python — красные круги, MATLAB — голубые, если задан</w:t>
-      </w:r>
-      <w:r>
-        <w:t xml:space="preserve"> </w:t>
-      </w:r>
-      <w:r>
-        <w:rPr>
-          <w:rStyle w:val="VerbatimChar"/>
-        </w:rPr>
-        <w:t xml:space="preserve">MATLAB_RESULTS_DIR</w:t>
-      </w:r>
-      <w:r>
-        <w:t xml:space="preserve">);</w:t>
-      </w:r>
-      <w:r>
-        <w:t xml:space="preserve"> </w:t>
-      </w:r>
-      <w:r>
-        <w:rPr>
-          <w:rStyle w:val="VerbatimChar"/>
-        </w:rPr>
-        <w:t xml:space="preserve">4</w:t>
-      </w:r>
-      <w:r>
-        <w:t xml:space="preserve"> </w:t>
-      </w:r>
-      <w:r>
-        <w:t xml:space="preserve">— смещения PIV поверх кадра;</w:t>
-      </w:r>
-      <w:r>
-        <w:t xml:space="preserve"> </w:t>
-      </w:r>
-      <w:r>
-        <w:rPr>
-          <w:rStyle w:val="VerbatimChar"/>
-        </w:rPr>
-        <w:t xml:space="preserve">5</w:t>
-      </w:r>
-      <w:r>
-        <w:t xml:space="preserve"> </w:t>
-      </w:r>
-      <w:r>
-        <w:t xml:space="preserve">— PIV как в MATLAB (клетки — скорость в м/с, красные стрелки —</w:t>
-      </w:r>
-      <w:r>
-        <w:t xml:space="preserve"> </w:t>
-      </w:r>
-      <w:r>
-        <w:t xml:space="preserve">PIV, синие — скорость капель).</w:t>
-      </w:r>
-    </w:p>
-    <w:p>
-      <w:pPr>
-        <w:pStyle w:val="BodyText"/>
-      </w:pPr>
-      <w:r>
-        <w:t xml:space="preserve">Клавиши:</w:t>
-      </w:r>
-      <w:r>
-        <w:t xml:space="preserve"> </w:t>
-      </w:r>
-      <w:r>
-        <w:rPr>
-          <w:rStyle w:val="VerbatimChar"/>
-        </w:rPr>
-        <w:t xml:space="preserve">←</w:t>
-      </w:r>
-      <w:r>
-        <w:t xml:space="preserve"> </w:t>
-      </w:r>
-      <w:r>
-        <w:rPr>
-          <w:rStyle w:val="VerbatimChar"/>
-        </w:rPr>
-        <w:t xml:space="preserve">→</w:t>
-      </w:r>
-      <w:r>
-        <w:t xml:space="preserve"> </w:t>
-      </w:r>
-      <w:r>
-        <w:t xml:space="preserve">— кадр, если держать — слайдшоу;</w:t>
-      </w:r>
-      <w:r>
-        <w:t xml:space="preserve"> </w:t>
-      </w:r>
-      <w:r>
-        <w:rPr>
-          <w:rStyle w:val="VerbatimChar"/>
-        </w:rPr>
-        <w:t xml:space="preserve">Пробел</w:t>
-      </w:r>
-      <w:r>
-        <w:t xml:space="preserve"> </w:t>
-      </w:r>
-      <w:r>
-        <w:t xml:space="preserve">— слайдшоу пуск/стоп;</w:t>
-      </w:r>
-      <w:r>
-        <w:t xml:space="preserve"> </w:t>
-      </w:r>
-      <w:r>
-        <w:rPr>
-          <w:rStyle w:val="VerbatimChar"/>
-        </w:rPr>
-        <w:t xml:space="preserve">Home</w:t>
-      </w:r>
-      <w:r>
-        <w:t xml:space="preserve"> </w:t>
-      </w:r>
-      <w:r>
-        <w:rPr>
-          <w:rStyle w:val="VerbatimChar"/>
-        </w:rPr>
-        <w:t xml:space="preserve">End</w:t>
-      </w:r>
-      <w:r>
-        <w:t xml:space="preserve"> </w:t>
-      </w:r>
-      <w:r>
-        <w:t xml:space="preserve">—</w:t>
-      </w:r>
-      <w:r>
-        <w:t xml:space="preserve"> </w:t>
-      </w:r>
-      <w:r>
-        <w:t xml:space="preserve">первый/последний кадр;</w:t>
-      </w:r>
-      <w:r>
-        <w:t xml:space="preserve"> </w:t>
-      </w:r>
-      <w:r>
-        <w:rPr>
-          <w:rStyle w:val="VerbatimChar"/>
-        </w:rPr>
-        <w:t xml:space="preserve">PgUp</w:t>
-      </w:r>
-      <w:r>
-        <w:t xml:space="preserve"> </w:t>
-      </w:r>
-      <w:r>
-        <w:rPr>
-          <w:rStyle w:val="VerbatimChar"/>
-        </w:rPr>
-        <w:t xml:space="preserve">PgDn</w:t>
-      </w:r>
-      <w:r>
-        <w:t xml:space="preserve"> </w:t>
-      </w:r>
-      <w:r>
-        <w:t xml:space="preserve">— запись;</w:t>
-      </w:r>
-      <w:r>
-        <w:t xml:space="preserve"> </w:t>
-      </w:r>
-      <w:r>
-        <w:rPr>
-          <w:rStyle w:val="VerbatimChar"/>
-        </w:rPr>
-        <w:t xml:space="preserve">M</w:t>
-      </w:r>
-      <w:r>
-        <w:t xml:space="preserve"> </w:t>
-      </w:r>
-      <w:r>
-        <w:t xml:space="preserve">— капли MATLAB вкл/выкл. Увеличение — лупа на</w:t>
-      </w:r>
-      <w:r>
-        <w:t xml:space="preserve"> </w:t>
-      </w:r>
-      <w:r>
-        <w:t xml:space="preserve">панели окна. Кадры записи считаются заранее в фоне на всех ядрах, кроме одного (в заголовке —</w:t>
-      </w:r>
-      <w:r>
-        <w:t xml:space="preserve"> </w:t>
-      </w:r>
-      <w:r>
-        <w:t xml:space="preserve">«посчитано N из M»); полный st1 запускать не нужно.</w:t>
-      </w:r>
-    </w:p>
-    <w:p>
-      <w:pPr>
-        <w:pStyle w:val="BodyText"/>
-      </w:pPr>
-      <w:r>
-        <w:t xml:space="preserve">Подбор порогов «на глаз»: поменять число в</w:t>
-      </w:r>
-      <w:r>
-        <w:t xml:space="preserve"> </w:t>
-      </w:r>
-      <w:r>
-        <w:rPr>
-          <w:rStyle w:val="VerbatimChar"/>
-        </w:rPr>
-        <w:t xml:space="preserve">thresholds.py</w:t>
-      </w:r>
-      <w:r>
-        <w:t xml:space="preserve">, сохранить, нажать</w:t>
-      </w:r>
-      <w:r>
-        <w:t xml:space="preserve"> </w:t>
-      </w:r>
-      <w:r>
-        <w:rPr>
-          <w:rStyle w:val="VerbatimChar"/>
-        </w:rPr>
-        <w:t xml:space="preserve">R</w:t>
-      </w:r>
-      <w:r>
-        <w:t xml:space="preserve"> </w:t>
-      </w:r>
-      <w:r>
-        <w:t xml:space="preserve">в окне —</w:t>
-      </w:r>
-      <w:r>
-        <w:t xml:space="preserve"> </w:t>
-      </w:r>
-      <w:r>
-        <w:t xml:space="preserve">запись пересчитается с новыми порогами. Когда картинка устраивает — запустить st1. Удобнее — в приложении</w:t>
-      </w:r>
-      <w:r>
-        <w:t xml:space="preserve"> </w:t>
-      </w:r>
-      <w:r>
-        <w:t xml:space="preserve">(выше): там пороги меняются ползунками на вкладке «Настройки» и сохраняются кнопкой.</w:t>
-      </w:r>
-    </w:p>
-    <w:p>
-      <w:pPr>
-        <w:pStyle w:val="BodyText"/>
-      </w:pPr>
-      <w:r>
-        <w:t xml:space="preserve">Что рисуется и как считается —</w:t>
-      </w:r>
-      <w:r>
-        <w:t xml:space="preserve"> </w:t>
-      </w:r>
-      <w:r>
-        <w:rPr>
-          <w:rStyle w:val="VerbatimChar"/>
-        </w:rPr>
-        <w:t xml:space="preserve">lib/st1/preview.py</w:t>
-      </w:r>
-      <w:r>
-        <w:t xml:space="preserve">, окно, клавиши и слайдшоу —</w:t>
-      </w:r>
-      <w:r>
-        <w:t xml:space="preserve"> </w:t>
-      </w:r>
-      <w:r>
-        <w:rPr>
-          <w:rStyle w:val="VerbatimChar"/>
-        </w:rPr>
-        <w:t xml:space="preserve">tools/st1_viewer.py</w:t>
-      </w:r>
-      <w:r>
-        <w:t xml:space="preserve">.</w:t>
-      </w:r>
-      <w:r>
-        <w:t xml:space="preserve"> </w:t>
-      </w:r>
-      <w:r>
-        <w:t xml:space="preserve">Другой способ просмотра (серия PNG, видео, картинки во время st1) — новая короткая оболочка над</w:t>
-      </w:r>
-      <w:r>
-        <w:t xml:space="preserve"> </w:t>
-      </w:r>
-      <w:r>
-        <w:rPr>
-          <w:rStyle w:val="VerbatimChar"/>
-        </w:rPr>
-        <w:t xml:space="preserve">preview.py</w:t>
-      </w:r>
-      <w:r>
-        <w:t xml:space="preserve">.</w:t>
-      </w:r>
-    </w:p>
-    <w:bookmarkEnd w:id="23"/>
-    <w:bookmarkStart w:id="24" w:name="устройство-проекта"/>
-    <w:p>
-      <w:pPr>
-        <w:pStyle w:val="Heading2"/>
-      </w:pPr>
-      <w:r>
-        <w:t xml:space="preserve">Устройство проекта</w:t>
-      </w:r>
-    </w:p>
-    <w:p>
-      <w:pPr>
-        <w:pStyle w:val="SourceCode"/>
-      </w:pPr>
-      <w:r>
-        <w:rPr>
-          <w:rStyle w:val="VerbatimChar"/>
-        </w:rPr>
-        <w:t xml:space="preserve">main/                     три скрипта стадий — запускаются, не правятся</w:t>
-      </w:r>
-      <w:r>
-        <w:br/>
-      </w:r>
-      <w:r>
-        <w:rPr>
-          <w:rStyle w:val="VerbatimChar"/>
-        </w:rPr>
-        <w:t xml:space="preserve">app/                      приложение: просмотр записей и заполнение таблицы</w:t>
-      </w:r>
-      <w:r>
-        <w:br/>
-      </w:r>
-      <w:r>
-        <w:rPr>
-          <w:rStyle w:val="VerbatimChar"/>
-        </w:rPr>
-        <w:t xml:space="preserve">    run.py                запуск</w:t>
-      </w:r>
-      <w:r>
-        <w:br/>
-      </w:r>
-      <w:r>
-        <w:rPr>
-          <w:rStyle w:val="VerbatimChar"/>
-        </w:rPr>
-        <w:t xml:space="preserve">    window.py             главное окно: выбор эксперимента, вкладки</w:t>
-      </w:r>
-      <w:r>
-        <w:br/>
-      </w:r>
-      <w:r>
-        <w:rPr>
-          <w:rStyle w:val="VerbatimChar"/>
-        </w:rPr>
-        <w:t xml:space="preserve">    records_page.py       вкладка «Записи»</w:t>
-      </w:r>
-      <w:r>
-        <w:br/>
-      </w:r>
-      <w:r>
-        <w:rPr>
-          <w:rStyle w:val="VerbatimChar"/>
-        </w:rPr>
-        <w:t xml:space="preserve">    frame_view.py         показ кадра (виды 1–5), шкала кадров, расчёт кадров в фоне</w:t>
-      </w:r>
-      <w:r>
-        <w:br/>
-      </w:r>
-      <w:r>
-        <w:rPr>
-          <w:rStyle w:val="VerbatimChar"/>
-        </w:rPr>
-        <w:t xml:space="preserve">    params_page.py        панель «Настройки»: settings.py и thresholds.py полями и ползунками</w:t>
-      </w:r>
-      <w:r>
-        <w:br/>
-      </w:r>
-      <w:r>
-        <w:rPr>
-          <w:rStyle w:val="VerbatimChar"/>
-        </w:rPr>
-        <w:t xml:space="preserve">    jobs_page.py          вкладка «Запуск»: стадии для отмеченных записей в фоновых процессах</w:t>
-      </w:r>
-      <w:r>
-        <w:br/>
-      </w:r>
-      <w:r>
-        <w:rPr>
-          <w:rStyle w:val="VerbatimChar"/>
-        </w:rPr>
-        <w:t xml:space="preserve">    results_page.py       вкладка «Результаты»: траектории, области st4, таблицы</w:t>
-      </w:r>
-      <w:r>
-        <w:br/>
-      </w:r>
-      <w:r>
-        <w:rPr>
-          <w:rStyle w:val="VerbatimChar"/>
-        </w:rPr>
-        <w:t xml:space="preserve">tools/st1_viewer.py       окно просмотра кадров st1 и подбора порогов</w:t>
-      </w:r>
-      <w:r>
-        <w:br/>
-      </w:r>
-      <w:r>
-        <w:rPr>
-          <w:rStyle w:val="VerbatimChar"/>
-        </w:rPr>
-        <w:t xml:space="preserve">experiments/</w:t>
-      </w:r>
-      <w:r>
-        <w:br/>
-      </w:r>
-      <w:r>
-        <w:rPr>
-          <w:rStyle w:val="VerbatimChar"/>
-        </w:rPr>
-        <w:t xml:space="preserve">    current.py            какой эксперимент обрабатываем</w:t>
-      </w:r>
-      <w:r>
-        <w:br/>
-      </w:r>
-      <w:r>
-        <w:rPr>
-          <w:rStyle w:val="VerbatimChar"/>
-        </w:rPr>
-        <w:t xml:space="preserve">    &lt;эксперимент&gt;/</w:t>
-      </w:r>
-      <w:r>
-        <w:br/>
-      </w:r>
-      <w:r>
-        <w:rPr>
-          <w:rStyle w:val="VerbatimChar"/>
-        </w:rPr>
-        <w:t xml:space="preserve">        settings.py       пути, масштаб, fps, какие записи, области поиска st4</w:t>
-      </w:r>
-      <w:r>
-        <w:br/>
-      </w:r>
-      <w:r>
-        <w:rPr>
-          <w:rStyle w:val="VerbatimChar"/>
-        </w:rPr>
-        <w:t xml:space="preserve">        thresholds.py     пороги алгоритмов (с комментариями)</w:t>
-      </w:r>
-      <w:r>
-        <w:br/>
-      </w:r>
-      <w:r>
-        <w:rPr>
-          <w:rStyle w:val="VerbatimChar"/>
-        </w:rPr>
-        <w:t xml:space="preserve">lib/                      вся обработка</w:t>
-      </w:r>
-      <w:r>
-        <w:br/>
-      </w:r>
-      <w:r>
-        <w:rPr>
-          <w:rStyle w:val="VerbatimChar"/>
-        </w:rPr>
-        <w:t xml:space="preserve">    common/records.py     таблица записей, выбор записей, общий цикл стадии</w:t>
-      </w:r>
-      <w:r>
-        <w:br/>
-      </w:r>
-      <w:r>
-        <w:rPr>
-          <w:rStyle w:val="VerbatimChar"/>
-        </w:rPr>
-        <w:t xml:space="preserve">    common/table_edit.py  таблица записей для приложения: правки, автозаполнение, запись в xlsx</w:t>
-      </w:r>
-      <w:r>
-        <w:br/>
-      </w:r>
-      <w:r>
-        <w:rPr>
-          <w:rStyle w:val="VerbatimChar"/>
-        </w:rPr>
-        <w:t xml:space="preserve">    common/config_edit.py файлы настроек для приложения: значения с комментариями, правки, запись</w:t>
-      </w:r>
-      <w:r>
-        <w:br/>
-      </w:r>
-      <w:r>
-        <w:rPr>
-          <w:rStyle w:val="VerbatimChar"/>
-        </w:rPr>
-        <w:t xml:space="preserve">    common/jobs.py        запуск стадий для приложения: по процессу на запись, ход работы, остановка</w:t>
-      </w:r>
-      <w:r>
-        <w:br/>
-      </w:r>
-      <w:r>
-        <w:rPr>
-          <w:rStyle w:val="VerbatimChar"/>
-        </w:rPr>
-        <w:t xml:space="preserve">    common/files.py       чтение кадров, запись .mat и .dat</w:t>
-      </w:r>
-      <w:r>
-        <w:br/>
-      </w:r>
-      <w:r>
-        <w:rPr>
-          <w:rStyle w:val="VerbatimChar"/>
-        </w:rPr>
-        <w:t xml:space="preserve">    st1/droplets.py       удаление рима, поиск капель</w:t>
-      </w:r>
-      <w:r>
-        <w:br/>
-      </w:r>
-      <w:r>
-        <w:rPr>
-          <w:rStyle w:val="VerbatimChar"/>
-        </w:rPr>
-        <w:t xml:space="preserve">    st1/image_ops.py      операции над изображениями (как в MATLAB)</w:t>
-      </w:r>
-      <w:r>
-        <w:br/>
-      </w:r>
-      <w:r>
-        <w:rPr>
-          <w:rStyle w:val="VerbatimChar"/>
-        </w:rPr>
-        <w:t xml:space="preserve">    st1/piv.py            PIV и его фильтрация</w:t>
-      </w:r>
-      <w:r>
-        <w:br/>
-      </w:r>
-      <w:r>
-        <w:rPr>
-          <w:rStyle w:val="VerbatimChar"/>
-        </w:rPr>
-        <w:t xml:space="preserve">    st1/velocity.py       скорость PIV в центрах капель</w:t>
-      </w:r>
-      <w:r>
-        <w:br/>
-      </w:r>
-      <w:r>
-        <w:rPr>
-          <w:rStyle w:val="VerbatimChar"/>
-        </w:rPr>
-        <w:t xml:space="preserve">    st1/preview.py        вспомогательные картинки st1 (что показывать в окне просмотра)</w:t>
-      </w:r>
-      <w:r>
-        <w:br/>
-      </w:r>
-      <w:r>
-        <w:rPr>
-          <w:rStyle w:val="VerbatimChar"/>
-        </w:rPr>
-        <w:t xml:space="preserve">    st2/tracking.py       PTV-трекинг, картинка траекторий</w:t>
-      </w:r>
-      <w:r>
-        <w:br/>
-      </w:r>
-      <w:r>
-        <w:rPr>
-          <w:rStyle w:val="VerbatimChar"/>
-        </w:rPr>
-        <w:t xml:space="preserve">    st4/areas.py          траектории в областях поиска, картинки областей</w:t>
-      </w:r>
-      <w:r>
-        <w:br/>
-      </w:r>
-      <w:r>
-        <w:rPr>
-          <w:rStyle w:val="VerbatimChar"/>
-        </w:rPr>
-        <w:t xml:space="preserve">tests/                    проверки (см. ниже)</w:t>
-      </w:r>
-    </w:p>
-    <w:p>
-      <w:pPr>
-        <w:pStyle w:val="FirstParagraph"/>
+        <w:t xml:space="preserve">Не привязана к текущему эксперименту. Слева — разделы (щелчок по заголовку сворачивает и разворачивает;</w:t>
+      </w:r>
+      <w:r>
+        <w:t xml:space="preserve"> </w:t>
+      </w:r>
+      <w:r>
+        <w:t xml:space="preserve">«Свои колонки», «Кривая и подгонка» и «Вид» сначала свёрнуты); любая правка через короткую паузу</w:t>
+      </w:r>
+      <w:r>
+        <w:t xml:space="preserve"> </w:t>
+      </w:r>
+      <w:r>
+        <w:t xml:space="preserve">перестраивает картинку:</w:t>
+      </w:r>
+    </w:p>
+    <w:p>
+      <w:pPr>
+        <w:pStyle w:val="Compact"/>
+        <w:numPr>
+          <w:ilvl w:val="0"/>
+          <w:numId w:val="1006"/>
+        </w:numPr>
       </w:pPr>
       <w:r>
         <w:rPr>
           <w:b/>
           <w:bCs/>
         </w:rPr>
+        <w:t xml:space="preserve">Данные</w:t>
+      </w:r>
+      <w:r>
+        <w:t xml:space="preserve"> </w:t>
+      </w:r>
+      <w:r>
+        <w:t xml:space="preserve">— отметить эксперименты (каждый из папки</w:t>
+      </w:r>
+      <w:r>
+        <w:t xml:space="preserve"> </w:t>
+      </w:r>
+      <w:r>
+        <w:rPr>
+          <w:rStyle w:val="VerbatimChar"/>
+        </w:rPr>
+        <w:t xml:space="preserve">experiments/</w:t>
+      </w:r>
+      <w:r>
+        <w:t xml:space="preserve">: результаты Python и, если задан</w:t>
+      </w:r>
+      <w:r>
+        <w:t xml:space="preserve"> </w:t>
+      </w:r>
+      <w:r>
+        <w:rPr>
+          <w:rStyle w:val="VerbatimChar"/>
+        </w:rPr>
+        <w:t xml:space="preserve">MATLAB_RESULTS_DIR</w:t>
+      </w:r>
+      <w:r>
+        <w:t xml:space="preserve">, результаты MATLAB) и уровень: «траектории в областях» — строка на траекторию</w:t>
+      </w:r>
+      <w:r>
+        <w:t xml:space="preserve"> </w:t>
+      </w:r>
+      <w:r>
+        <w:t xml:space="preserve">в области st4 (x, y, мм; vx, vy, |v|, м/с; r, мкм; высота и нижний край области, мм) или «средние</w:t>
+      </w:r>
+      <w:r>
+        <w:t xml:space="preserve"> </w:t>
+      </w:r>
+      <w:r>
+        <w:t xml:space="preserve">по областям» (</w:t>
+      </w:r>
+      <w:r>
+        <w:rPr>
+          <w:rStyle w:val="VerbatimChar"/>
+        </w:rPr>
+        <w:t xml:space="preserve">_all_stat.dat</w:t>
+      </w:r>
+      <w:r>
+        <w:t xml:space="preserve">). К каждой строке добавляются параметры записи из таблицы записей (</w:t>
+      </w:r>
+      <w:r>
+        <w:rPr>
+          <w:rStyle w:val="VerbatimChar"/>
+        </w:rPr>
+        <w:t xml:space="preserve">F</w:t>
+      </w:r>
+      <w:r>
+        <w:t xml:space="preserve">,</w:t>
+      </w:r>
+      <w:r>
+        <w:t xml:space="preserve"> </w:t>
+      </w:r>
+      <w:r>
+        <w:rPr>
+          <w:rStyle w:val="VerbatimChar"/>
+        </w:rPr>
+        <w:t xml:space="preserve">cond_num</w:t>
+      </w:r>
+      <w:r>
+        <w:t xml:space="preserve">,</w:t>
+      </w:r>
+      <w:r>
+        <w:t xml:space="preserve"> </w:t>
+      </w:r>
+      <w:r>
+        <w:rPr>
+          <w:rStyle w:val="VerbatimChar"/>
+        </w:rPr>
+        <w:t xml:space="preserve">bag_hight</w:t>
+      </w:r>
+      <w:r>
+        <w:t xml:space="preserve">, …). «Загрузить» — прочитать итоговые файлы st4.</w:t>
+      </w:r>
+    </w:p>
+    <w:p>
+      <w:pPr>
+        <w:pStyle w:val="Compact"/>
+        <w:numPr>
+          <w:ilvl w:val="0"/>
+          <w:numId w:val="1006"/>
+        </w:numPr>
+      </w:pPr>
+      <w:r>
+        <w:rPr>
+          <w:b/>
+          <w:bCs/>
+        </w:rPr>
+        <w:t xml:space="preserve">Свои колонки</w:t>
+      </w:r>
+      <w:r>
+        <w:t xml:space="preserve"> </w:t>
+      </w:r>
+      <w:r>
+        <w:t xml:space="preserve">— по строке «имя = формула», например</w:t>
+      </w:r>
+      <w:r>
+        <w:t xml:space="preserve"> </w:t>
+      </w:r>
+      <w:r>
+        <w:rPr>
+          <w:rStyle w:val="VerbatimChar"/>
+        </w:rPr>
+        <w:t xml:space="preserve">U = 0.07*F</w:t>
+      </w:r>
+      <w:r>
+        <w:t xml:space="preserve"> </w:t>
+      </w:r>
+      <w:r>
+        <w:t xml:space="preserve">или</w:t>
+      </w:r>
+      <w:r>
+        <w:t xml:space="preserve"> </w:t>
+      </w:r>
+      <w:r>
+        <w:rPr>
+          <w:rStyle w:val="VerbatimChar"/>
+        </w:rPr>
+        <w:t xml:space="preserve">d = 2*r  # диаметр, мкм</w:t>
+      </w:r>
+      <w:r>
+        <w:t xml:space="preserve"> </w:t>
+      </w:r>
+      <w:r>
+        <w:t xml:space="preserve">(после</w:t>
+      </w:r>
+      <w:r>
+        <w:t xml:space="preserve"> </w:t>
+      </w:r>
+      <w:r>
+        <w:rPr>
+          <w:rStyle w:val="VerbatimChar"/>
+        </w:rPr>
+        <w:t xml:space="preserve">#</w:t>
+      </w:r>
+      <w:r>
+        <w:t xml:space="preserve"> </w:t>
+      </w:r>
+      <w:r>
+        <w:t xml:space="preserve">—</w:t>
+      </w:r>
+      <w:r>
+        <w:t xml:space="preserve"> </w:t>
+      </w:r>
+      <w:r>
+        <w:t xml:space="preserve">подпись для оси): новые колонки для осей, выборки и серий. В формуле — колонки, числа,</w:t>
+      </w:r>
+      <w:r>
+        <w:t xml:space="preserve"> </w:t>
+      </w:r>
+      <w:r>
+        <w:rPr>
+          <w:rStyle w:val="VerbatimChar"/>
+        </w:rPr>
+        <w:t xml:space="preserve">+ − * / **</w:t>
+      </w:r>
+      <w:r>
+        <w:t xml:space="preserve"> </w:t>
+      </w:r>
+      <w:r>
+        <w:t xml:space="preserve">и функции</w:t>
+      </w:r>
+      <w:r>
+        <w:t xml:space="preserve"> </w:t>
+      </w:r>
+      <w:r>
+        <w:rPr>
+          <w:rStyle w:val="VerbatimChar"/>
+        </w:rPr>
+        <w:t xml:space="preserve">sqrt</w:t>
+      </w:r>
+      <w:r>
+        <w:t xml:space="preserve">,</w:t>
+      </w:r>
+      <w:r>
+        <w:t xml:space="preserve"> </w:t>
+      </w:r>
+      <w:r>
+        <w:rPr>
+          <w:rStyle w:val="VerbatimChar"/>
+        </w:rPr>
+        <w:t xml:space="preserve">exp</w:t>
+      </w:r>
+      <w:r>
+        <w:t xml:space="preserve">,</w:t>
+      </w:r>
+      <w:r>
+        <w:t xml:space="preserve"> </w:t>
+      </w:r>
+      <w:r>
+        <w:rPr>
+          <w:rStyle w:val="VerbatimChar"/>
+        </w:rPr>
+        <w:t xml:space="preserve">log</w:t>
+      </w:r>
+      <w:r>
+        <w:t xml:space="preserve">,</w:t>
+      </w:r>
+      <w:r>
+        <w:t xml:space="preserve"> </w:t>
+      </w:r>
+      <w:r>
+        <w:rPr>
+          <w:rStyle w:val="VerbatimChar"/>
+        </w:rPr>
+        <w:t xml:space="preserve">log10</w:t>
+      </w:r>
+      <w:r>
+        <w:t xml:space="preserve">,</w:t>
+      </w:r>
+      <w:r>
+        <w:t xml:space="preserve"> </w:t>
+      </w:r>
+      <w:r>
+        <w:rPr>
+          <w:rStyle w:val="VerbatimChar"/>
+        </w:rPr>
+        <w:t xml:space="preserve">sin</w:t>
+      </w:r>
+      <w:r>
+        <w:t xml:space="preserve">,</w:t>
+      </w:r>
+      <w:r>
+        <w:t xml:space="preserve"> </w:t>
+      </w:r>
+      <w:r>
+        <w:rPr>
+          <w:rStyle w:val="VerbatimChar"/>
+        </w:rPr>
+        <w:t xml:space="preserve">cos</w:t>
+      </w:r>
+      <w:r>
+        <w:t xml:space="preserve">,</w:t>
+      </w:r>
+      <w:r>
+        <w:t xml:space="preserve"> </w:t>
+      </w:r>
+      <w:r>
+        <w:rPr>
+          <w:rStyle w:val="VerbatimChar"/>
+        </w:rPr>
+        <w:t xml:space="preserve">tan</w:t>
+      </w:r>
+      <w:r>
+        <w:t xml:space="preserve">,</w:t>
+      </w:r>
+      <w:r>
+        <w:t xml:space="preserve"> </w:t>
+      </w:r>
+      <w:r>
+        <w:rPr>
+          <w:rStyle w:val="VerbatimChar"/>
+        </w:rPr>
+        <w:t xml:space="preserve">abs</w:t>
+      </w:r>
+      <w:r>
+        <w:t xml:space="preserve">,</w:t>
+      </w:r>
+      <w:r>
+        <w:t xml:space="preserve"> </w:t>
+      </w:r>
+      <w:r>
+        <w:rPr>
+          <w:rStyle w:val="VerbatimChar"/>
+        </w:rPr>
+        <w:t xml:space="preserve">erf</w:t>
+      </w:r>
+      <w:r>
+        <w:t xml:space="preserve">,</w:t>
+      </w:r>
+      <w:r>
+        <w:t xml:space="preserve"> </w:t>
+      </w:r>
+      <w:r>
+        <w:rPr>
+          <w:rStyle w:val="VerbatimChar"/>
+        </w:rPr>
+        <w:t xml:space="preserve">minimum</w:t>
+      </w:r>
+      <w:r>
+        <w:t xml:space="preserve">,</w:t>
+      </w:r>
+      <w:r>
+        <w:t xml:space="preserve"> </w:t>
+      </w:r>
+      <w:r>
+        <w:rPr>
+          <w:rStyle w:val="VerbatimChar"/>
+        </w:rPr>
+        <w:t xml:space="preserve">maximum</w:t>
+      </w:r>
+      <w:r>
+        <w:t xml:space="preserve">,</w:t>
+      </w:r>
+      <w:r>
+        <w:t xml:space="preserve"> </w:t>
+      </w:r>
+      <w:r>
+        <w:rPr>
+          <w:rStyle w:val="VerbatimChar"/>
+        </w:rPr>
+        <w:t xml:space="preserve">where</w:t>
+      </w:r>
+      <w:r>
+        <w:t xml:space="preserve">, константы</w:t>
+      </w:r>
+      <w:r>
+        <w:t xml:space="preserve"> </w:t>
+      </w:r>
+      <w:r>
+        <w:rPr>
+          <w:rStyle w:val="VerbatimChar"/>
+        </w:rPr>
+        <w:t xml:space="preserve">pi</w:t>
+      </w:r>
+      <w:r>
+        <w:t xml:space="preserve">,</w:t>
+      </w:r>
+      <w:r>
+        <w:t xml:space="preserve"> </w:t>
+      </w:r>
+      <w:r>
+        <w:rPr>
+          <w:rStyle w:val="VerbatimChar"/>
+        </w:rPr>
+        <w:t xml:space="preserve">e</w:t>
+      </w:r>
+      <w:r>
+        <w:t xml:space="preserve">; ничего другого формула</w:t>
+      </w:r>
+      <w:r>
+        <w:t xml:space="preserve"> </w:t>
+      </w:r>
+      <w:r>
+        <w:t xml:space="preserve">сделать не может.</w:t>
+      </w:r>
+    </w:p>
+    <w:p>
+      <w:pPr>
+        <w:pStyle w:val="Compact"/>
+        <w:numPr>
+          <w:ilvl w:val="0"/>
+          <w:numId w:val="1006"/>
+        </w:numPr>
+      </w:pPr>
+      <w:r>
+        <w:rPr>
+          <w:b/>
+          <w:bCs/>
+        </w:rPr>
+        <w:t xml:space="preserve">Выборка</w:t>
+      </w:r>
+      <w:r>
+        <w:t xml:space="preserve"> </w:t>
+      </w:r>
+      <w:r>
+        <w:t xml:space="preserve">— «+ условие»: колонка «равна» выбранным значениям (например,</w:t>
+      </w:r>
+      <w:r>
+        <w:t xml:space="preserve"> </w:t>
+      </w:r>
+      <w:r>
+        <w:rPr>
+          <w:rStyle w:val="VerbatimChar"/>
+        </w:rPr>
+        <w:t xml:space="preserve">F</w:t>
+      </w:r>
+      <w:r>
+        <w:t xml:space="preserve"> </w:t>
+      </w:r>
+      <w:r>
+        <w:t xml:space="preserve">= 140 или одна высота</w:t>
+      </w:r>
+      <w:r>
+        <w:t xml:space="preserve"> </w:t>
+      </w:r>
+      <w:r>
+        <w:t xml:space="preserve">области; можно несколько значений) или лежит «от–до». Действуют все условия сразу.</w:t>
+      </w:r>
+    </w:p>
+    <w:p>
+      <w:pPr>
+        <w:pStyle w:val="Compact"/>
+        <w:numPr>
+          <w:ilvl w:val="0"/>
+          <w:numId w:val="1006"/>
+        </w:numPr>
+      </w:pPr>
+      <w:r>
+        <w:rPr>
+          <w:b/>
+          <w:bCs/>
+        </w:rPr>
+        <w:t xml:space="preserve">График</w:t>
+      </w:r>
+      <w:r>
+        <w:t xml:space="preserve"> </w:t>
+      </w:r>
+      <w:r>
+        <w:t xml:space="preserve">— «зависимость Y от X по окнам X» (в каждом окне: среднее ± СКО, среднее ± ошибка среднего,</w:t>
+      </w:r>
+      <w:r>
+        <w:t xml:space="preserve"> </w:t>
+      </w:r>
+      <w:r>
+        <w:t xml:space="preserve">медиана с квартилями или число), «распределение (гистограмма) X» (число, доля или плотность) или «точки».</w:t>
+      </w:r>
+      <w:r>
+        <w:t xml:space="preserve"> </w:t>
+      </w:r>
+      <w:r>
+        <w:t xml:space="preserve">Окна — ширина или число и пределы (пусто — от минимума до максимума). «Серии по» — отдельная кривая на</w:t>
+      </w:r>
+      <w:r>
+        <w:t xml:space="preserve"> </w:t>
+      </w:r>
+      <w:r>
+        <w:t xml:space="preserve">каждое значение колонки, например</w:t>
+      </w:r>
+      <w:r>
+        <w:t xml:space="preserve"> </w:t>
+      </w:r>
+      <w:r>
+        <w:rPr>
+          <w:rStyle w:val="VerbatimChar"/>
+        </w:rPr>
+        <w:t xml:space="preserve">F</w:t>
+      </w:r>
+      <w:r>
+        <w:t xml:space="preserve"> </w:t>
+      </w:r>
+      <w:r>
+        <w:t xml:space="preserve">или запись.</w:t>
+      </w:r>
+    </w:p>
+    <w:p>
+      <w:pPr>
+        <w:pStyle w:val="Compact"/>
+        <w:numPr>
+          <w:ilvl w:val="0"/>
+          <w:numId w:val="1006"/>
+        </w:numPr>
+      </w:pPr>
+      <w:r>
+        <w:rPr>
+          <w:b/>
+          <w:bCs/>
+        </w:rPr>
+        <w:t xml:space="preserve">Кривая и подгонка</w:t>
+      </w:r>
+      <w:r>
+        <w:t xml:space="preserve"> </w:t>
+      </w:r>
+      <w:r>
+        <w:t xml:space="preserve">— своя функция от</w:t>
+      </w:r>
+      <w:r>
+        <w:t xml:space="preserve"> </w:t>
+      </w:r>
+      <w:r>
+        <w:rPr>
+          <w:rStyle w:val="VerbatimChar"/>
+        </w:rPr>
+        <w:t xml:space="preserve">x</w:t>
+      </w:r>
+      <w:r>
+        <w:t xml:space="preserve"> </w:t>
+      </w:r>
+      <w:r>
+        <w:t xml:space="preserve">с параметрами, например</w:t>
+      </w:r>
+      <w:r>
+        <w:t xml:space="preserve"> </w:t>
+      </w:r>
+      <w:r>
+        <w:rPr>
+          <w:rStyle w:val="VerbatimChar"/>
+        </w:rPr>
+        <w:t xml:space="preserve">a*x**b + c</w:t>
+      </w:r>
+      <w:r>
+        <w:t xml:space="preserve"> </w:t>
+      </w:r>
+      <w:r>
+        <w:t xml:space="preserve">или</w:t>
+      </w:r>
+      <w:r>
+        <w:t xml:space="preserve"> </w:t>
+      </w:r>
+      <w:r>
+        <w:rPr>
+          <w:rStyle w:val="VerbatimChar"/>
+        </w:rPr>
+        <w:t xml:space="preserve">A*exp(-(x - m)**2/(2*s**2))</w:t>
+      </w:r>
+      <w:r>
+        <w:t xml:space="preserve">; параметры появляются в таблице, там задаются начальные значения.</w:t>
+      </w:r>
+      <w:r>
+        <w:t xml:space="preserve"> </w:t>
+      </w:r>
+      <w:r>
+        <w:t xml:space="preserve">«Нарисовать с этими значениями» — пунктир поверх каждой кривой; «подогнать к каждой кривой» — параметры</w:t>
+      </w:r>
+      <w:r>
+        <w:t xml:space="preserve"> </w:t>
+      </w:r>
+      <w:r>
+        <w:t xml:space="preserve">подбираются методом наименьших квадратов, под таблицей — значения ± погрешность и R².</w:t>
+      </w:r>
+    </w:p>
+    <w:p>
+      <w:pPr>
+        <w:pStyle w:val="Compact"/>
+        <w:numPr>
+          <w:ilvl w:val="0"/>
+          <w:numId w:val="1006"/>
+        </w:numPr>
+      </w:pPr>
+      <w:r>
+        <w:rPr>
+          <w:b/>
+          <w:bCs/>
+        </w:rPr>
+        <w:t xml:space="preserve">Вид</w:t>
+      </w:r>
+      <w:r>
+        <w:t xml:space="preserve"> </w:t>
+      </w:r>
+      <w:r>
+        <w:t xml:space="preserve">— заголовок и подписи осей (пусто — авто), пределы X и Y, логарифмические оси, сетка, усы</w:t>
+      </w:r>
+      <w:r>
+        <w:t xml:space="preserve"> </w:t>
+      </w:r>
+      <w:r>
+        <w:t xml:space="preserve">разброса, место легенды, цвета, размер шрифта, толщина линий и размер точек.</w:t>
+      </w:r>
+    </w:p>
+    <w:p>
+      <w:pPr>
+        <w:pStyle w:val="Compact"/>
+        <w:numPr>
+          <w:ilvl w:val="0"/>
+          <w:numId w:val="1006"/>
+        </w:numPr>
+      </w:pPr>
+      <w:r>
+        <w:rPr>
+          <w:b/>
+          <w:bCs/>
+        </w:rPr>
+        <w:t xml:space="preserve">Экспорт и настройки</w:t>
+      </w:r>
+      <w:r>
+        <w:t xml:space="preserve"> </w:t>
+      </w:r>
+      <w:r>
+        <w:t xml:space="preserve">— выборка или посчитанное (с подогнанными кривыми) в CSV; «Всё → проект LabPlot</w:t>
+      </w:r>
+      <w:r>
+        <w:t xml:space="preserve"> </w:t>
+      </w:r>
+      <w:r>
+        <w:t xml:space="preserve">(.lml)» — проект LabPlot с таблицей выборки, таблицей на каждую кривую и таблицей параметров подгонки</w:t>
+      </w:r>
+      <w:r>
+        <w:t xml:space="preserve"> </w:t>
+      </w:r>
+      <w:r>
+        <w:t xml:space="preserve">(графики строятся уже в LabPlot). «Сохранить / Загрузить настройки…» — все настройки этой части</w:t>
+      </w:r>
+      <w:r>
+        <w:t xml:space="preserve"> </w:t>
+      </w:r>
+      <w:r>
+        <w:t xml:space="preserve">в файл</w:t>
+      </w:r>
+      <w:r>
+        <w:t xml:space="preserve"> </w:t>
+      </w:r>
+      <w:r>
+        <w:rPr>
+          <w:rStyle w:val="VerbatimChar"/>
+        </w:rPr>
+        <w:t xml:space="preserve">.json</w:t>
+      </w:r>
+      <w:r>
+        <w:t xml:space="preserve"> </w:t>
+      </w:r>
+      <w:r>
+        <w:t xml:space="preserve">и обратно: так картинку можно повторить позже (данные при загрузке перечитываются).</w:t>
+      </w:r>
+    </w:p>
+    <w:p>
+      <w:pPr>
+        <w:pStyle w:val="FirstParagraph"/>
+      </w:pPr>
+      <w:r>
+        <w:t xml:space="preserve">Под картинкой — таблица посчитанного (окна, значения, разброс, число строк); панель под картинкой —</w:t>
+      </w:r>
+      <w:r>
+        <w:t xml:space="preserve"> </w:t>
+      </w:r>
+      <w:r>
+        <w:t xml:space="preserve">увеличение и сохранение картинки (PNG, SVG, PDF). Как считается —</w:t>
+      </w:r>
+      <w:r>
+        <w:t xml:space="preserve"> </w:t>
+      </w:r>
+      <w:r>
+        <w:rPr>
+          <w:rStyle w:val="VerbatimChar"/>
+        </w:rPr>
+        <w:t xml:space="preserve">METHOD.md</w:t>
+      </w:r>
+      <w:r>
+        <w:t xml:space="preserve">, раздел 7.</w:t>
+      </w:r>
+    </w:p>
+    <w:bookmarkEnd w:id="22"/>
+    <w:bookmarkEnd w:id="23"/>
+    <w:bookmarkStart w:id="24" w:name="просмотр-кадров-и-подбор-порогов-st1"/>
+    <w:p>
+      <w:pPr>
+        <w:pStyle w:val="Heading2"/>
+      </w:pPr>
+      <w:r>
+        <w:t xml:space="preserve">Просмотр кадров и подбор порогов st1</w:t>
+      </w:r>
+    </w:p>
+    <w:p>
+      <w:pPr>
+        <w:pStyle w:val="SourceCode"/>
+      </w:pPr>
+      <w:r>
+        <w:rPr>
+          <w:rStyle w:val="VerbatimChar"/>
+        </w:rPr>
+        <w:t xml:space="preserve">.venv\Scripts\python.exe tools\st1_viewer.py</w:t>
+      </w:r>
+    </w:p>
+    <w:p>
+      <w:pPr>
+        <w:pStyle w:val="FirstParagraph"/>
+      </w:pPr>
+      <w:r>
+        <w:t xml:space="preserve">Окно для записей текущего эксперимента. Виды:</w:t>
+      </w:r>
+      <w:r>
+        <w:t xml:space="preserve"> </w:t>
+      </w:r>
+      <w:r>
+        <w:rPr>
+          <w:rStyle w:val="VerbatimChar"/>
+        </w:rPr>
+        <w:t xml:space="preserve">1</w:t>
+      </w:r>
+      <w:r>
+        <w:t xml:space="preserve"> </w:t>
+      </w:r>
+      <w:r>
+        <w:t xml:space="preserve">— исходный кадр;</w:t>
+      </w:r>
+      <w:r>
+        <w:t xml:space="preserve"> </w:t>
+      </w:r>
+      <w:r>
+        <w:rPr>
+          <w:rStyle w:val="VerbatimChar"/>
+        </w:rPr>
+        <w:t xml:space="preserve">2</w:t>
+      </w:r>
+      <w:r>
+        <w:t xml:space="preserve"> </w:t>
+      </w:r>
+      <w:r>
+        <w:t xml:space="preserve">— кадр без рима и воды (закрашенное подсвечено сиреневым);</w:t>
+      </w:r>
+      <w:r>
+        <w:t xml:space="preserve"> </w:t>
+      </w:r>
+      <w:r>
+        <w:rPr>
+          <w:rStyle w:val="VerbatimChar"/>
+        </w:rPr>
+        <w:t xml:space="preserve">3</w:t>
+      </w:r>
+      <w:r>
+        <w:t xml:space="preserve"> </w:t>
+      </w:r>
+      <w:r>
+        <w:t xml:space="preserve">— капли (Python — красные круги, MATLAB — голубые, если задан</w:t>
+      </w:r>
+      <w:r>
+        <w:t xml:space="preserve"> </w:t>
+      </w:r>
+      <w:r>
+        <w:rPr>
+          <w:rStyle w:val="VerbatimChar"/>
+        </w:rPr>
+        <w:t xml:space="preserve">MATLAB_RESULTS_DIR</w:t>
+      </w:r>
+      <w:r>
+        <w:t xml:space="preserve">);</w:t>
+      </w:r>
+      <w:r>
+        <w:t xml:space="preserve"> </w:t>
+      </w:r>
+      <w:r>
+        <w:rPr>
+          <w:rStyle w:val="VerbatimChar"/>
+        </w:rPr>
+        <w:t xml:space="preserve">4</w:t>
+      </w:r>
+      <w:r>
+        <w:t xml:space="preserve"> </w:t>
+      </w:r>
+      <w:r>
+        <w:t xml:space="preserve">— смещения PIV поверх кадра;</w:t>
+      </w:r>
+      <w:r>
+        <w:t xml:space="preserve"> </w:t>
+      </w:r>
+      <w:r>
+        <w:rPr>
+          <w:rStyle w:val="VerbatimChar"/>
+        </w:rPr>
+        <w:t xml:space="preserve">5</w:t>
+      </w:r>
+      <w:r>
+        <w:t xml:space="preserve"> </w:t>
+      </w:r>
+      <w:r>
+        <w:t xml:space="preserve">— PIV как в MATLAB (клетки — скорость в м/с, красные стрелки —</w:t>
+      </w:r>
+      <w:r>
+        <w:t xml:space="preserve"> </w:t>
+      </w:r>
+      <w:r>
+        <w:t xml:space="preserve">PIV, синие — скорость капель).</w:t>
+      </w:r>
+    </w:p>
+    <w:p>
+      <w:pPr>
+        <w:pStyle w:val="BodyText"/>
+      </w:pPr>
+      <w:r>
+        <w:t xml:space="preserve">Клавиши:</w:t>
+      </w:r>
+      <w:r>
+        <w:t xml:space="preserve"> </w:t>
+      </w:r>
+      <w:r>
+        <w:rPr>
+          <w:rStyle w:val="VerbatimChar"/>
+        </w:rPr>
+        <w:t xml:space="preserve">←</w:t>
+      </w:r>
+      <w:r>
+        <w:t xml:space="preserve"> </w:t>
+      </w:r>
+      <w:r>
+        <w:rPr>
+          <w:rStyle w:val="VerbatimChar"/>
+        </w:rPr>
+        <w:t xml:space="preserve">→</w:t>
+      </w:r>
+      <w:r>
+        <w:t xml:space="preserve"> </w:t>
+      </w:r>
+      <w:r>
+        <w:t xml:space="preserve">— кадр, если держать — слайдшоу;</w:t>
+      </w:r>
+      <w:r>
+        <w:t xml:space="preserve"> </w:t>
+      </w:r>
+      <w:r>
+        <w:rPr>
+          <w:rStyle w:val="VerbatimChar"/>
+        </w:rPr>
+        <w:t xml:space="preserve">Пробел</w:t>
+      </w:r>
+      <w:r>
+        <w:t xml:space="preserve"> </w:t>
+      </w:r>
+      <w:r>
+        <w:t xml:space="preserve">— слайдшоу пуск/стоп;</w:t>
+      </w:r>
+      <w:r>
+        <w:t xml:space="preserve"> </w:t>
+      </w:r>
+      <w:r>
+        <w:rPr>
+          <w:rStyle w:val="VerbatimChar"/>
+        </w:rPr>
+        <w:t xml:space="preserve">Home</w:t>
+      </w:r>
+      <w:r>
+        <w:t xml:space="preserve"> </w:t>
+      </w:r>
+      <w:r>
+        <w:rPr>
+          <w:rStyle w:val="VerbatimChar"/>
+        </w:rPr>
+        <w:t xml:space="preserve">End</w:t>
+      </w:r>
+      <w:r>
+        <w:t xml:space="preserve"> </w:t>
+      </w:r>
+      <w:r>
+        <w:t xml:space="preserve">—</w:t>
+      </w:r>
+      <w:r>
+        <w:t xml:space="preserve"> </w:t>
+      </w:r>
+      <w:r>
+        <w:t xml:space="preserve">первый/последний кадр;</w:t>
+      </w:r>
+      <w:r>
+        <w:t xml:space="preserve"> </w:t>
+      </w:r>
+      <w:r>
+        <w:rPr>
+          <w:rStyle w:val="VerbatimChar"/>
+        </w:rPr>
+        <w:t xml:space="preserve">PgUp</w:t>
+      </w:r>
+      <w:r>
+        <w:t xml:space="preserve"> </w:t>
+      </w:r>
+      <w:r>
+        <w:rPr>
+          <w:rStyle w:val="VerbatimChar"/>
+        </w:rPr>
+        <w:t xml:space="preserve">PgDn</w:t>
+      </w:r>
+      <w:r>
+        <w:t xml:space="preserve"> </w:t>
+      </w:r>
+      <w:r>
+        <w:t xml:space="preserve">— запись;</w:t>
+      </w:r>
+      <w:r>
+        <w:t xml:space="preserve"> </w:t>
+      </w:r>
+      <w:r>
+        <w:rPr>
+          <w:rStyle w:val="VerbatimChar"/>
+        </w:rPr>
+        <w:t xml:space="preserve">M</w:t>
+      </w:r>
+      <w:r>
+        <w:t xml:space="preserve"> </w:t>
+      </w:r>
+      <w:r>
+        <w:t xml:space="preserve">— капли MATLAB вкл/выкл. Увеличение — лупа на</w:t>
+      </w:r>
+      <w:r>
+        <w:t xml:space="preserve"> </w:t>
+      </w:r>
+      <w:r>
+        <w:t xml:space="preserve">панели окна. Кадры записи считаются заранее в фоне на всех ядрах, кроме одного (в заголовке —</w:t>
+      </w:r>
+      <w:r>
+        <w:t xml:space="preserve"> </w:t>
+      </w:r>
+      <w:r>
+        <w:t xml:space="preserve">«посчитано N из M»); полный st1 запускать не нужно.</w:t>
+      </w:r>
+    </w:p>
+    <w:p>
+      <w:pPr>
+        <w:pStyle w:val="BodyText"/>
+      </w:pPr>
+      <w:r>
+        <w:t xml:space="preserve">Подбор порогов «на глаз»: поменять число в</w:t>
+      </w:r>
+      <w:r>
+        <w:t xml:space="preserve"> </w:t>
+      </w:r>
+      <w:r>
+        <w:rPr>
+          <w:rStyle w:val="VerbatimChar"/>
+        </w:rPr>
+        <w:t xml:space="preserve">thresholds.py</w:t>
+      </w:r>
+      <w:r>
+        <w:t xml:space="preserve">, сохранить, нажать</w:t>
+      </w:r>
+      <w:r>
+        <w:t xml:space="preserve"> </w:t>
+      </w:r>
+      <w:r>
+        <w:rPr>
+          <w:rStyle w:val="VerbatimChar"/>
+        </w:rPr>
+        <w:t xml:space="preserve">R</w:t>
+      </w:r>
+      <w:r>
+        <w:t xml:space="preserve"> </w:t>
+      </w:r>
+      <w:r>
+        <w:t xml:space="preserve">в окне —</w:t>
+      </w:r>
+      <w:r>
+        <w:t xml:space="preserve"> </w:t>
+      </w:r>
+      <w:r>
+        <w:t xml:space="preserve">запись пересчитается с новыми порогами. Когда картинка устраивает — запустить st1. Удобнее — в приложении</w:t>
+      </w:r>
+      <w:r>
+        <w:t xml:space="preserve"> </w:t>
+      </w:r>
+      <w:r>
+        <w:t xml:space="preserve">(выше): там пороги меняются ползунками на вкладке «Настройки» и сохраняются кнопкой.</w:t>
+      </w:r>
+    </w:p>
+    <w:p>
+      <w:pPr>
+        <w:pStyle w:val="BodyText"/>
+      </w:pPr>
+      <w:r>
+        <w:t xml:space="preserve">Что рисуется и как считается —</w:t>
+      </w:r>
+      <w:r>
+        <w:t xml:space="preserve"> </w:t>
+      </w:r>
+      <w:r>
+        <w:rPr>
+          <w:rStyle w:val="VerbatimChar"/>
+        </w:rPr>
+        <w:t xml:space="preserve">lib/st1/preview.py</w:t>
+      </w:r>
+      <w:r>
+        <w:t xml:space="preserve">, окно, клавиши и слайдшоу —</w:t>
+      </w:r>
+      <w:r>
+        <w:t xml:space="preserve"> </w:t>
+      </w:r>
+      <w:r>
+        <w:rPr>
+          <w:rStyle w:val="VerbatimChar"/>
+        </w:rPr>
+        <w:t xml:space="preserve">tools/st1_viewer.py</w:t>
+      </w:r>
+      <w:r>
+        <w:t xml:space="preserve">.</w:t>
+      </w:r>
+      <w:r>
+        <w:t xml:space="preserve"> </w:t>
+      </w:r>
+      <w:r>
+        <w:t xml:space="preserve">Другой способ просмотра (серия PNG, видео, картинки во время st1) — новая короткая оболочка над</w:t>
+      </w:r>
+      <w:r>
+        <w:t xml:space="preserve"> </w:t>
+      </w:r>
+      <w:r>
+        <w:rPr>
+          <w:rStyle w:val="VerbatimChar"/>
+        </w:rPr>
+        <w:t xml:space="preserve">preview.py</w:t>
+      </w:r>
+      <w:r>
+        <w:t xml:space="preserve">.</w:t>
+      </w:r>
+    </w:p>
+    <w:bookmarkEnd w:id="24"/>
+    <w:bookmarkStart w:id="25" w:name="устройство-проекта"/>
+    <w:p>
+      <w:pPr>
+        <w:pStyle w:val="Heading2"/>
+      </w:pPr>
+      <w:r>
+        <w:t xml:space="preserve">Устройство проекта</w:t>
+      </w:r>
+    </w:p>
+    <w:p>
+      <w:pPr>
+        <w:pStyle w:val="SourceCode"/>
+      </w:pPr>
+      <w:r>
+        <w:rPr>
+          <w:rStyle w:val="VerbatimChar"/>
+        </w:rPr>
+        <w:t xml:space="preserve">main/                     три скрипта стадий — запускаются, не правятся</w:t>
+      </w:r>
+      <w:r>
+        <w:br/>
+      </w:r>
+      <w:r>
+        <w:rPr>
+          <w:rStyle w:val="VerbatimChar"/>
+        </w:rPr>
+        <w:t xml:space="preserve">app/                      приложение: обработка измерений и обработка результатов</w:t>
+      </w:r>
+      <w:r>
+        <w:br/>
+      </w:r>
+      <w:r>
+        <w:rPr>
+          <w:rStyle w:val="VerbatimChar"/>
+        </w:rPr>
+        <w:t xml:space="preserve">    run.py                запуск</w:t>
+      </w:r>
+      <w:r>
+        <w:br/>
+      </w:r>
+      <w:r>
+        <w:rPr>
+          <w:rStyle w:val="VerbatimChar"/>
+        </w:rPr>
+        <w:t xml:space="preserve">    window.py             главное окно: две части, выбор эксперимента, вкладки</w:t>
+      </w:r>
+      <w:r>
+        <w:br/>
+      </w:r>
+      <w:r>
+        <w:rPr>
+          <w:rStyle w:val="VerbatimChar"/>
+        </w:rPr>
+        <w:t xml:space="preserve">    records_page.py       вкладка «Записи»</w:t>
+      </w:r>
+      <w:r>
+        <w:br/>
+      </w:r>
+      <w:r>
+        <w:rPr>
+          <w:rStyle w:val="VerbatimChar"/>
+        </w:rPr>
+        <w:t xml:space="preserve">    frame_view.py         показ кадра (виды 1–5), шкала кадров, расчёт кадров в фоне</w:t>
+      </w:r>
+      <w:r>
+        <w:br/>
+      </w:r>
+      <w:r>
+        <w:rPr>
+          <w:rStyle w:val="VerbatimChar"/>
+        </w:rPr>
+        <w:t xml:space="preserve">    params_page.py        панель «Настройки»: settings.py и thresholds.py полями и ползунками</w:t>
+      </w:r>
+      <w:r>
+        <w:br/>
+      </w:r>
+      <w:r>
+        <w:rPr>
+          <w:rStyle w:val="VerbatimChar"/>
+        </w:rPr>
+        <w:t xml:space="preserve">    jobs_page.py          вкладка «Запуск»: стадии для отмеченных записей в фоновых процессах</w:t>
+      </w:r>
+      <w:r>
+        <w:br/>
+      </w:r>
+      <w:r>
+        <w:rPr>
+          <w:rStyle w:val="VerbatimChar"/>
+        </w:rPr>
+        <w:t xml:space="preserve">    results_page.py       вкладка «Результаты»: траектории, области st4, таблицы</w:t>
+      </w:r>
+      <w:r>
+        <w:br/>
+      </w:r>
+      <w:r>
+        <w:rPr>
+          <w:rStyle w:val="VerbatimChar"/>
+        </w:rPr>
+        <w:t xml:space="preserve">    analysis_page.py      часть «Обработка результатов»: выборка, распределения, экспорт</w:t>
+      </w:r>
+      <w:r>
+        <w:br/>
+      </w:r>
+      <w:r>
+        <w:rPr>
+          <w:rStyle w:val="VerbatimChar"/>
+        </w:rPr>
+        <w:t xml:space="preserve">tools/st1_viewer.py       окно просмотра кадров st1 и подбора порогов</w:t>
+      </w:r>
+      <w:r>
+        <w:br/>
+      </w:r>
+      <w:r>
+        <w:rPr>
+          <w:rStyle w:val="VerbatimChar"/>
+        </w:rPr>
+        <w:t xml:space="preserve">experiments/</w:t>
+      </w:r>
+      <w:r>
+        <w:br/>
+      </w:r>
+      <w:r>
+        <w:rPr>
+          <w:rStyle w:val="VerbatimChar"/>
+        </w:rPr>
+        <w:t xml:space="preserve">    current.py            какой эксперимент обрабатываем</w:t>
+      </w:r>
+      <w:r>
+        <w:br/>
+      </w:r>
+      <w:r>
+        <w:rPr>
+          <w:rStyle w:val="VerbatimChar"/>
+        </w:rPr>
+        <w:t xml:space="preserve">    &lt;эксперимент&gt;/</w:t>
+      </w:r>
+      <w:r>
+        <w:br/>
+      </w:r>
+      <w:r>
+        <w:rPr>
+          <w:rStyle w:val="VerbatimChar"/>
+        </w:rPr>
+        <w:t xml:space="preserve">        settings.py       пути, масштаб, fps, какие записи, области поиска st4</w:t>
+      </w:r>
+      <w:r>
+        <w:br/>
+      </w:r>
+      <w:r>
+        <w:rPr>
+          <w:rStyle w:val="VerbatimChar"/>
+        </w:rPr>
+        <w:t xml:space="preserve">        thresholds.py     пороги алгоритмов (с комментариями)</w:t>
+      </w:r>
+      <w:r>
+        <w:br/>
+      </w:r>
+      <w:r>
+        <w:rPr>
+          <w:rStyle w:val="VerbatimChar"/>
+        </w:rPr>
+        <w:t xml:space="preserve">lib/                      вся обработка</w:t>
+      </w:r>
+      <w:r>
+        <w:br/>
+      </w:r>
+      <w:r>
+        <w:rPr>
+          <w:rStyle w:val="VerbatimChar"/>
+        </w:rPr>
+        <w:t xml:space="preserve">    common/records.py     таблица записей, выбор записей, общий цикл стадии</w:t>
+      </w:r>
+      <w:r>
+        <w:br/>
+      </w:r>
+      <w:r>
+        <w:rPr>
+          <w:rStyle w:val="VerbatimChar"/>
+        </w:rPr>
+        <w:t xml:space="preserve">    common/table_edit.py  таблица записей для приложения: правки, автозаполнение, запись в xlsx</w:t>
+      </w:r>
+      <w:r>
+        <w:br/>
+      </w:r>
+      <w:r>
+        <w:rPr>
+          <w:rStyle w:val="VerbatimChar"/>
+        </w:rPr>
+        <w:t xml:space="preserve">    common/config_edit.py файлы настроек для приложения: значения с комментариями, правки, запись</w:t>
+      </w:r>
+      <w:r>
+        <w:br/>
+      </w:r>
+      <w:r>
+        <w:rPr>
+          <w:rStyle w:val="VerbatimChar"/>
+        </w:rPr>
+        <w:t xml:space="preserve">    common/jobs.py        запуск стадий для приложения: по процессу на запись, ход работы, остановка</w:t>
+      </w:r>
+      <w:r>
+        <w:br/>
+      </w:r>
+      <w:r>
+        <w:rPr>
+          <w:rStyle w:val="VerbatimChar"/>
+        </w:rPr>
+        <w:t xml:space="preserve">    analysis/dataset.py   обработка результатов: итоговые файлы st4 многих экспериментов — одна таблица</w:t>
+      </w:r>
+      <w:r>
+        <w:br/>
+      </w:r>
+      <w:r>
+        <w:rPr>
+          <w:rStyle w:val="VerbatimChar"/>
+        </w:rPr>
+        <w:t xml:space="preserve">    analysis/stats.py     обработка результатов: выборка, окна, распределения, зависимости</w:t>
+      </w:r>
+      <w:r>
+        <w:br/>
+      </w:r>
+      <w:r>
+        <w:rPr>
+          <w:rStyle w:val="VerbatimChar"/>
+        </w:rPr>
+        <w:t xml:space="preserve">    analysis/formulas.py  обработка результатов: свои колонки, своя кривая, подгонка</w:t>
+      </w:r>
+      <w:r>
+        <w:br/>
+      </w:r>
+      <w:r>
+        <w:rPr>
+          <w:rStyle w:val="VerbatimChar"/>
+        </w:rPr>
+        <w:t xml:space="preserve">    analysis/labplot.py   обработка результатов: экспорт в CSV и проект LabPlot</w:t>
+      </w:r>
+      <w:r>
+        <w:br/>
+      </w:r>
+      <w:r>
+        <w:rPr>
+          <w:rStyle w:val="VerbatimChar"/>
+        </w:rPr>
+        <w:t xml:space="preserve">    common/files.py       чтение кадров, запись .mat и .dat</w:t>
+      </w:r>
+      <w:r>
+        <w:br/>
+      </w:r>
+      <w:r>
+        <w:rPr>
+          <w:rStyle w:val="VerbatimChar"/>
+        </w:rPr>
+        <w:t xml:space="preserve">    st1/droplets.py       удаление рима, поиск капель</w:t>
+      </w:r>
+      <w:r>
+        <w:br/>
+      </w:r>
+      <w:r>
+        <w:rPr>
+          <w:rStyle w:val="VerbatimChar"/>
+        </w:rPr>
+        <w:t xml:space="preserve">    st1/image_ops.py      операции над изображениями (как в MATLAB)</w:t>
+      </w:r>
+      <w:r>
+        <w:br/>
+      </w:r>
+      <w:r>
+        <w:rPr>
+          <w:rStyle w:val="VerbatimChar"/>
+        </w:rPr>
+        <w:t xml:space="preserve">    st1/piv.py            PIV и его фильтрация</w:t>
+      </w:r>
+      <w:r>
+        <w:br/>
+      </w:r>
+      <w:r>
+        <w:rPr>
+          <w:rStyle w:val="VerbatimChar"/>
+        </w:rPr>
+        <w:t xml:space="preserve">    st1/velocity.py       скорость PIV в центрах капель</w:t>
+      </w:r>
+      <w:r>
+        <w:br/>
+      </w:r>
+      <w:r>
+        <w:rPr>
+          <w:rStyle w:val="VerbatimChar"/>
+        </w:rPr>
+        <w:t xml:space="preserve">    st1/preview.py        вспомогательные картинки st1 (что показывать в окне просмотра)</w:t>
+      </w:r>
+      <w:r>
+        <w:br/>
+      </w:r>
+      <w:r>
+        <w:rPr>
+          <w:rStyle w:val="VerbatimChar"/>
+        </w:rPr>
+        <w:t xml:space="preserve">    st2/tracking.py       PTV-трекинг, картинка траекторий</w:t>
+      </w:r>
+      <w:r>
+        <w:br/>
+      </w:r>
+      <w:r>
+        <w:rPr>
+          <w:rStyle w:val="VerbatimChar"/>
+        </w:rPr>
+        <w:t xml:space="preserve">    st4/areas.py          траектории в областях поиска, картинки областей</w:t>
+      </w:r>
+      <w:r>
+        <w:br/>
+      </w:r>
+      <w:r>
+        <w:rPr>
+          <w:rStyle w:val="VerbatimChar"/>
+        </w:rPr>
+        <w:t xml:space="preserve">tests/                    проверки (см. ниже)</w:t>
+      </w:r>
+    </w:p>
+    <w:p>
+      <w:pPr>
+        <w:pStyle w:val="FirstParagraph"/>
+      </w:pPr>
+      <w:r>
+        <w:rPr>
+          <w:b/>
+          <w:bCs/>
+        </w:rPr>
         <w:t xml:space="preserve">Новый эксперимент:</w:t>
       </w:r>
       <w:r>
@@ -3190,8 +4066,8 @@
         <w:t xml:space="preserve">Код менять не нужно.</w:t>
       </w:r>
     </w:p>
-    <w:bookmarkEnd w:id="24"/>
-    <w:bookmarkStart w:id="25" w:name="таблица-записей-xlsx"/>
+    <w:bookmarkEnd w:id="25"/>
+    <w:bookmarkStart w:id="26" w:name="таблица-записей-xlsx"/>
     <w:p>
       <w:pPr>
         <w:pStyle w:val="Heading2"/>
@@ -3581,9 +4457,71 @@
           </w:p>
         </w:tc>
       </w:tr>
+      <w:tr>
+        <w:tc>
+          <w:tcPr/>
+          <w:p>
+            <w:pPr>
+              <w:pStyle w:val="Compact"/>
+            </w:pPr>
+            <w:r>
+              <w:rPr>
+                <w:rStyle w:val="VerbatimChar"/>
+              </w:rPr>
+              <w:t xml:space="preserve">bag_hight</w:t>
+            </w:r>
+            <w:r>
+              <w:t xml:space="preserve">,</w:t>
+            </w:r>
+            <w:r>
+              <w:t xml:space="preserve"> </w:t>
+            </w:r>
+            <w:r>
+              <w:rPr>
+                <w:rStyle w:val="VerbatimChar"/>
+              </w:rPr>
+              <w:t xml:space="preserve">bag_length</w:t>
+            </w:r>
+            <w:r>
+              <w:t xml:space="preserve">,</w:t>
+            </w:r>
+            <w:r>
+              <w:t xml:space="preserve"> </w:t>
+            </w:r>
+            <w:r>
+              <w:rPr>
+                <w:rStyle w:val="VerbatimChar"/>
+              </w:rPr>
+              <w:t xml:space="preserve">bag_frame</w:t>
+            </w:r>
+          </w:p>
+        </w:tc>
+        <w:tc>
+          <w:tcPr/>
+          <w:p>
+            <w:pPr>
+              <w:pStyle w:val="Compact"/>
+            </w:pPr>
+            <w:r>
+              <w:t xml:space="preserve">высота и длина бэга, мм, и кадр, на котором измерены (заполняет приложение)</w:t>
+            </w:r>
+          </w:p>
+        </w:tc>
+        <w:tc>
+          <w:tcPr/>
+          <w:p>
+            <w:pPr>
+              <w:pStyle w:val="Compact"/>
+            </w:pPr>
+            <w:r>
+              <w:t xml:space="preserve">—</w:t>
+            </w:r>
+          </w:p>
+        </w:tc>
+      </w:tr>
     </w:tbl>
-    <w:bookmarkEnd w:id="25"/>
-    <w:bookmarkStart w:id="26" w:name="результаты"/>
+    <w:bookmarkEnd w:id="26"/>
+    <w:bookmarkStart w:id="27" w:name="результаты"/>
     <w:p>
       <w:pPr>
         <w:pStyle w:val="Heading2"/>
@@ -3763,8 +4701,8 @@
         <w:t xml:space="preserve">в MATLAB.</w:t>
       </w:r>
     </w:p>
-    <w:bookmarkEnd w:id="26"/>
-    <w:bookmarkStart w:id="27" w:name="проверки"/>
+    <w:bookmarkEnd w:id="27"/>
+    <w:bookmarkStart w:id="28" w:name="проверки"/>
     <w:p>
       <w:pPr>
         <w:pStyle w:val="Heading2"/>
@@ -3778,7 +4716,7 @@
         <w:pStyle w:val="Compact"/>
         <w:numPr>
           <w:ilvl w:val="0"/>
-          <w:numId w:val="1006"/>
+          <w:numId w:val="1007"/>
         </w:numPr>
       </w:pPr>
       <w:r>
@@ -3805,7 +4743,7 @@
         <w:pStyle w:val="Compact"/>
         <w:numPr>
           <w:ilvl w:val="0"/>
-          <w:numId w:val="1006"/>
+          <w:numId w:val="1007"/>
         </w:numPr>
       </w:pPr>
       <w:r>
@@ -3842,8 +4780,8 @@
         <w:t xml:space="preserve">в settings).</w:t>
       </w:r>
     </w:p>
-    <w:bookmarkEnd w:id="27"/>
-    <w:bookmarkStart w:id="28" w:name="отличия-от-matlab"/>
+    <w:bookmarkEnd w:id="28"/>
+    <w:bookmarkStart w:id="29" w:name="отличия-от-matlab"/>
     <w:p>
       <w:pPr>
         <w:pStyle w:val="Heading2"/>
@@ -3911,7 +4849,7 @@
         <w:pStyle w:val="Compact"/>
         <w:numPr>
           <w:ilvl w:val="0"/>
-          <w:numId w:val="1007"/>
+          <w:numId w:val="1008"/>
         </w:numPr>
       </w:pPr>
       <w:r>
@@ -3929,7 +4867,7 @@
         <w:pStyle w:val="Compact"/>
         <w:numPr>
           <w:ilvl w:val="0"/>
-          <w:numId w:val="1007"/>
+          <w:numId w:val="1008"/>
         </w:numPr>
       </w:pPr>
       <w:r>
@@ -3947,15 +4885,15 @@
         <w:pStyle w:val="Compact"/>
         <w:numPr>
           <w:ilvl w:val="0"/>
-          <w:numId w:val="1007"/>
+          <w:numId w:val="1008"/>
         </w:numPr>
       </w:pPr>
       <w:r>
         <w:t xml:space="preserve">Пороги st1 для clear water 3 не восстановлены (взяты из скрипта для v4_Zot_new).</w:t>
       </w:r>
     </w:p>
-    <w:bookmarkEnd w:id="28"/>
     <w:bookmarkEnd w:id="29"/>
+    <w:bookmarkEnd w:id="30"/>
     <w:sectPr>
       <w:footnotePr>
         <w:numRestart w:val="eachSect"/>
@@ -4357,6 +5295,9 @@
     <w:abstractNumId w:val="991"/>
   </w:num>
   <w:num w:numId="1007">
+    <w:abstractNumId w:val="991"/>
+  </w:num>
+  <w:num w:numId="1008">
     <w:abstractNumId w:val="991"/>
   </w:num>
 </w:numbering>

--- a/docx/README.docx
+++ b/docx/README.docx
@@ -2443,7 +2443,13 @@
         <w:pStyle w:val="FirstParagraph"/>
       </w:pPr>
       <w:r>
-        <w:t xml:space="preserve">Отметить записи (флажки; «Отметить готовые» — все, у которых заданы диапазон кадров,</w:t>
+        <w:t xml:space="preserve">Отметить записи (флажки — как выделение в проводнике: щелчок по строке, протянуть с зажатой левой кнопкой,</w:t>
+      </w:r>
+      <w:r>
+        <w:t xml:space="preserve"> </w:t>
+      </w:r>
+      <w:r>
+        <w:t xml:space="preserve">Shift+щелчок — диапазон; «Отметить все», «Отметить готовые» — у которых заданы диапазон кадров,</w:t>
       </w:r>
       <w:r>
         <w:t xml:space="preserve"> </w:t>
@@ -2690,7 +2696,7 @@
         <w:t xml:space="preserve"> </w:t>
       </w:r>
       <w:r>
-        <w:t xml:space="preserve">— отметить эксперименты (каждый из папки</w:t>
+        <w:t xml:space="preserve">— отметить эксперименты (из папки</w:t>
       </w:r>
       <w:r>
         <w:t xml:space="preserve"> </w:t>
@@ -2702,19 +2708,13 @@
         <w:t xml:space="preserve">experiments/</w:t>
       </w:r>
       <w:r>
-        <w:t xml:space="preserve">: результаты Python и, если задан</w:t>
-      </w:r>
-      <w:r>
-        <w:t xml:space="preserve"> </w:t>
-      </w:r>
-      <w:r>
-        <w:rPr>
-          <w:rStyle w:val="VerbatimChar"/>
-        </w:rPr>
-        <w:t xml:space="preserve">MATLAB_RESULTS_DIR</w:t>
-      </w:r>
-      <w:r>
-        <w:t xml:space="preserve">, результаты MATLAB) и уровень: «траектории в областях» — строка на траекторию</w:t>
+        <w:t xml:space="preserve">, их результаты Python; флажки — щелчком по</w:t>
+      </w:r>
+      <w:r>
+        <w:t xml:space="preserve"> </w:t>
+      </w:r>
+      <w:r>
+        <w:t xml:space="preserve">строке, можно протянуть мышью) и уровень: «траектории в областях» — строка на траекторию</w:t>
       </w:r>
       <w:r>
         <w:t xml:space="preserve"> </w:t>

--- a/docx/README.docx
+++ b/docx/README.docx
@@ -1250,7 +1250,25 @@
         <w:t xml:space="preserve">experiments/</w:t>
       </w:r>
       <w:r>
-        <w:t xml:space="preserve">).</w:t>
+        <w:t xml:space="preserve">). В скачанном проекте есть</w:t>
+      </w:r>
+      <w:r>
+        <w:t xml:space="preserve"> </w:t>
+      </w:r>
+      <w:r>
+        <w:t xml:space="preserve">только пример</w:t>
+      </w:r>
+      <w:r>
+        <w:t xml:space="preserve"> </w:t>
+      </w:r>
+      <w:r>
+        <w:rPr>
+          <w:rStyle w:val="VerbatimChar"/>
+        </w:rPr>
+        <w:t xml:space="preserve">experiments/example</w:t>
+      </w:r>
+      <w:r>
+        <w:t xml:space="preserve">; свой эксперимент заводится его копией (ниже, «Новый эксперимент»).</w:t>
       </w:r>
     </w:p>
     <w:p>
@@ -3799,7 +3817,25 @@
         <w:rPr>
           <w:rStyle w:val="VerbatimChar"/>
         </w:rPr>
-        <w:t xml:space="preserve">    &lt;эксперимент&gt;/</w:t>
+        <w:t xml:space="preserve">    example/              пример-заготовка (выдуманные пути, пороги как в MATLAB-скриптах)</w:t>
+      </w:r>
+      <w:r>
+        <w:br/>
+      </w:r>
+      <w:r>
+        <w:rPr>
+          <w:rStyle w:val="VerbatimChar"/>
+        </w:rPr>
+        <w:t xml:space="preserve">        records_example.xlsx  образец таблицы записей</w:t>
+      </w:r>
+      <w:r>
+        <w:br/>
+      </w:r>
+      <w:r>
+        <w:rPr>
+          <w:rStyle w:val="VerbatimChar"/>
+        </w:rPr>
+        <w:t xml:space="preserve">    &lt;эксперимент&gt;/        свои эксперименты — в git не попадают</w:t>
       </w:r>
       <w:r>
         <w:br/>
@@ -3997,7 +4033,115 @@
         <w:t xml:space="preserve"> </w:t>
       </w:r>
       <w:r>
-        <w:t xml:space="preserve">скопировать папку любого эксперимента в</w:t>
+        <w:t xml:space="preserve">скопировать папку</w:t>
+      </w:r>
+      <w:r>
+        <w:t xml:space="preserve"> </w:t>
+      </w:r>
+      <w:r>
+        <w:rPr>
+          <w:rStyle w:val="VerbatimChar"/>
+        </w:rPr>
+        <w:t xml:space="preserve">experiments/example</w:t>
+      </w:r>
+      <w:r>
+        <w:t xml:space="preserve"> </w:t>
+      </w:r>
+      <w:r>
+        <w:t xml:space="preserve">(или любого своего эксперимента) под своим</w:t>
+      </w:r>
+      <w:r>
+        <w:t xml:space="preserve"> </w:t>
+      </w:r>
+      <w:r>
+        <w:t xml:space="preserve">именем, поправить</w:t>
+      </w:r>
+      <w:r>
+        <w:t xml:space="preserve"> </w:t>
+      </w:r>
+      <w:r>
+        <w:rPr>
+          <w:rStyle w:val="VerbatimChar"/>
+        </w:rPr>
+        <w:t xml:space="preserve">settings.py</w:t>
+      </w:r>
+      <w:r>
+        <w:t xml:space="preserve"> </w:t>
+      </w:r>
+      <w:r>
+        <w:t xml:space="preserve">(и при необходимости</w:t>
+      </w:r>
+      <w:r>
+        <w:t xml:space="preserve"> </w:t>
+      </w:r>
+      <w:r>
+        <w:rPr>
+          <w:rStyle w:val="VerbatimChar"/>
+        </w:rPr>
+        <w:t xml:space="preserve">thresholds.py</w:t>
+      </w:r>
+      <w:r>
+        <w:t xml:space="preserve">), указать новую папку в</w:t>
+      </w:r>
+      <w:r>
+        <w:t xml:space="preserve"> </w:t>
+      </w:r>
+      <w:r>
+        <w:rPr>
+          <w:rStyle w:val="VerbatimChar"/>
+        </w:rPr>
+        <w:t xml:space="preserve">current.py</w:t>
+      </w:r>
+      <w:r>
+        <w:t xml:space="preserve"> </w:t>
+      </w:r>
+      <w:r>
+        <w:t xml:space="preserve">(или выбрать её в приложении и нажать «Сделать текущим»). Образец таблицы записей —</w:t>
+      </w:r>
+      <w:r>
+        <w:t xml:space="preserve"> </w:t>
+      </w:r>
+      <w:r>
+        <w:rPr>
+          <w:rStyle w:val="VerbatimChar"/>
+        </w:rPr>
+        <w:t xml:space="preserve">experiments/example/records_example.xlsx</w:t>
+      </w:r>
+      <w:r>
+        <w:t xml:space="preserve">. Код менять не нужно.</w:t>
+      </w:r>
+    </w:p>
+    <w:p>
+      <w:pPr>
+        <w:pStyle w:val="BodyText"/>
+      </w:pPr>
+      <w:r>
+        <w:rPr>
+          <w:b/>
+          <w:bCs/>
+        </w:rPr>
+        <w:t xml:space="preserve">Свои данные в git не попадают:</w:t>
+      </w:r>
+      <w:r>
+        <w:t xml:space="preserve"> </w:t>
+      </w:r>
+      <w:r>
+        <w:t xml:space="preserve">в</w:t>
+      </w:r>
+      <w:r>
+        <w:t xml:space="preserve"> </w:t>
+      </w:r>
+      <w:r>
+        <w:rPr>
+          <w:rStyle w:val="VerbatimChar"/>
+        </w:rPr>
+        <w:t xml:space="preserve">.gitignore</w:t>
+      </w:r>
+      <w:r>
+        <w:t xml:space="preserve"> </w:t>
+      </w:r>
+      <w:r>
+        <w:t xml:space="preserve">исключено всё в</w:t>
       </w:r>
       <w:r>
         <w:t xml:space="preserve"> </w:t>
@@ -4009,34 +4153,7 @@
         <w:t xml:space="preserve">experiments/</w:t>
       </w:r>
       <w:r>
-        <w:t xml:space="preserve">, поправить</w:t>
-      </w:r>
-      <w:r>
-        <w:t xml:space="preserve"> </w:t>
-      </w:r>
-      <w:r>
-        <w:rPr>
-          <w:rStyle w:val="VerbatimChar"/>
-        </w:rPr>
-        <w:t xml:space="preserve">settings.py</w:t>
-      </w:r>
-      <w:r>
-        <w:t xml:space="preserve"> </w:t>
-      </w:r>
-      <w:r>
-        <w:t xml:space="preserve">(и при необходимости</w:t>
-      </w:r>
-      <w:r>
-        <w:t xml:space="preserve"> </w:t>
-      </w:r>
-      <w:r>
-        <w:rPr>
-          <w:rStyle w:val="VerbatimChar"/>
-        </w:rPr>
-        <w:t xml:space="preserve">thresholds.py</w:t>
-      </w:r>
-      <w:r>
-        <w:t xml:space="preserve">), указать новую папку в</w:t>
+        <w:t xml:space="preserve">, кроме примера и</w:t>
       </w:r>
       <w:r>
         <w:t xml:space="preserve"> </w:t>
@@ -4048,22 +4165,37 @@
         <w:t xml:space="preserve">current.py</w:t>
       </w:r>
       <w:r>
-        <w:t xml:space="preserve"> </w:t>
-      </w:r>
-      <w:r>
-        <w:t xml:space="preserve">(или выбрать её</w:t>
-      </w:r>
-      <w:r>
-        <w:t xml:space="preserve"> </w:t>
-      </w:r>
-      <w:r>
-        <w:t xml:space="preserve">в приложении и нажать «Сделать текущим»).</w:t>
-      </w:r>
-      <w:r>
-        <w:t xml:space="preserve"> </w:t>
-      </w:r>
-      <w:r>
-        <w:t xml:space="preserve">Код менять не нужно.</w:t>
+        <w:t xml:space="preserve">. Чтобы git не замечал и выбор своего эксперимента в</w:t>
+      </w:r>
+      <w:r>
+        <w:t xml:space="preserve"> </w:t>
+      </w:r>
+      <w:r>
+        <w:rPr>
+          <w:rStyle w:val="VerbatimChar"/>
+        </w:rPr>
+        <w:t xml:space="preserve">current.py</w:t>
+      </w:r>
+      <w:r>
+        <w:t xml:space="preserve">, после скачивания проекта</w:t>
+      </w:r>
+      <w:r>
+        <w:t xml:space="preserve"> </w:t>
+      </w:r>
+      <w:r>
+        <w:t xml:space="preserve">один раз выполнить в папке проекта</w:t>
+      </w:r>
+      <w:r>
+        <w:t xml:space="preserve"> </w:t>
+      </w:r>
+      <w:r>
+        <w:rPr>
+          <w:rStyle w:val="VerbatimChar"/>
+        </w:rPr>
+        <w:t xml:space="preserve">git update-index --skip-worktree experiments/current.py</w:t>
+      </w:r>
+      <w:r>
+        <w:t xml:space="preserve">.</w:t>
       </w:r>
     </w:p>
     <w:bookmarkEnd w:id="25"/>

--- a/docx/README.docx
+++ b/docx/README.docx
@@ -1256,19 +1256,37 @@
         <w:t xml:space="preserve"> </w:t>
       </w:r>
       <w:r>
-        <w:t xml:space="preserve">только пример</w:t>
-      </w:r>
-      <w:r>
-        <w:t xml:space="preserve"> </w:t>
-      </w:r>
-      <w:r>
-        <w:rPr>
-          <w:rStyle w:val="VerbatimChar"/>
-        </w:rPr>
-        <w:t xml:space="preserve">experiments/example</w:t>
-      </w:r>
-      <w:r>
-        <w:t xml:space="preserve">; свой эксперимент заводится его копией (ниже, «Новый эксперимент»).</w:t>
+        <w:t xml:space="preserve">только примеры</w:t>
+      </w:r>
+      <w:r>
+        <w:t xml:space="preserve"> </w:t>
+      </w:r>
+      <w:r>
+        <w:rPr>
+          <w:rStyle w:val="VerbatimChar"/>
+        </w:rPr>
+        <w:t xml:space="preserve">example1</w:t>
+      </w:r>
+      <w:r>
+        <w:t xml:space="preserve">–</w:t>
+      </w:r>
+      <w:r>
+        <w:rPr>
+          <w:rStyle w:val="VerbatimChar"/>
+        </w:rPr>
+        <w:t xml:space="preserve">example3</w:t>
+      </w:r>
+      <w:r>
+        <w:t xml:space="preserve"> </w:t>
+      </w:r>
+      <w:r>
+        <w:t xml:space="preserve">(ниже, «Примеры»); свой эксперимент заводится копией примера</w:t>
+      </w:r>
+      <w:r>
+        <w:t xml:space="preserve"> </w:t>
+      </w:r>
+      <w:r>
+        <w:t xml:space="preserve">(ниже, «Новый эксперимент»).</w:t>
       </w:r>
     </w:p>
     <w:p>
@@ -1292,13 +1310,25 @@
         <w:t xml:space="preserve">settings.py</w:t>
       </w:r>
       <w:r>
-        <w:t xml:space="preserve">: пути к картинкам, таблице записей и папке результатов, какие записи</w:t>
-      </w:r>
-      <w:r>
-        <w:t xml:space="preserve"> </w:t>
-      </w:r>
-      <w:r>
-        <w:t xml:space="preserve">обрабатывать.</w:t>
+        <w:t xml:space="preserve">: пути к картинкам, таблице записей и папке результатов (полные или от папки</w:t>
+      </w:r>
+      <w:r>
+        <w:t xml:space="preserve"> </w:t>
+      </w:r>
+      <w:r>
+        <w:t xml:space="preserve">проекта, например</w:t>
+      </w:r>
+      <w:r>
+        <w:t xml:space="preserve"> </w:t>
+      </w:r>
+      <w:r>
+        <w:rPr>
+          <w:rStyle w:val="VerbatimChar"/>
+        </w:rPr>
+        <w:t xml:space="preserve">experiments\мой_эксперимент\results</w:t>
+      </w:r>
+      <w:r>
+        <w:t xml:space="preserve">), какие записи обрабатывать.</w:t>
       </w:r>
     </w:p>
     <w:p>
@@ -2726,7 +2756,28 @@
         <w:t xml:space="preserve">experiments/</w:t>
       </w:r>
       <w:r>
-        <w:t xml:space="preserve">, их результаты Python; флажки — щелчком по</w:t>
+        <w:t xml:space="preserve">, их результаты Python; для пробы — примеры</w:t>
+      </w:r>
+      <w:r>
+        <w:t xml:space="preserve"> </w:t>
+      </w:r>
+      <w:r>
+        <w:rPr>
+          <w:rStyle w:val="VerbatimChar"/>
+        </w:rPr>
+        <w:t xml:space="preserve">example1</w:t>
+      </w:r>
+      <w:r>
+        <w:t xml:space="preserve">–</w:t>
+      </w:r>
+      <w:r>
+        <w:rPr>
+          <w:rStyle w:val="VerbatimChar"/>
+        </w:rPr>
+        <w:t xml:space="preserve">example3</w:t>
+      </w:r>
+      <w:r>
+        <w:t xml:space="preserve">; флажки — щелчком по</w:t>
       </w:r>
       <w:r>
         <w:t xml:space="preserve"> </w:t>
@@ -3817,7 +3868,7 @@
         <w:rPr>
           <w:rStyle w:val="VerbatimChar"/>
         </w:rPr>
-        <w:t xml:space="preserve">    example/              пример-заготовка (выдуманные пути, пороги как в MATLAB-скриптах)</w:t>
+        <w:t xml:space="preserve">    example1/, example2/, example3/   примеры: синтетические результаты st4, пути к кадрам — заглушки</w:t>
       </w:r>
       <w:r>
         <w:br/>
@@ -3826,7 +3877,16 @@
         <w:rPr>
           <w:rStyle w:val="VerbatimChar"/>
         </w:rPr>
-        <w:t xml:space="preserve">        records_example.xlsx  образец таблицы записей</w:t>
+        <w:t xml:space="preserve">        records.xlsx      таблица записей примера</w:t>
+      </w:r>
+      <w:r>
+        <w:br/>
+      </w:r>
+      <w:r>
+        <w:rPr>
+          <w:rStyle w:val="VerbatimChar"/>
+        </w:rPr>
+        <w:t xml:space="preserve">        results/st4/      синтетические итоговые файлы st4 (в git не хранятся)</w:t>
       </w:r>
       <w:r>
         <w:br/>
@@ -4027,34 +4087,61 @@
           <w:b/>
           <w:bCs/>
         </w:rPr>
-        <w:t xml:space="preserve">Новый эксперимент:</w:t>
-      </w:r>
-      <w:r>
-        <w:t xml:space="preserve"> </w:t>
-      </w:r>
-      <w:r>
-        <w:t xml:space="preserve">скопировать папку</w:t>
-      </w:r>
-      <w:r>
-        <w:t xml:space="preserve"> </w:t>
-      </w:r>
-      <w:r>
-        <w:rPr>
-          <w:rStyle w:val="VerbatimChar"/>
-        </w:rPr>
-        <w:t xml:space="preserve">experiments/example</w:t>
-      </w:r>
-      <w:r>
-        <w:t xml:space="preserve"> </w:t>
-      </w:r>
-      <w:r>
-        <w:t xml:space="preserve">(или любого своего эксперимента) под своим</w:t>
-      </w:r>
-      <w:r>
-        <w:t xml:space="preserve"> </w:t>
-      </w:r>
-      <w:r>
-        <w:t xml:space="preserve">именем, поправить</w:t>
+        <w:t xml:space="preserve">Примеры</w:t>
+      </w:r>
+      <w:r>
+        <w:t xml:space="preserve"> </w:t>
+      </w:r>
+      <w:r>
+        <w:rPr>
+          <w:rStyle w:val="VerbatimChar"/>
+        </w:rPr>
+        <w:t xml:space="preserve">experiments/example1</w:t>
+      </w:r>
+      <w:r>
+        <w:t xml:space="preserve">–</w:t>
+      </w:r>
+      <w:r>
+        <w:rPr>
+          <w:rStyle w:val="VerbatimChar"/>
+        </w:rPr>
+        <w:t xml:space="preserve">example3</w:t>
+      </w:r>
+      <w:r>
+        <w:t xml:space="preserve"> </w:t>
+      </w:r>
+      <w:r>
+        <w:t xml:space="preserve">— выдуманные эксперименты с синтетическими итоговыми файлами st4</w:t>
+      </w:r>
+      <w:r>
+        <w:t xml:space="preserve"> </w:t>
+      </w:r>
+      <w:r>
+        <w:t xml:space="preserve">(капли выдуманы, но с правдоподобными зависимостями и шумом), чтобы пробовать «Обработку результатов». Файлы</w:t>
+      </w:r>
+      <w:r>
+        <w:t xml:space="preserve"> </w:t>
+      </w:r>
+      <w:r>
+        <w:t xml:space="preserve">результатов (</w:t>
+      </w:r>
+      <w:r>
+        <w:rPr>
+          <w:rStyle w:val="VerbatimChar"/>
+        </w:rPr>
+        <w:t xml:space="preserve">results/</w:t>
+      </w:r>
+      <w:r>
+        <w:t xml:space="preserve"> </w:t>
+      </w:r>
+      <w:r>
+        <w:t xml:space="preserve">примера — больше тысячи файлов) в git не хранятся: в скачанном проекте у примеров</w:t>
+      </w:r>
+      <w:r>
+        <w:t xml:space="preserve"> </w:t>
+      </w:r>
+      <w:r>
+        <w:t xml:space="preserve">только</w:t>
       </w:r>
       <w:r>
         <w:t xml:space="preserve"> </w:t>
@@ -4066,10 +4153,7 @@
         <w:t xml:space="preserve">settings.py</w:t>
       </w:r>
       <w:r>
-        <w:t xml:space="preserve"> </w:t>
-      </w:r>
-      <w:r>
-        <w:t xml:space="preserve">(и при необходимости</w:t>
+        <w:t xml:space="preserve">,</w:t>
       </w:r>
       <w:r>
         <w:t xml:space="preserve"> </w:t>
@@ -4081,34 +4165,162 @@
         <w:t xml:space="preserve">thresholds.py</w:t>
       </w:r>
       <w:r>
-        <w:t xml:space="preserve">), указать новую папку в</w:t>
-      </w:r>
-      <w:r>
-        <w:t xml:space="preserve"> </w:t>
-      </w:r>
-      <w:r>
-        <w:rPr>
-          <w:rStyle w:val="VerbatimChar"/>
-        </w:rPr>
-        <w:t xml:space="preserve">current.py</w:t>
-      </w:r>
-      <w:r>
-        <w:t xml:space="preserve"> </w:t>
-      </w:r>
-      <w:r>
-        <w:t xml:space="preserve">(или выбрать её в приложении и нажать «Сделать текущим»). Образец таблицы записей —</w:t>
-      </w:r>
-      <w:r>
-        <w:t xml:space="preserve"> </w:t>
-      </w:r>
-      <w:r>
-        <w:rPr>
-          <w:rStyle w:val="VerbatimChar"/>
-        </w:rPr>
-        <w:t xml:space="preserve">experiments/example/records_example.xlsx</w:t>
-      </w:r>
-      <w:r>
-        <w:t xml:space="preserve">. Код менять не нужно.</w:t>
+        <w:t xml:space="preserve"> </w:t>
+      </w:r>
+      <w:r>
+        <w:t xml:space="preserve">и таблица записей</w:t>
+      </w:r>
+      <w:r>
+        <w:t xml:space="preserve"> </w:t>
+      </w:r>
+      <w:r>
+        <w:rPr>
+          <w:rStyle w:val="VerbatimChar"/>
+        </w:rPr>
+        <w:t xml:space="preserve">records.xlsx</w:t>
+      </w:r>
+      <w:r>
+        <w:t xml:space="preserve">.</w:t>
+      </w:r>
+    </w:p>
+    <w:p>
+      <w:pPr>
+        <w:pStyle w:val="Compact"/>
+        <w:numPr>
+          <w:ilvl w:val="0"/>
+          <w:numId w:val="1007"/>
+        </w:numPr>
+      </w:pPr>
+      <w:r>
+        <w:rPr>
+          <w:rStyle w:val="VerbatimChar"/>
+        </w:rPr>
+        <w:t xml:space="preserve">example1</w:t>
+      </w:r>
+      <w:r>
+        <w:t xml:space="preserve"> </w:t>
+      </w:r>
+      <w:r>
+        <w:t xml:space="preserve">— «чистая вода»: 21 запись, частота вентилятора</w:t>
+      </w:r>
+      <w:r>
+        <w:t xml:space="preserve"> </w:t>
+      </w:r>
+      <w:r>
+        <w:rPr>
+          <w:rStyle w:val="VerbatimChar"/>
+        </w:rPr>
+        <w:t xml:space="preserve">F</w:t>
+      </w:r>
+      <w:r>
+        <w:t xml:space="preserve"> </w:t>
+      </w:r>
+      <w:r>
+        <w:t xml:space="preserve">= 30…60 Гц, 18 областей, около 30 тыс. строк</w:t>
+      </w:r>
+      <w:r>
+        <w:t xml:space="preserve"> </w:t>
+      </w:r>
+      <w:r>
+        <w:t xml:space="preserve">«траектории в областях»; в таблице есть запись без размера бэга и запись без результатов;</w:t>
+      </w:r>
+    </w:p>
+    <w:p>
+      <w:pPr>
+        <w:pStyle w:val="Compact"/>
+        <w:numPr>
+          <w:ilvl w:val="0"/>
+          <w:numId w:val="1007"/>
+        </w:numPr>
+      </w:pPr>
+      <w:r>
+        <w:rPr>
+          <w:rStyle w:val="VerbatimChar"/>
+        </w:rPr>
+        <w:t xml:space="preserve">example2</w:t>
+      </w:r>
+      <w:r>
+        <w:t xml:space="preserve"> </w:t>
+      </w:r>
+      <w:r>
+        <w:t xml:space="preserve">— «вода с ПАВ» (капли мельче, их больше),</w:t>
+      </w:r>
+      <w:r>
+        <w:t xml:space="preserve"> </w:t>
+      </w:r>
+      <w:r>
+        <w:rPr>
+          <w:rStyle w:val="VerbatimChar"/>
+        </w:rPr>
+        <w:t xml:space="preserve">example3</w:t>
+      </w:r>
+      <w:r>
+        <w:t xml:space="preserve"> </w:t>
+      </w:r>
+      <w:r>
+        <w:t xml:space="preserve">— другая камера и другая сетка областей:</w:t>
+      </w:r>
+      <w:r>
+        <w:t xml:space="preserve"> </w:t>
+      </w:r>
+      <w:r>
+        <w:t xml:space="preserve">по 6 записей — чтобы сравнивать эксперименты.</w:t>
+      </w:r>
+    </w:p>
+    <w:p>
+      <w:pPr>
+        <w:pStyle w:val="FirstParagraph"/>
+      </w:pPr>
+      <w:r>
+        <w:t xml:space="preserve">Заложенные зависимости: чем больше</w:t>
+      </w:r>
+      <w:r>
+        <w:t xml:space="preserve"> </w:t>
+      </w:r>
+      <w:r>
+        <w:rPr>
+          <w:rStyle w:val="VerbatimChar"/>
+        </w:rPr>
+        <w:t xml:space="preserve">F</w:t>
+      </w:r>
+      <w:r>
+        <w:t xml:space="preserve">, тем больше капель, они мельче и быстрее; бэг растёт с</w:t>
+      </w:r>
+      <w:r>
+        <w:t xml:space="preserve"> </w:t>
+      </w:r>
+      <w:r>
+        <w:rPr>
+          <w:rStyle w:val="VerbatimChar"/>
+        </w:rPr>
+        <w:t xml:space="preserve">F</w:t>
+      </w:r>
+      <w:r>
+        <w:t xml:space="preserve">; капель тем</w:t>
+      </w:r>
+      <w:r>
+        <w:t xml:space="preserve"> </w:t>
+      </w:r>
+      <w:r>
+        <w:t xml:space="preserve">меньше, чем выше; горизонтальная скорость растёт с высотой, у крупных капель она меньше; вертикальная у</w:t>
+      </w:r>
+      <w:r>
+        <w:t xml:space="preserve"> </w:t>
+      </w:r>
+      <w:r>
+        <w:t xml:space="preserve">взлетающих капель убывает с высотой, падающие (vy &lt; 0) падают тем быстрее, чем крупнее. Шум измерения —</w:t>
+      </w:r>
+      <w:r>
+        <w:t xml:space="preserve"> </w:t>
+      </w:r>
+      <w:r>
+        <w:t xml:space="preserve">скорость ±(0.05 м/с + 5 %), радиус ±5 %. Кадров у примеров нет: стадии на них не запускаются, на «Результатах»</w:t>
+      </w:r>
+      <w:r>
+        <w:t xml:space="preserve"> </w:t>
+      </w:r>
+      <w:r>
+        <w:t xml:space="preserve">видны таблицы st4, но не картинки областей (для них нужны траектории st2).</w:t>
       </w:r>
     </w:p>
     <w:p>
@@ -4120,6 +4332,120 @@
           <w:b/>
           <w:bCs/>
         </w:rPr>
+        <w:t xml:space="preserve">Новый эксперимент:</w:t>
+      </w:r>
+      <w:r>
+        <w:t xml:space="preserve"> </w:t>
+      </w:r>
+      <w:r>
+        <w:t xml:space="preserve">скопировать папку примера (например,</w:t>
+      </w:r>
+      <w:r>
+        <w:t xml:space="preserve"> </w:t>
+      </w:r>
+      <w:r>
+        <w:rPr>
+          <w:rStyle w:val="VerbatimChar"/>
+        </w:rPr>
+        <w:t xml:space="preserve">experiments/example1</w:t>
+      </w:r>
+      <w:r>
+        <w:t xml:space="preserve">) или своего эксперимента</w:t>
+      </w:r>
+      <w:r>
+        <w:t xml:space="preserve"> </w:t>
+      </w:r>
+      <w:r>
+        <w:t xml:space="preserve">под своим именем, поправить</w:t>
+      </w:r>
+      <w:r>
+        <w:t xml:space="preserve"> </w:t>
+      </w:r>
+      <w:r>
+        <w:rPr>
+          <w:rStyle w:val="VerbatimChar"/>
+        </w:rPr>
+        <w:t xml:space="preserve">settings.py</w:t>
+      </w:r>
+      <w:r>
+        <w:t xml:space="preserve"> </w:t>
+      </w:r>
+      <w:r>
+        <w:t xml:space="preserve">(и при необходимости</w:t>
+      </w:r>
+      <w:r>
+        <w:t xml:space="preserve"> </w:t>
+      </w:r>
+      <w:r>
+        <w:rPr>
+          <w:rStyle w:val="VerbatimChar"/>
+        </w:rPr>
+        <w:t xml:space="preserve">thresholds.py</w:t>
+      </w:r>
+      <w:r>
+        <w:t xml:space="preserve">), указать новую папку</w:t>
+      </w:r>
+      <w:r>
+        <w:t xml:space="preserve"> </w:t>
+      </w:r>
+      <w:r>
+        <w:t xml:space="preserve">в</w:t>
+      </w:r>
+      <w:r>
+        <w:t xml:space="preserve"> </w:t>
+      </w:r>
+      <w:r>
+        <w:rPr>
+          <w:rStyle w:val="VerbatimChar"/>
+        </w:rPr>
+        <w:t xml:space="preserve">current.py</w:t>
+      </w:r>
+      <w:r>
+        <w:t xml:space="preserve"> </w:t>
+      </w:r>
+      <w:r>
+        <w:t xml:space="preserve">(или выбрать её в приложении и нажать «Сделать текущим»). Образец таблицы записей —</w:t>
+      </w:r>
+      <w:r>
+        <w:t xml:space="preserve"> </w:t>
+      </w:r>
+      <w:r>
+        <w:rPr>
+          <w:rStyle w:val="VerbatimChar"/>
+        </w:rPr>
+        <w:t xml:space="preserve">records.xlsx</w:t>
+      </w:r>
+      <w:r>
+        <w:t xml:space="preserve"> </w:t>
+      </w:r>
+      <w:r>
+        <w:t xml:space="preserve">примера. Пути в</w:t>
+      </w:r>
+      <w:r>
+        <w:t xml:space="preserve"> </w:t>
+      </w:r>
+      <w:r>
+        <w:rPr>
+          <w:rStyle w:val="VerbatimChar"/>
+        </w:rPr>
+        <w:t xml:space="preserve">settings.py</w:t>
+      </w:r>
+      <w:r>
+        <w:t xml:space="preserve"> </w:t>
+      </w:r>
+      <w:r>
+        <w:t xml:space="preserve">— полные или от папки проекта. Код менять не нужно.</w:t>
+      </w:r>
+    </w:p>
+    <w:p>
+      <w:pPr>
+        <w:pStyle w:val="BodyText"/>
+      </w:pPr>
+      <w:r>
+        <w:rPr>
+          <w:b/>
+          <w:bCs/>
+        </w:rPr>
         <w:t xml:space="preserve">Свои данные в git не попадают:</w:t>
       </w:r>
       <w:r>
@@ -4153,7 +4479,7 @@
         <w:t xml:space="preserve">experiments/</w:t>
       </w:r>
       <w:r>
-        <w:t xml:space="preserve">, кроме примера и</w:t>
+        <w:t xml:space="preserve">, кроме примеров и</w:t>
       </w:r>
       <w:r>
         <w:t xml:space="preserve"> </w:t>
@@ -4848,7 +5174,7 @@
         <w:pStyle w:val="Compact"/>
         <w:numPr>
           <w:ilvl w:val="0"/>
-          <w:numId w:val="1007"/>
+          <w:numId w:val="1008"/>
         </w:numPr>
       </w:pPr>
       <w:r>
@@ -4875,7 +5201,7 @@
         <w:pStyle w:val="Compact"/>
         <w:numPr>
           <w:ilvl w:val="0"/>
-          <w:numId w:val="1007"/>
+          <w:numId w:val="1008"/>
         </w:numPr>
       </w:pPr>
       <w:r>
@@ -4981,7 +5307,7 @@
         <w:pStyle w:val="Compact"/>
         <w:numPr>
           <w:ilvl w:val="0"/>
-          <w:numId w:val="1008"/>
+          <w:numId w:val="1009"/>
         </w:numPr>
       </w:pPr>
       <w:r>
@@ -4999,7 +5325,7 @@
         <w:pStyle w:val="Compact"/>
         <w:numPr>
           <w:ilvl w:val="0"/>
-          <w:numId w:val="1008"/>
+          <w:numId w:val="1009"/>
         </w:numPr>
       </w:pPr>
       <w:r>
@@ -5017,7 +5343,7 @@
         <w:pStyle w:val="Compact"/>
         <w:numPr>
           <w:ilvl w:val="0"/>
-          <w:numId w:val="1008"/>
+          <w:numId w:val="1009"/>
         </w:numPr>
       </w:pPr>
       <w:r>
@@ -5430,6 +5756,9 @@
     <w:abstractNumId w:val="991"/>
   </w:num>
   <w:num w:numId="1008">
+    <w:abstractNumId w:val="991"/>
+  </w:num>
+  <w:num w:numId="1009">
     <w:abstractNumId w:val="991"/>
   </w:num>
 </w:numbering>

--- a/docx/README.docx
+++ b/docx/README.docx
@@ -2710,19 +2710,111 @@
         <w:pStyle w:val="FirstParagraph"/>
       </w:pPr>
       <w:r>
-        <w:t xml:space="preserve">Не привязана к текущему эксперименту. Слева — разделы (щелчок по заголовку сворачивает и разворачивает;</w:t>
-      </w:r>
-      <w:r>
-        <w:t xml:space="preserve"> </w:t>
-      </w:r>
-      <w:r>
-        <w:t xml:space="preserve">«Свои колонки», «Кривая и подгонка» и «Вид» сначала свёрнуты); любая правка через короткую паузу</w:t>
-      </w:r>
-      <w:r>
-        <w:t xml:space="preserve"> </w:t>
-      </w:r>
-      <w:r>
-        <w:t xml:space="preserve">перестраивает картинку:</w:t>
+        <w:t xml:space="preserve">Не привязана к текущему эксперименту. Раскладка — как в LabPlot:</w:t>
+      </w:r>
+      <w:r>
+        <w:t xml:space="preserve"> </w:t>
+      </w:r>
+      <w:r>
+        <w:rPr>
+          <w:b/>
+          <w:bCs/>
+        </w:rPr>
+        <w:t xml:space="preserve">слева</w:t>
+      </w:r>
+      <w:r>
+        <w:t xml:space="preserve"> </w:t>
+      </w:r>
+      <w:r>
+        <w:t xml:space="preserve">данные (разделы 1–3),</w:t>
+      </w:r>
+      <w:r>
+        <w:t xml:space="preserve"> </w:t>
+      </w:r>
+      <w:r>
+        <w:rPr>
+          <w:b/>
+          <w:bCs/>
+        </w:rPr>
+        <w:t xml:space="preserve">в середине</w:t>
+      </w:r>
+      <w:r>
+        <w:t xml:space="preserve"> </w:t>
+      </w:r>
+      <w:r>
+        <w:t xml:space="preserve">сводка, график и таблица посчитанного,</w:t>
+      </w:r>
+      <w:r>
+        <w:t xml:space="preserve"> </w:t>
+      </w:r>
+      <w:r>
+        <w:rPr>
+          <w:b/>
+          <w:bCs/>
+        </w:rPr>
+        <w:t xml:space="preserve">справа</w:t>
+      </w:r>
+      <w:r>
+        <w:t xml:space="preserve"> </w:t>
+      </w:r>
+      <w:r>
+        <w:t xml:space="preserve">свойства графика (разделы 4–10); границы двигаются мышью.</w:t>
+      </w:r>
+      <w:r>
+        <w:t xml:space="preserve"> </w:t>
+      </w:r>
+      <w:r>
+        <w:t xml:space="preserve">Разделы пронумерованы по порядку работы, щелчок по заголовку сворачивает и разворачивает раздел. Любая правка</w:t>
+      </w:r>
+      <w:r>
+        <w:t xml:space="preserve"> </w:t>
+      </w:r>
+      <w:r>
+        <w:t xml:space="preserve">через короткую паузу перестраивает картинку.</w:t>
+      </w:r>
+    </w:p>
+    <w:p>
+      <w:pPr>
+        <w:pStyle w:val="BodyText"/>
+      </w:pPr>
+      <w:r>
+        <w:rPr>
+          <w:b/>
+          <w:bCs/>
+        </w:rPr>
+        <w:t xml:space="preserve">Сводка над графиком</w:t>
+      </w:r>
+      <w:r>
+        <w:t xml:space="preserve"> </w:t>
+      </w:r>
+      <w:r>
+        <w:t xml:space="preserve">— что построено (величины, окна, статистика), выборка (условия и сколько строк из</w:t>
+      </w:r>
+      <w:r>
+        <w:t xml:space="preserve"> </w:t>
+      </w:r>
+      <w:r>
+        <w:t xml:space="preserve">скольких), разделение и сколько кривых (и скрытых) — чтобы всё было видно, не раскрывая разделов. Например:</w:t>
+      </w:r>
+      <w:r>
+        <w:t xml:space="preserve"> </w:t>
+      </w:r>
+      <w:r>
+        <w:t xml:space="preserve">«vx, м/с по окнам r, мкм: 8 окон 36…1677, среднее ± СКО. Выборка: F = 40, 50, 60 → 25 838 из 45 112 строк.</w:t>
+      </w:r>
+      <w:r>
+        <w:t xml:space="preserve"> </w:t>
+      </w:r>
+      <w:r>
+        <w:t xml:space="preserve">Разделение: цвет — F (3), графики рядом — experiment (2). Кривых: 6 на 2 графиках».</w:t>
+      </w:r>
+    </w:p>
+    <w:p>
+      <w:pPr>
+        <w:pStyle w:val="BodyText"/>
+      </w:pPr>
+      <w:r>
+        <w:t xml:space="preserve">Слева:</w:t>
       </w:r>
     </w:p>
     <w:p>
@@ -2738,7 +2830,7 @@
           <w:b/>
           <w:bCs/>
         </w:rPr>
-        <w:t xml:space="preserve">Данные</w:t>
+        <w:t xml:space="preserve">1 Данные</w:t>
       </w:r>
       <w:r>
         <w:t xml:space="preserve"> </w:t>
@@ -2837,7 +2929,13 @@
         <w:t xml:space="preserve">bag_hight</w:t>
       </w:r>
       <w:r>
-        <w:t xml:space="preserve">, …). «Загрузить» — прочитать итоговые файлы st4.</w:t>
+        <w:t xml:space="preserve">, …). «Загрузить» — прочитать итоговые файлы st4; после загрузки у каждого</w:t>
+      </w:r>
+      <w:r>
+        <w:t xml:space="preserve"> </w:t>
+      </w:r>
+      <w:r>
+        <w:t xml:space="preserve">эксперимента в списке — сколько записей и строк.</w:t>
       </w:r>
     </w:p>
     <w:p>
@@ -2853,7 +2951,7 @@
           <w:b/>
           <w:bCs/>
         </w:rPr>
-        <w:t xml:space="preserve">Свои колонки</w:t>
+        <w:t xml:space="preserve">2 Свои колонки</w:t>
       </w:r>
       <w:r>
         <w:t xml:space="preserve"> </w:t>
@@ -3115,7 +3213,7 @@
           <w:b/>
           <w:bCs/>
         </w:rPr>
-        <w:t xml:space="preserve">Выборка</w:t>
+        <w:t xml:space="preserve">3 Выборка</w:t>
       </w:r>
       <w:r>
         <w:t xml:space="preserve"> </w:t>
@@ -3142,221 +3240,13 @@
         <w:t xml:space="preserve"> </w:t>
       </w:r>
       <w:r>
-        <w:t xml:space="preserve">области; можно несколько значений) или лежит «от–до». Действуют все условия сразу.</w:t>
-      </w:r>
-    </w:p>
-    <w:p>
-      <w:pPr>
-        <w:pStyle w:val="Compact"/>
-        <w:numPr>
-          <w:ilvl w:val="0"/>
-          <w:numId w:val="1006"/>
-        </w:numPr>
-      </w:pPr>
-      <w:r>
-        <w:rPr>
-          <w:b/>
-          <w:bCs/>
-        </w:rPr>
-        <w:t xml:space="preserve">График</w:t>
-      </w:r>
-      <w:r>
-        <w:t xml:space="preserve"> </w:t>
-      </w:r>
-      <w:r>
-        <w:t xml:space="preserve">— «зависимость Y от X по окнам X» (в каждом окне: среднее ± СКО, среднее ± ошибка среднего,</w:t>
-      </w:r>
-      <w:r>
-        <w:t xml:space="preserve"> </w:t>
-      </w:r>
-      <w:r>
-        <w:t xml:space="preserve">медиана с квартилями или число), «распределение (гистограмма) X» (число, доля или плотность) или «точки».</w:t>
-      </w:r>
-      <w:r>
-        <w:t xml:space="preserve"> </w:t>
-      </w:r>
-      <w:r>
-        <w:t xml:space="preserve">Окна — ширина или число и пределы (пусто — от минимума до максимума). «Серии по» — отдельная кривая на</w:t>
-      </w:r>
-      <w:r>
-        <w:t xml:space="preserve"> </w:t>
-      </w:r>
-      <w:r>
-        <w:t xml:space="preserve">каждое значение колонки, например</w:t>
-      </w:r>
-      <w:r>
-        <w:t xml:space="preserve"> </w:t>
-      </w:r>
-      <w:r>
-        <w:rPr>
-          <w:rStyle w:val="VerbatimChar"/>
-        </w:rPr>
-        <w:t xml:space="preserve">F</w:t>
-      </w:r>
-      <w:r>
-        <w:t xml:space="preserve"> </w:t>
-      </w:r>
-      <w:r>
-        <w:t xml:space="preserve">или запись.</w:t>
-      </w:r>
-    </w:p>
-    <w:p>
-      <w:pPr>
-        <w:pStyle w:val="Compact"/>
-        <w:numPr>
-          <w:ilvl w:val="0"/>
-          <w:numId w:val="1006"/>
-        </w:numPr>
-      </w:pPr>
-      <w:r>
-        <w:rPr>
-          <w:b/>
-          <w:bCs/>
-        </w:rPr>
-        <w:t xml:space="preserve">Кривая и подгонка</w:t>
-      </w:r>
-      <w:r>
-        <w:t xml:space="preserve"> </w:t>
-      </w:r>
-      <w:r>
-        <w:t xml:space="preserve">— своя функция от</w:t>
-      </w:r>
-      <w:r>
-        <w:t xml:space="preserve"> </w:t>
-      </w:r>
-      <w:r>
-        <w:rPr>
-          <w:rStyle w:val="VerbatimChar"/>
-        </w:rPr>
-        <w:t xml:space="preserve">x</w:t>
-      </w:r>
-      <w:r>
-        <w:t xml:space="preserve"> </w:t>
-      </w:r>
-      <w:r>
-        <w:t xml:space="preserve">с параметрами, например</w:t>
-      </w:r>
-      <w:r>
-        <w:t xml:space="preserve"> </w:t>
-      </w:r>
-      <w:r>
-        <w:rPr>
-          <w:rStyle w:val="VerbatimChar"/>
-        </w:rPr>
-        <w:t xml:space="preserve">a*x**b + c</w:t>
-      </w:r>
-      <w:r>
-        <w:t xml:space="preserve"> </w:t>
-      </w:r>
-      <w:r>
-        <w:t xml:space="preserve">или</w:t>
-      </w:r>
-      <w:r>
-        <w:t xml:space="preserve"> </w:t>
-      </w:r>
-      <w:r>
-        <w:rPr>
-          <w:rStyle w:val="VerbatimChar"/>
-        </w:rPr>
-        <w:t xml:space="preserve">A*exp(-(x - m)**2/(2*s**2))</w:t>
-      </w:r>
-      <w:r>
-        <w:t xml:space="preserve">; параметры появляются в таблице, там задаются начальные значения.</w:t>
-      </w:r>
-      <w:r>
-        <w:t xml:space="preserve"> </w:t>
-      </w:r>
-      <w:r>
-        <w:t xml:space="preserve">«Нарисовать с этими значениями» — пунктир поверх каждой кривой; «подогнать к каждой кривой» — параметры</w:t>
-      </w:r>
-      <w:r>
-        <w:t xml:space="preserve"> </w:t>
-      </w:r>
-      <w:r>
-        <w:t xml:space="preserve">подбираются методом наименьших квадратов, под таблицей — значения ± погрешность и R².</w:t>
-      </w:r>
-    </w:p>
-    <w:p>
-      <w:pPr>
-        <w:pStyle w:val="Compact"/>
-        <w:numPr>
-          <w:ilvl w:val="0"/>
-          <w:numId w:val="1006"/>
-        </w:numPr>
-      </w:pPr>
-      <w:r>
-        <w:rPr>
-          <w:b/>
-          <w:bCs/>
-        </w:rPr>
-        <w:t xml:space="preserve">Вид</w:t>
-      </w:r>
-      <w:r>
-        <w:t xml:space="preserve"> </w:t>
-      </w:r>
-      <w:r>
-        <w:t xml:space="preserve">— заголовок и подписи осей (пусто — авто), пределы X и Y, логарифмические оси, сетка, усы</w:t>
-      </w:r>
-      <w:r>
-        <w:t xml:space="preserve"> </w:t>
-      </w:r>
-      <w:r>
-        <w:t xml:space="preserve">разброса, место легенды, цвета, размер шрифта, толщина линий и размер точек.</w:t>
-      </w:r>
-    </w:p>
-    <w:p>
-      <w:pPr>
-        <w:pStyle w:val="Compact"/>
-        <w:numPr>
-          <w:ilvl w:val="0"/>
-          <w:numId w:val="1006"/>
-        </w:numPr>
-      </w:pPr>
-      <w:r>
-        <w:rPr>
-          <w:b/>
-          <w:bCs/>
-        </w:rPr>
-        <w:t xml:space="preserve">Экспорт и настройки</w:t>
-      </w:r>
-      <w:r>
-        <w:t xml:space="preserve"> </w:t>
-      </w:r>
-      <w:r>
-        <w:t xml:space="preserve">— выборка или посчитанное (с подогнанными кривыми) в CSV; «Всё → проект LabPlot</w:t>
-      </w:r>
-      <w:r>
-        <w:t xml:space="preserve"> </w:t>
-      </w:r>
-      <w:r>
-        <w:t xml:space="preserve">(.lml)» — проект LabPlot с таблицей выборки, таблицей на каждую кривую и таблицей параметров подгонки</w:t>
-      </w:r>
-      <w:r>
-        <w:t xml:space="preserve"> </w:t>
-      </w:r>
-      <w:r>
-        <w:t xml:space="preserve">(графики строятся уже в LabPlot). «Сохранить / Загрузить настройки…» — все настройки этой части</w:t>
-      </w:r>
-      <w:r>
-        <w:t xml:space="preserve"> </w:t>
-      </w:r>
-      <w:r>
-        <w:t xml:space="preserve">в файл</w:t>
-      </w:r>
-      <w:r>
-        <w:t xml:space="preserve"> </w:t>
-      </w:r>
-      <w:r>
-        <w:rPr>
-          <w:rStyle w:val="VerbatimChar"/>
-        </w:rPr>
-        <w:t xml:space="preserve">.json</w:t>
-      </w:r>
-      <w:r>
-        <w:t xml:space="preserve"> </w:t>
-      </w:r>
-      <w:r>
-        <w:t xml:space="preserve">и обратно: так картинку можно повторить позже (данные при загрузке перечитываются).</w:t>
+        <w:t xml:space="preserve">области; можно несколько значений) или лежит «от–до». Действуют все условия сразу; под каждым — сколько</w:t>
+      </w:r>
+      <w:r>
+        <w:t xml:space="preserve"> </w:t>
+      </w:r>
+      <w:r>
+        <w:t xml:space="preserve">строк остаётся после него.</w:t>
       </w:r>
     </w:p>
     <w:p>
@@ -3364,823 +3254,7 @@
         <w:pStyle w:val="FirstParagraph"/>
       </w:pPr>
       <w:r>
-        <w:t xml:space="preserve">Под картинкой — таблица посчитанного (окна, значения, разброс, число строк); панель под картинкой —</w:t>
-      </w:r>
-      <w:r>
-        <w:t xml:space="preserve"> </w:t>
-      </w:r>
-      <w:r>
-        <w:t xml:space="preserve">увеличение и сохранение картинки (PNG, SVG, PDF). Как считается —</w:t>
-      </w:r>
-      <w:r>
-        <w:t xml:space="preserve"> </w:t>
-      </w:r>
-      <w:r>
-        <w:rPr>
-          <w:rStyle w:val="VerbatimChar"/>
-        </w:rPr>
-        <w:t xml:space="preserve">METHOD.md</w:t>
-      </w:r>
-      <w:r>
-        <w:t xml:space="preserve">, раздел 7.</w:t>
-      </w:r>
-    </w:p>
-    <w:bookmarkEnd w:id="22"/>
-    <w:bookmarkEnd w:id="23"/>
-    <w:bookmarkStart w:id="24" w:name="просмотр-кадров-и-подбор-порогов-st1"/>
-    <w:p>
-      <w:pPr>
-        <w:pStyle w:val="Heading2"/>
-      </w:pPr>
-      <w:r>
-        <w:t xml:space="preserve">Просмотр кадров и подбор порогов st1</w:t>
-      </w:r>
-    </w:p>
-    <w:p>
-      <w:pPr>
-        <w:pStyle w:val="SourceCode"/>
-      </w:pPr>
-      <w:r>
-        <w:rPr>
-          <w:rStyle w:val="VerbatimChar"/>
-        </w:rPr>
-        <w:t xml:space="preserve">.venv\Scripts\python.exe tools\st1_viewer.py</w:t>
-      </w:r>
-    </w:p>
-    <w:p>
-      <w:pPr>
-        <w:pStyle w:val="FirstParagraph"/>
-      </w:pPr>
-      <w:r>
-        <w:t xml:space="preserve">Окно для записей текущего эксперимента. Виды:</w:t>
-      </w:r>
-      <w:r>
-        <w:t xml:space="preserve"> </w:t>
-      </w:r>
-      <w:r>
-        <w:rPr>
-          <w:rStyle w:val="VerbatimChar"/>
-        </w:rPr>
-        <w:t xml:space="preserve">1</w:t>
-      </w:r>
-      <w:r>
-        <w:t xml:space="preserve"> </w:t>
-      </w:r>
-      <w:r>
-        <w:t xml:space="preserve">— исходный кадр;</w:t>
-      </w:r>
-      <w:r>
-        <w:t xml:space="preserve"> </w:t>
-      </w:r>
-      <w:r>
-        <w:rPr>
-          <w:rStyle w:val="VerbatimChar"/>
-        </w:rPr>
-        <w:t xml:space="preserve">2</w:t>
-      </w:r>
-      <w:r>
-        <w:t xml:space="preserve"> </w:t>
-      </w:r>
-      <w:r>
-        <w:t xml:space="preserve">— кадр без рима и воды (закрашенное подсвечено сиреневым);</w:t>
-      </w:r>
-      <w:r>
-        <w:t xml:space="preserve"> </w:t>
-      </w:r>
-      <w:r>
-        <w:rPr>
-          <w:rStyle w:val="VerbatimChar"/>
-        </w:rPr>
-        <w:t xml:space="preserve">3</w:t>
-      </w:r>
-      <w:r>
-        <w:t xml:space="preserve"> </w:t>
-      </w:r>
-      <w:r>
-        <w:t xml:space="preserve">— капли (Python — красные круги, MATLAB — голубые, если задан</w:t>
-      </w:r>
-      <w:r>
-        <w:t xml:space="preserve"> </w:t>
-      </w:r>
-      <w:r>
-        <w:rPr>
-          <w:rStyle w:val="VerbatimChar"/>
-        </w:rPr>
-        <w:t xml:space="preserve">MATLAB_RESULTS_DIR</w:t>
-      </w:r>
-      <w:r>
-        <w:t xml:space="preserve">);</w:t>
-      </w:r>
-      <w:r>
-        <w:t xml:space="preserve"> </w:t>
-      </w:r>
-      <w:r>
-        <w:rPr>
-          <w:rStyle w:val="VerbatimChar"/>
-        </w:rPr>
-        <w:t xml:space="preserve">4</w:t>
-      </w:r>
-      <w:r>
-        <w:t xml:space="preserve"> </w:t>
-      </w:r>
-      <w:r>
-        <w:t xml:space="preserve">— смещения PIV поверх кадра;</w:t>
-      </w:r>
-      <w:r>
-        <w:t xml:space="preserve"> </w:t>
-      </w:r>
-      <w:r>
-        <w:rPr>
-          <w:rStyle w:val="VerbatimChar"/>
-        </w:rPr>
-        <w:t xml:space="preserve">5</w:t>
-      </w:r>
-      <w:r>
-        <w:t xml:space="preserve"> </w:t>
-      </w:r>
-      <w:r>
-        <w:t xml:space="preserve">— PIV как в MATLAB (клетки — скорость в м/с, красные стрелки —</w:t>
-      </w:r>
-      <w:r>
-        <w:t xml:space="preserve"> </w:t>
-      </w:r>
-      <w:r>
-        <w:t xml:space="preserve">PIV, синие — скорость капель).</w:t>
-      </w:r>
-    </w:p>
-    <w:p>
-      <w:pPr>
-        <w:pStyle w:val="BodyText"/>
-      </w:pPr>
-      <w:r>
-        <w:t xml:space="preserve">Клавиши:</w:t>
-      </w:r>
-      <w:r>
-        <w:t xml:space="preserve"> </w:t>
-      </w:r>
-      <w:r>
-        <w:rPr>
-          <w:rStyle w:val="VerbatimChar"/>
-        </w:rPr>
-        <w:t xml:space="preserve">←</w:t>
-      </w:r>
-      <w:r>
-        <w:t xml:space="preserve"> </w:t>
-      </w:r>
-      <w:r>
-        <w:rPr>
-          <w:rStyle w:val="VerbatimChar"/>
-        </w:rPr>
-        <w:t xml:space="preserve">→</w:t>
-      </w:r>
-      <w:r>
-        <w:t xml:space="preserve"> </w:t>
-      </w:r>
-      <w:r>
-        <w:t xml:space="preserve">— кадр, если держать — слайдшоу;</w:t>
-      </w:r>
-      <w:r>
-        <w:t xml:space="preserve"> </w:t>
-      </w:r>
-      <w:r>
-        <w:rPr>
-          <w:rStyle w:val="VerbatimChar"/>
-        </w:rPr>
-        <w:t xml:space="preserve">Пробел</w:t>
-      </w:r>
-      <w:r>
-        <w:t xml:space="preserve"> </w:t>
-      </w:r>
-      <w:r>
-        <w:t xml:space="preserve">— слайдшоу пуск/стоп;</w:t>
-      </w:r>
-      <w:r>
-        <w:t xml:space="preserve"> </w:t>
-      </w:r>
-      <w:r>
-        <w:rPr>
-          <w:rStyle w:val="VerbatimChar"/>
-        </w:rPr>
-        <w:t xml:space="preserve">Home</w:t>
-      </w:r>
-      <w:r>
-        <w:t xml:space="preserve"> </w:t>
-      </w:r>
-      <w:r>
-        <w:rPr>
-          <w:rStyle w:val="VerbatimChar"/>
-        </w:rPr>
-        <w:t xml:space="preserve">End</w:t>
-      </w:r>
-      <w:r>
-        <w:t xml:space="preserve"> </w:t>
-      </w:r>
-      <w:r>
-        <w:t xml:space="preserve">—</w:t>
-      </w:r>
-      <w:r>
-        <w:t xml:space="preserve"> </w:t>
-      </w:r>
-      <w:r>
-        <w:t xml:space="preserve">первый/последний кадр;</w:t>
-      </w:r>
-      <w:r>
-        <w:t xml:space="preserve"> </w:t>
-      </w:r>
-      <w:r>
-        <w:rPr>
-          <w:rStyle w:val="VerbatimChar"/>
-        </w:rPr>
-        <w:t xml:space="preserve">PgUp</w:t>
-      </w:r>
-      <w:r>
-        <w:t xml:space="preserve"> </w:t>
-      </w:r>
-      <w:r>
-        <w:rPr>
-          <w:rStyle w:val="VerbatimChar"/>
-        </w:rPr>
-        <w:t xml:space="preserve">PgDn</w:t>
-      </w:r>
-      <w:r>
-        <w:t xml:space="preserve"> </w:t>
-      </w:r>
-      <w:r>
-        <w:t xml:space="preserve">— запись;</w:t>
-      </w:r>
-      <w:r>
-        <w:t xml:space="preserve"> </w:t>
-      </w:r>
-      <w:r>
-        <w:rPr>
-          <w:rStyle w:val="VerbatimChar"/>
-        </w:rPr>
-        <w:t xml:space="preserve">M</w:t>
-      </w:r>
-      <w:r>
-        <w:t xml:space="preserve"> </w:t>
-      </w:r>
-      <w:r>
-        <w:t xml:space="preserve">— капли MATLAB вкл/выкл. Увеличение — лупа на</w:t>
-      </w:r>
-      <w:r>
-        <w:t xml:space="preserve"> </w:t>
-      </w:r>
-      <w:r>
-        <w:t xml:space="preserve">панели окна. Кадры записи считаются заранее в фоне на всех ядрах, кроме одного (в заголовке —</w:t>
-      </w:r>
-      <w:r>
-        <w:t xml:space="preserve"> </w:t>
-      </w:r>
-      <w:r>
-        <w:t xml:space="preserve">«посчитано N из M»); полный st1 запускать не нужно.</w:t>
-      </w:r>
-    </w:p>
-    <w:p>
-      <w:pPr>
-        <w:pStyle w:val="BodyText"/>
-      </w:pPr>
-      <w:r>
-        <w:t xml:space="preserve">Подбор порогов «на глаз»: поменять число в</w:t>
-      </w:r>
-      <w:r>
-        <w:t xml:space="preserve"> </w:t>
-      </w:r>
-      <w:r>
-        <w:rPr>
-          <w:rStyle w:val="VerbatimChar"/>
-        </w:rPr>
-        <w:t xml:space="preserve">thresholds.py</w:t>
-      </w:r>
-      <w:r>
-        <w:t xml:space="preserve">, сохранить, нажать</w:t>
-      </w:r>
-      <w:r>
-        <w:t xml:space="preserve"> </w:t>
-      </w:r>
-      <w:r>
-        <w:rPr>
-          <w:rStyle w:val="VerbatimChar"/>
-        </w:rPr>
-        <w:t xml:space="preserve">R</w:t>
-      </w:r>
-      <w:r>
-        <w:t xml:space="preserve"> </w:t>
-      </w:r>
-      <w:r>
-        <w:t xml:space="preserve">в окне —</w:t>
-      </w:r>
-      <w:r>
-        <w:t xml:space="preserve"> </w:t>
-      </w:r>
-      <w:r>
-        <w:t xml:space="preserve">запись пересчитается с новыми порогами. Когда картинка устраивает — запустить st1. Удобнее — в приложении</w:t>
-      </w:r>
-      <w:r>
-        <w:t xml:space="preserve"> </w:t>
-      </w:r>
-      <w:r>
-        <w:t xml:space="preserve">(выше): там пороги меняются ползунками на вкладке «Настройки» и сохраняются кнопкой.</w:t>
-      </w:r>
-    </w:p>
-    <w:p>
-      <w:pPr>
-        <w:pStyle w:val="BodyText"/>
-      </w:pPr>
-      <w:r>
-        <w:t xml:space="preserve">Что рисуется и как считается —</w:t>
-      </w:r>
-      <w:r>
-        <w:t xml:space="preserve"> </w:t>
-      </w:r>
-      <w:r>
-        <w:rPr>
-          <w:rStyle w:val="VerbatimChar"/>
-        </w:rPr>
-        <w:t xml:space="preserve">lib/st1/preview.py</w:t>
-      </w:r>
-      <w:r>
-        <w:t xml:space="preserve">, окно, клавиши и слайдшоу —</w:t>
-      </w:r>
-      <w:r>
-        <w:t xml:space="preserve"> </w:t>
-      </w:r>
-      <w:r>
-        <w:rPr>
-          <w:rStyle w:val="VerbatimChar"/>
-        </w:rPr>
-        <w:t xml:space="preserve">tools/st1_viewer.py</w:t>
-      </w:r>
-      <w:r>
-        <w:t xml:space="preserve">.</w:t>
-      </w:r>
-      <w:r>
-        <w:t xml:space="preserve"> </w:t>
-      </w:r>
-      <w:r>
-        <w:t xml:space="preserve">Другой способ просмотра (серия PNG, видео, картинки во время st1) — новая короткая оболочка над</w:t>
-      </w:r>
-      <w:r>
-        <w:t xml:space="preserve"> </w:t>
-      </w:r>
-      <w:r>
-        <w:rPr>
-          <w:rStyle w:val="VerbatimChar"/>
-        </w:rPr>
-        <w:t xml:space="preserve">preview.py</w:t>
-      </w:r>
-      <w:r>
-        <w:t xml:space="preserve">.</w:t>
-      </w:r>
-    </w:p>
-    <w:bookmarkEnd w:id="24"/>
-    <w:bookmarkStart w:id="25" w:name="устройство-проекта"/>
-    <w:p>
-      <w:pPr>
-        <w:pStyle w:val="Heading2"/>
-      </w:pPr>
-      <w:r>
-        <w:t xml:space="preserve">Устройство проекта</w:t>
-      </w:r>
-    </w:p>
-    <w:p>
-      <w:pPr>
-        <w:pStyle w:val="SourceCode"/>
-      </w:pPr>
-      <w:r>
-        <w:rPr>
-          <w:rStyle w:val="VerbatimChar"/>
-        </w:rPr>
-        <w:t xml:space="preserve">main/                     три скрипта стадий — запускаются, не правятся</w:t>
-      </w:r>
-      <w:r>
-        <w:br/>
-      </w:r>
-      <w:r>
-        <w:rPr>
-          <w:rStyle w:val="VerbatimChar"/>
-        </w:rPr>
-        <w:t xml:space="preserve">app/                      приложение: обработка измерений и обработка результатов</w:t>
-      </w:r>
-      <w:r>
-        <w:br/>
-      </w:r>
-      <w:r>
-        <w:rPr>
-          <w:rStyle w:val="VerbatimChar"/>
-        </w:rPr>
-        <w:t xml:space="preserve">    run.py                запуск</w:t>
-      </w:r>
-      <w:r>
-        <w:br/>
-      </w:r>
-      <w:r>
-        <w:rPr>
-          <w:rStyle w:val="VerbatimChar"/>
-        </w:rPr>
-        <w:t xml:space="preserve">    window.py             главное окно: две части, выбор эксперимента, вкладки</w:t>
-      </w:r>
-      <w:r>
-        <w:br/>
-      </w:r>
-      <w:r>
-        <w:rPr>
-          <w:rStyle w:val="VerbatimChar"/>
-        </w:rPr>
-        <w:t xml:space="preserve">    records_page.py       вкладка «Записи»</w:t>
-      </w:r>
-      <w:r>
-        <w:br/>
-      </w:r>
-      <w:r>
-        <w:rPr>
-          <w:rStyle w:val="VerbatimChar"/>
-        </w:rPr>
-        <w:t xml:space="preserve">    frame_view.py         показ кадра (виды 1–5), шкала кадров, расчёт кадров в фоне</w:t>
-      </w:r>
-      <w:r>
-        <w:br/>
-      </w:r>
-      <w:r>
-        <w:rPr>
-          <w:rStyle w:val="VerbatimChar"/>
-        </w:rPr>
-        <w:t xml:space="preserve">    params_page.py        панель «Настройки»: settings.py и thresholds.py полями и ползунками</w:t>
-      </w:r>
-      <w:r>
-        <w:br/>
-      </w:r>
-      <w:r>
-        <w:rPr>
-          <w:rStyle w:val="VerbatimChar"/>
-        </w:rPr>
-        <w:t xml:space="preserve">    jobs_page.py          вкладка «Запуск»: стадии для отмеченных записей в фоновых процессах</w:t>
-      </w:r>
-      <w:r>
-        <w:br/>
-      </w:r>
-      <w:r>
-        <w:rPr>
-          <w:rStyle w:val="VerbatimChar"/>
-        </w:rPr>
-        <w:t xml:space="preserve">    results_page.py       вкладка «Результаты»: траектории, области st4, таблицы</w:t>
-      </w:r>
-      <w:r>
-        <w:br/>
-      </w:r>
-      <w:r>
-        <w:rPr>
-          <w:rStyle w:val="VerbatimChar"/>
-        </w:rPr>
-        <w:t xml:space="preserve">    analysis_page.py      часть «Обработка результатов»: выборка, распределения, экспорт</w:t>
-      </w:r>
-      <w:r>
-        <w:br/>
-      </w:r>
-      <w:r>
-        <w:rPr>
-          <w:rStyle w:val="VerbatimChar"/>
-        </w:rPr>
-        <w:t xml:space="preserve">tools/st1_viewer.py       окно просмотра кадров st1 и подбора порогов</w:t>
-      </w:r>
-      <w:r>
-        <w:br/>
-      </w:r>
-      <w:r>
-        <w:rPr>
-          <w:rStyle w:val="VerbatimChar"/>
-        </w:rPr>
-        <w:t xml:space="preserve">experiments/</w:t>
-      </w:r>
-      <w:r>
-        <w:br/>
-      </w:r>
-      <w:r>
-        <w:rPr>
-          <w:rStyle w:val="VerbatimChar"/>
-        </w:rPr>
-        <w:t xml:space="preserve">    current.py            какой эксперимент обрабатываем</w:t>
-      </w:r>
-      <w:r>
-        <w:br/>
-      </w:r>
-      <w:r>
-        <w:rPr>
-          <w:rStyle w:val="VerbatimChar"/>
-        </w:rPr>
-        <w:t xml:space="preserve">    example1/, example2/, example3/   примеры: синтетические результаты st4, пути к кадрам — заглушки</w:t>
-      </w:r>
-      <w:r>
-        <w:br/>
-      </w:r>
-      <w:r>
-        <w:rPr>
-          <w:rStyle w:val="VerbatimChar"/>
-        </w:rPr>
-        <w:t xml:space="preserve">        records.xlsx      таблица записей примера</w:t>
-      </w:r>
-      <w:r>
-        <w:br/>
-      </w:r>
-      <w:r>
-        <w:rPr>
-          <w:rStyle w:val="VerbatimChar"/>
-        </w:rPr>
-        <w:t xml:space="preserve">        results/st4/      синтетические итоговые файлы st4 (в git не хранятся)</w:t>
-      </w:r>
-      <w:r>
-        <w:br/>
-      </w:r>
-      <w:r>
-        <w:rPr>
-          <w:rStyle w:val="VerbatimChar"/>
-        </w:rPr>
-        <w:t xml:space="preserve">    &lt;эксперимент&gt;/        свои эксперименты — в git не попадают</w:t>
-      </w:r>
-      <w:r>
-        <w:br/>
-      </w:r>
-      <w:r>
-        <w:rPr>
-          <w:rStyle w:val="VerbatimChar"/>
-        </w:rPr>
-        <w:t xml:space="preserve">        settings.py       пути, масштаб, fps, какие записи, области поиска st4</w:t>
-      </w:r>
-      <w:r>
-        <w:br/>
-      </w:r>
-      <w:r>
-        <w:rPr>
-          <w:rStyle w:val="VerbatimChar"/>
-        </w:rPr>
-        <w:t xml:space="preserve">        thresholds.py     пороги алгоритмов (с комментариями)</w:t>
-      </w:r>
-      <w:r>
-        <w:br/>
-      </w:r>
-      <w:r>
-        <w:rPr>
-          <w:rStyle w:val="VerbatimChar"/>
-        </w:rPr>
-        <w:t xml:space="preserve">lib/                      вся обработка</w:t>
-      </w:r>
-      <w:r>
-        <w:br/>
-      </w:r>
-      <w:r>
-        <w:rPr>
-          <w:rStyle w:val="VerbatimChar"/>
-        </w:rPr>
-        <w:t xml:space="preserve">    common/records.py     таблица записей, выбор записей, общий цикл стадии</w:t>
-      </w:r>
-      <w:r>
-        <w:br/>
-      </w:r>
-      <w:r>
-        <w:rPr>
-          <w:rStyle w:val="VerbatimChar"/>
-        </w:rPr>
-        <w:t xml:space="preserve">    common/table_edit.py  таблица записей для приложения: правки, автозаполнение, запись в xlsx</w:t>
-      </w:r>
-      <w:r>
-        <w:br/>
-      </w:r>
-      <w:r>
-        <w:rPr>
-          <w:rStyle w:val="VerbatimChar"/>
-        </w:rPr>
-        <w:t xml:space="preserve">    common/config_edit.py файлы настроек для приложения: значения с комментариями, правки, запись</w:t>
-      </w:r>
-      <w:r>
-        <w:br/>
-      </w:r>
-      <w:r>
-        <w:rPr>
-          <w:rStyle w:val="VerbatimChar"/>
-        </w:rPr>
-        <w:t xml:space="preserve">    common/jobs.py        запуск стадий для приложения: по процессу на запись, ход работы, остановка</w:t>
-      </w:r>
-      <w:r>
-        <w:br/>
-      </w:r>
-      <w:r>
-        <w:rPr>
-          <w:rStyle w:val="VerbatimChar"/>
-        </w:rPr>
-        <w:t xml:space="preserve">    analysis/dataset.py   обработка результатов: итоговые файлы st4 многих экспериментов — одна таблица</w:t>
-      </w:r>
-      <w:r>
-        <w:br/>
-      </w:r>
-      <w:r>
-        <w:rPr>
-          <w:rStyle w:val="VerbatimChar"/>
-        </w:rPr>
-        <w:t xml:space="preserve">    analysis/stats.py     обработка результатов: выборка, окна, распределения, зависимости</w:t>
-      </w:r>
-      <w:r>
-        <w:br/>
-      </w:r>
-      <w:r>
-        <w:rPr>
-          <w:rStyle w:val="VerbatimChar"/>
-        </w:rPr>
-        <w:t xml:space="preserve">    analysis/formulas.py  обработка результатов: свои колонки, своя кривая, подгонка</w:t>
-      </w:r>
-      <w:r>
-        <w:br/>
-      </w:r>
-      <w:r>
-        <w:rPr>
-          <w:rStyle w:val="VerbatimChar"/>
-        </w:rPr>
-        <w:t xml:space="preserve">    analysis/labplot.py   обработка результатов: экспорт в CSV и проект LabPlot</w:t>
-      </w:r>
-      <w:r>
-        <w:br/>
-      </w:r>
-      <w:r>
-        <w:rPr>
-          <w:rStyle w:val="VerbatimChar"/>
-        </w:rPr>
-        <w:t xml:space="preserve">    common/files.py       чтение кадров, запись .mat и .dat</w:t>
-      </w:r>
-      <w:r>
-        <w:br/>
-      </w:r>
-      <w:r>
-        <w:rPr>
-          <w:rStyle w:val="VerbatimChar"/>
-        </w:rPr>
-        <w:t xml:space="preserve">    st1/droplets.py       удаление рима, поиск капель</w:t>
-      </w:r>
-      <w:r>
-        <w:br/>
-      </w:r>
-      <w:r>
-        <w:rPr>
-          <w:rStyle w:val="VerbatimChar"/>
-        </w:rPr>
-        <w:t xml:space="preserve">    st1/image_ops.py      операции над изображениями (как в MATLAB)</w:t>
-      </w:r>
-      <w:r>
-        <w:br/>
-      </w:r>
-      <w:r>
-        <w:rPr>
-          <w:rStyle w:val="VerbatimChar"/>
-        </w:rPr>
-        <w:t xml:space="preserve">    st1/piv.py            PIV и его фильтрация</w:t>
-      </w:r>
-      <w:r>
-        <w:br/>
-      </w:r>
-      <w:r>
-        <w:rPr>
-          <w:rStyle w:val="VerbatimChar"/>
-        </w:rPr>
-        <w:t xml:space="preserve">    st1/velocity.py       скорость PIV в центрах капель</w:t>
-      </w:r>
-      <w:r>
-        <w:br/>
-      </w:r>
-      <w:r>
-        <w:rPr>
-          <w:rStyle w:val="VerbatimChar"/>
-        </w:rPr>
-        <w:t xml:space="preserve">    st1/preview.py        вспомогательные картинки st1 (что показывать в окне просмотра)</w:t>
-      </w:r>
-      <w:r>
-        <w:br/>
-      </w:r>
-      <w:r>
-        <w:rPr>
-          <w:rStyle w:val="VerbatimChar"/>
-        </w:rPr>
-        <w:t xml:space="preserve">    st2/tracking.py       PTV-трекинг, картинка траекторий</w:t>
-      </w:r>
-      <w:r>
-        <w:br/>
-      </w:r>
-      <w:r>
-        <w:rPr>
-          <w:rStyle w:val="VerbatimChar"/>
-        </w:rPr>
-        <w:t xml:space="preserve">    st4/areas.py          траектории в областях поиска, картинки областей</w:t>
-      </w:r>
-      <w:r>
-        <w:br/>
-      </w:r>
-      <w:r>
-        <w:rPr>
-          <w:rStyle w:val="VerbatimChar"/>
-        </w:rPr>
-        <w:t xml:space="preserve">tests/                    проверки (см. ниже)</w:t>
-      </w:r>
-    </w:p>
-    <w:p>
-      <w:pPr>
-        <w:pStyle w:val="FirstParagraph"/>
-      </w:pPr>
-      <w:r>
-        <w:rPr>
-          <w:b/>
-          <w:bCs/>
-        </w:rPr>
-        <w:t xml:space="preserve">Примеры</w:t>
-      </w:r>
-      <w:r>
-        <w:t xml:space="preserve"> </w:t>
-      </w:r>
-      <w:r>
-        <w:rPr>
-          <w:rStyle w:val="VerbatimChar"/>
-        </w:rPr>
-        <w:t xml:space="preserve">experiments/example1</w:t>
-      </w:r>
-      <w:r>
-        <w:t xml:space="preserve">–</w:t>
-      </w:r>
-      <w:r>
-        <w:rPr>
-          <w:rStyle w:val="VerbatimChar"/>
-        </w:rPr>
-        <w:t xml:space="preserve">example3</w:t>
-      </w:r>
-      <w:r>
-        <w:t xml:space="preserve"> </w:t>
-      </w:r>
-      <w:r>
-        <w:t xml:space="preserve">— выдуманные эксперименты с синтетическими итоговыми файлами st4</w:t>
-      </w:r>
-      <w:r>
-        <w:t xml:space="preserve"> </w:t>
-      </w:r>
-      <w:r>
-        <w:t xml:space="preserve">(капли выдуманы, но с правдоподобными зависимостями и шумом), чтобы пробовать «Обработку результатов». Файлы</w:t>
-      </w:r>
-      <w:r>
-        <w:t xml:space="preserve"> </w:t>
-      </w:r>
-      <w:r>
-        <w:t xml:space="preserve">результатов (</w:t>
-      </w:r>
-      <w:r>
-        <w:rPr>
-          <w:rStyle w:val="VerbatimChar"/>
-        </w:rPr>
-        <w:t xml:space="preserve">results/</w:t>
-      </w:r>
-      <w:r>
-        <w:t xml:space="preserve"> </w:t>
-      </w:r>
-      <w:r>
-        <w:t xml:space="preserve">примера — больше тысячи файлов) в git не хранятся: в скачанном проекте у примеров</w:t>
-      </w:r>
-      <w:r>
-        <w:t xml:space="preserve"> </w:t>
-      </w:r>
-      <w:r>
-        <w:t xml:space="preserve">только</w:t>
-      </w:r>
-      <w:r>
-        <w:t xml:space="preserve"> </w:t>
-      </w:r>
-      <w:r>
-        <w:rPr>
-          <w:rStyle w:val="VerbatimChar"/>
-        </w:rPr>
-        <w:t xml:space="preserve">settings.py</w:t>
-      </w:r>
-      <w:r>
-        <w:t xml:space="preserve">,</w:t>
-      </w:r>
-      <w:r>
-        <w:t xml:space="preserve"> </w:t>
-      </w:r>
-      <w:r>
-        <w:rPr>
-          <w:rStyle w:val="VerbatimChar"/>
-        </w:rPr>
-        <w:t xml:space="preserve">thresholds.py</w:t>
-      </w:r>
-      <w:r>
-        <w:t xml:space="preserve"> </w:t>
-      </w:r>
-      <w:r>
-        <w:t xml:space="preserve">и таблица записей</w:t>
-      </w:r>
-      <w:r>
-        <w:t xml:space="preserve"> </w:t>
-      </w:r>
-      <w:r>
-        <w:rPr>
-          <w:rStyle w:val="VerbatimChar"/>
-        </w:rPr>
-        <w:t xml:space="preserve">records.xlsx</w:t>
-      </w:r>
-      <w:r>
-        <w:t xml:space="preserve">.</w:t>
+        <w:t xml:space="preserve">Справа:</w:t>
       </w:r>
     </w:p>
     <w:p>
@@ -4193,36 +3267,28 @@
       </w:pPr>
       <w:r>
         <w:rPr>
-          <w:rStyle w:val="VerbatimChar"/>
-        </w:rPr>
-        <w:t xml:space="preserve">example1</w:t>
-      </w:r>
-      <w:r>
-        <w:t xml:space="preserve"> </w:t>
-      </w:r>
-      <w:r>
-        <w:t xml:space="preserve">— «чистая вода»: 21 запись, частота вентилятора</w:t>
-      </w:r>
-      <w:r>
-        <w:t xml:space="preserve"> </w:t>
-      </w:r>
-      <w:r>
-        <w:rPr>
-          <w:rStyle w:val="VerbatimChar"/>
-        </w:rPr>
-        <w:t xml:space="preserve">F</w:t>
-      </w:r>
-      <w:r>
-        <w:t xml:space="preserve"> </w:t>
-      </w:r>
-      <w:r>
-        <w:t xml:space="preserve">= 30…60 Гц, 18 областей, около 30 тыс. строк</w:t>
-      </w:r>
-      <w:r>
-        <w:t xml:space="preserve"> </w:t>
-      </w:r>
-      <w:r>
-        <w:t xml:space="preserve">«траектории в областях»; в таблице есть запись без размера бэга и запись без результатов;</w:t>
+          <w:b/>
+          <w:bCs/>
+        </w:rPr>
+        <w:t xml:space="preserve">4 Что строить</w:t>
+      </w:r>
+      <w:r>
+        <w:t xml:space="preserve"> </w:t>
+      </w:r>
+      <w:r>
+        <w:t xml:space="preserve">— «зависимость Y от X по окнам X» (в каждом окне: среднее ± СКО, среднее ± ошибка</w:t>
+      </w:r>
+      <w:r>
+        <w:t xml:space="preserve"> </w:t>
+      </w:r>
+      <w:r>
+        <w:t xml:space="preserve">среднего, медиана с квартилями или число), «распределение (гистограмма) X» (число, доля или плотность) или</w:t>
+      </w:r>
+      <w:r>
+        <w:t xml:space="preserve"> </w:t>
+      </w:r>
+      <w:r>
+        <w:t xml:space="preserve">«точки». Окна — ширина или число и пределы (пусто — от минимума до максимума).</w:t>
       </w:r>
     </w:p>
     <w:p>
@@ -4231,6 +3297,1235 @@
         <w:numPr>
           <w:ilvl w:val="0"/>
           <w:numId w:val="1007"/>
+        </w:numPr>
+      </w:pPr>
+      <w:r>
+        <w:rPr>
+          <w:b/>
+          <w:bCs/>
+        </w:rPr>
+        <w:t xml:space="preserve">5 Разделение</w:t>
+      </w:r>
+      <w:r>
+        <w:t xml:space="preserve"> </w:t>
+      </w:r>
+      <w:r>
+        <w:t xml:space="preserve">— на какие кривые делить выборку, сразу по трём колонкам:</w:t>
+      </w:r>
+    </w:p>
+    <w:p>
+      <w:pPr>
+        <w:pStyle w:val="Compact"/>
+        <w:numPr>
+          <w:ilvl w:val="1"/>
+          <w:numId w:val="1008"/>
+        </w:numPr>
+      </w:pPr>
+      <w:r>
+        <w:rPr>
+          <w:b/>
+          <w:bCs/>
+        </w:rPr>
+        <w:t xml:space="preserve">цвет по</w:t>
+      </w:r>
+      <w:r>
+        <w:t xml:space="preserve"> </w:t>
+      </w:r>
+      <w:r>
+        <w:t xml:space="preserve">— своя кривая и свой цвет на каждое значение колонки (например,</w:t>
+      </w:r>
+      <w:r>
+        <w:t xml:space="preserve"> </w:t>
+      </w:r>
+      <w:r>
+        <w:rPr>
+          <w:rStyle w:val="VerbatimChar"/>
+        </w:rPr>
+        <w:t xml:space="preserve">F</w:t>
+      </w:r>
+      <w:r>
+        <w:t xml:space="preserve">: каждая частота своим цветом;</w:t>
+      </w:r>
+      <w:r>
+        <w:t xml:space="preserve"> </w:t>
+      </w:r>
+      <w:r>
+        <w:t xml:space="preserve">«эксперимент» — каждый эксперимент своим цветом);</w:t>
+      </w:r>
+    </w:p>
+    <w:p>
+      <w:pPr>
+        <w:pStyle w:val="Compact"/>
+        <w:numPr>
+          <w:ilvl w:val="1"/>
+          <w:numId w:val="1008"/>
+        </w:numPr>
+      </w:pPr>
+      <w:r>
+        <w:rPr>
+          <w:b/>
+          <w:bCs/>
+        </w:rPr>
+        <w:t xml:space="preserve">маркер, линия по</w:t>
+      </w:r>
+      <w:r>
+        <w:t xml:space="preserve"> </w:t>
+      </w:r>
+      <w:r>
+        <w:t xml:space="preserve">— по другой колонке: например, эксперимент — у example1 кружки и сплошная линия, у</w:t>
+      </w:r>
+      <w:r>
+        <w:t xml:space="preserve"> </w:t>
+      </w:r>
+      <w:r>
+        <w:t xml:space="preserve">example2 квадраты и штрихи. Так на одном графике видно и</w:t>
+      </w:r>
+      <w:r>
+        <w:t xml:space="preserve"> </w:t>
+      </w:r>
+      <w:r>
+        <w:rPr>
+          <w:rStyle w:val="VerbatimChar"/>
+        </w:rPr>
+        <w:t xml:space="preserve">F</w:t>
+      </w:r>
+      <w:r>
+        <w:t xml:space="preserve">, и эксперимент;</w:t>
+      </w:r>
+    </w:p>
+    <w:p>
+      <w:pPr>
+        <w:pStyle w:val="Compact"/>
+        <w:numPr>
+          <w:ilvl w:val="1"/>
+          <w:numId w:val="1008"/>
+        </w:numPr>
+      </w:pPr>
+      <w:r>
+        <w:rPr>
+          <w:b/>
+          <w:bCs/>
+        </w:rPr>
+        <w:t xml:space="preserve">графики рядом по</w:t>
+      </w:r>
+      <w:r>
+        <w:t xml:space="preserve"> </w:t>
+      </w:r>
+      <w:r>
+        <w:t xml:space="preserve">— отдельный график на каждое значение колонки с общими осями (например, по</w:t>
+      </w:r>
+      <w:r>
+        <w:t xml:space="preserve"> </w:t>
+      </w:r>
+      <w:r>
+        <w:t xml:space="preserve">эксперименту или по высоте области); не больше 12 графиков.</w:t>
+      </w:r>
+    </w:p>
+    <w:p>
+      <w:pPr>
+        <w:pStyle w:val="Compact"/>
+        <w:numPr>
+          <w:ilvl w:val="0"/>
+          <w:numId w:val="1007"/>
+        </w:numPr>
+      </w:pPr>
+      <w:r>
+        <w:rPr>
+          <w:b/>
+          <w:bCs/>
+        </w:rPr>
+        <w:t xml:space="preserve">6 Кривые</w:t>
+      </w:r>
+      <w:r>
+        <w:t xml:space="preserve"> </w:t>
+      </w:r>
+      <w:r>
+        <w:t xml:space="preserve">— список кривых графика: флажок — показать или скрыть, цвет (щелчок — выбрать), маркер, линия</w:t>
+      </w:r>
+      <w:r>
+        <w:t xml:space="preserve"> </w:t>
+      </w:r>
+      <w:r>
+        <w:t xml:space="preserve">(«авто» — по «маркер, линия по»), подпись в легенде (двойной щелчок — изменить), сколько строк выборки</w:t>
+      </w:r>
+      <w:r>
+        <w:t xml:space="preserve"> </w:t>
+      </w:r>
+      <w:r>
+        <w:t xml:space="preserve">в кривой. Например: скрыть</w:t>
+      </w:r>
+      <w:r>
+        <w:t xml:space="preserve"> </w:t>
+      </w:r>
+      <w:r>
+        <w:rPr>
+          <w:rStyle w:val="VerbatimChar"/>
+        </w:rPr>
+        <w:t xml:space="preserve">F = 30</w:t>
+      </w:r>
+      <w:r>
+        <w:t xml:space="preserve">, перекрасить, переименовать «experiment = example1» в «чистая вода».</w:t>
+      </w:r>
+      <w:r>
+        <w:t xml:space="preserve"> </w:t>
+      </w:r>
+      <w:r>
+        <w:t xml:space="preserve">Правки помнятся по подписи кривой (на всех графиках рядом сразу) и сохраняются в файл настроек; «Сбросить</w:t>
+      </w:r>
+      <w:r>
+        <w:t xml:space="preserve"> </w:t>
+      </w:r>
+      <w:r>
+        <w:t xml:space="preserve">вид кривых» — вернуть всё как по умолчанию. Скрытые кривые не рисуются и не экспортируются.</w:t>
+      </w:r>
+    </w:p>
+    <w:p>
+      <w:pPr>
+        <w:pStyle w:val="Compact"/>
+        <w:numPr>
+          <w:ilvl w:val="0"/>
+          <w:numId w:val="1007"/>
+        </w:numPr>
+      </w:pPr>
+      <w:r>
+        <w:rPr>
+          <w:b/>
+          <w:bCs/>
+        </w:rPr>
+        <w:t xml:space="preserve">7 Своя кривая и подгонка</w:t>
+      </w:r>
+      <w:r>
+        <w:t xml:space="preserve"> </w:t>
+      </w:r>
+      <w:r>
+        <w:t xml:space="preserve">— своя функция от</w:t>
+      </w:r>
+      <w:r>
+        <w:t xml:space="preserve"> </w:t>
+      </w:r>
+      <w:r>
+        <w:rPr>
+          <w:rStyle w:val="VerbatimChar"/>
+        </w:rPr>
+        <w:t xml:space="preserve">x</w:t>
+      </w:r>
+      <w:r>
+        <w:t xml:space="preserve"> </w:t>
+      </w:r>
+      <w:r>
+        <w:t xml:space="preserve">с параметрами, например</w:t>
+      </w:r>
+      <w:r>
+        <w:t xml:space="preserve"> </w:t>
+      </w:r>
+      <w:r>
+        <w:rPr>
+          <w:rStyle w:val="VerbatimChar"/>
+        </w:rPr>
+        <w:t xml:space="preserve">a*x**b + c</w:t>
+      </w:r>
+      <w:r>
+        <w:t xml:space="preserve"> </w:t>
+      </w:r>
+      <w:r>
+        <w:t xml:space="preserve">или</w:t>
+      </w:r>
+      <w:r>
+        <w:t xml:space="preserve"> </w:t>
+      </w:r>
+      <w:r>
+        <w:rPr>
+          <w:rStyle w:val="VerbatimChar"/>
+        </w:rPr>
+        <w:t xml:space="preserve">A*exp(-(x - m)**2/(2*s**2))</w:t>
+      </w:r>
+      <w:r>
+        <w:t xml:space="preserve">; параметры появляются в таблице, там задаются начальные значения.</w:t>
+      </w:r>
+      <w:r>
+        <w:t xml:space="preserve"> </w:t>
+      </w:r>
+      <w:r>
+        <w:t xml:space="preserve">«Нарисовать с этими значениями» — пунктир поверх каждой кривой; «подогнать к каждой кривой» — параметры</w:t>
+      </w:r>
+      <w:r>
+        <w:t xml:space="preserve"> </w:t>
+      </w:r>
+      <w:r>
+        <w:t xml:space="preserve">подбираются методом наименьших квадратов, под таблицей — значения ± погрешность и R².</w:t>
+      </w:r>
+    </w:p>
+    <w:p>
+      <w:pPr>
+        <w:pStyle w:val="Compact"/>
+        <w:numPr>
+          <w:ilvl w:val="0"/>
+          <w:numId w:val="1007"/>
+        </w:numPr>
+      </w:pPr>
+      <w:r>
+        <w:rPr>
+          <w:b/>
+          <w:bCs/>
+        </w:rPr>
+        <w:t xml:space="preserve">8 Оси и подписи</w:t>
+      </w:r>
+      <w:r>
+        <w:t xml:space="preserve"> </w:t>
+      </w:r>
+      <w:r>
+        <w:t xml:space="preserve">— заголовок и подписи осей (пусто — авто), пределы X и Y, логарифмические оси, сетка.</w:t>
+      </w:r>
+    </w:p>
+    <w:p>
+      <w:pPr>
+        <w:pStyle w:val="Compact"/>
+        <w:numPr>
+          <w:ilvl w:val="0"/>
+          <w:numId w:val="1007"/>
+        </w:numPr>
+      </w:pPr>
+      <w:r>
+        <w:rPr>
+          <w:b/>
+          <w:bCs/>
+        </w:rPr>
+        <w:t xml:space="preserve">9 Оформление</w:t>
+      </w:r>
+      <w:r>
+        <w:t xml:space="preserve"> </w:t>
+      </w:r>
+      <w:r>
+        <w:t xml:space="preserve">— место легенды, цвета (палитра), усы разброса, размер шрифта, толщина линий и размер точек.</w:t>
+      </w:r>
+    </w:p>
+    <w:p>
+      <w:pPr>
+        <w:pStyle w:val="Compact"/>
+        <w:numPr>
+          <w:ilvl w:val="0"/>
+          <w:numId w:val="1007"/>
+        </w:numPr>
+      </w:pPr>
+      <w:r>
+        <w:rPr>
+          <w:b/>
+          <w:bCs/>
+        </w:rPr>
+        <w:t xml:space="preserve">10 Экспорт и настройки</w:t>
+      </w:r>
+      <w:r>
+        <w:t xml:space="preserve"> </w:t>
+      </w:r>
+      <w:r>
+        <w:t xml:space="preserve">— выборка или посчитанное (с подогнанными кривыми) в CSV; «Всё → проект LabPlot</w:t>
+      </w:r>
+      <w:r>
+        <w:t xml:space="preserve"> </w:t>
+      </w:r>
+      <w:r>
+        <w:t xml:space="preserve">(.lml)» — проект LabPlot с таблицей выборки, таблицей на каждую показанную кривую и таблицей параметров подгонки</w:t>
+      </w:r>
+      <w:r>
+        <w:t xml:space="preserve"> </w:t>
+      </w:r>
+      <w:r>
+        <w:t xml:space="preserve">(графики строятся уже в LabPlot). «Сохранить / Загрузить настройки…» — все настройки этой части</w:t>
+      </w:r>
+      <w:r>
+        <w:t xml:space="preserve"> </w:t>
+      </w:r>
+      <w:r>
+        <w:t xml:space="preserve">в файл</w:t>
+      </w:r>
+      <w:r>
+        <w:t xml:space="preserve"> </w:t>
+      </w:r>
+      <w:r>
+        <w:rPr>
+          <w:rStyle w:val="VerbatimChar"/>
+        </w:rPr>
+        <w:t xml:space="preserve">.json</w:t>
+      </w:r>
+      <w:r>
+        <w:t xml:space="preserve"> </w:t>
+      </w:r>
+      <w:r>
+        <w:t xml:space="preserve">и обратно: так картинку можно повторить позже (данные при загрузке перечитываются).</w:t>
+      </w:r>
+    </w:p>
+    <w:p>
+      <w:pPr>
+        <w:pStyle w:val="FirstParagraph"/>
+      </w:pPr>
+      <w:r>
+        <w:t xml:space="preserve">Под картинкой — таблица посчитанного (окна, значения, разброс, число строк); панель под картинкой —</w:t>
+      </w:r>
+      <w:r>
+        <w:t xml:space="preserve"> </w:t>
+      </w:r>
+      <w:r>
+        <w:t xml:space="preserve">увеличение и сохранение картинки (PNG, SVG, PDF). Как считается —</w:t>
+      </w:r>
+      <w:r>
+        <w:t xml:space="preserve"> </w:t>
+      </w:r>
+      <w:r>
+        <w:rPr>
+          <w:rStyle w:val="VerbatimChar"/>
+        </w:rPr>
+        <w:t xml:space="preserve">METHOD.md</w:t>
+      </w:r>
+      <w:r>
+        <w:t xml:space="preserve">, раздел 7.</w:t>
+      </w:r>
+    </w:p>
+    <w:bookmarkEnd w:id="22"/>
+    <w:bookmarkEnd w:id="23"/>
+    <w:bookmarkStart w:id="24" w:name="просмотр-кадров-и-подбор-порогов-st1"/>
+    <w:p>
+      <w:pPr>
+        <w:pStyle w:val="Heading2"/>
+      </w:pPr>
+      <w:r>
+        <w:t xml:space="preserve">Просмотр кадров и подбор порогов st1</w:t>
+      </w:r>
+    </w:p>
+    <w:p>
+      <w:pPr>
+        <w:pStyle w:val="SourceCode"/>
+      </w:pPr>
+      <w:r>
+        <w:rPr>
+          <w:rStyle w:val="VerbatimChar"/>
+        </w:rPr>
+        <w:t xml:space="preserve">.venv\Scripts\python.exe tools\st1_viewer.py</w:t>
+      </w:r>
+    </w:p>
+    <w:p>
+      <w:pPr>
+        <w:pStyle w:val="FirstParagraph"/>
+      </w:pPr>
+      <w:r>
+        <w:t xml:space="preserve">Окно для записей текущего эксперимента. Виды:</w:t>
+      </w:r>
+      <w:r>
+        <w:t xml:space="preserve"> </w:t>
+      </w:r>
+      <w:r>
+        <w:rPr>
+          <w:rStyle w:val="VerbatimChar"/>
+        </w:rPr>
+        <w:t xml:space="preserve">1</w:t>
+      </w:r>
+      <w:r>
+        <w:t xml:space="preserve"> </w:t>
+      </w:r>
+      <w:r>
+        <w:t xml:space="preserve">— исходный кадр;</w:t>
+      </w:r>
+      <w:r>
+        <w:t xml:space="preserve"> </w:t>
+      </w:r>
+      <w:r>
+        <w:rPr>
+          <w:rStyle w:val="VerbatimChar"/>
+        </w:rPr>
+        <w:t xml:space="preserve">2</w:t>
+      </w:r>
+      <w:r>
+        <w:t xml:space="preserve"> </w:t>
+      </w:r>
+      <w:r>
+        <w:t xml:space="preserve">— кадр без рима и воды (закрашенное подсвечено сиреневым);</w:t>
+      </w:r>
+      <w:r>
+        <w:t xml:space="preserve"> </w:t>
+      </w:r>
+      <w:r>
+        <w:rPr>
+          <w:rStyle w:val="VerbatimChar"/>
+        </w:rPr>
+        <w:t xml:space="preserve">3</w:t>
+      </w:r>
+      <w:r>
+        <w:t xml:space="preserve"> </w:t>
+      </w:r>
+      <w:r>
+        <w:t xml:space="preserve">— капли (Python — красные круги, MATLAB — голубые, если задан</w:t>
+      </w:r>
+      <w:r>
+        <w:t xml:space="preserve"> </w:t>
+      </w:r>
+      <w:r>
+        <w:rPr>
+          <w:rStyle w:val="VerbatimChar"/>
+        </w:rPr>
+        <w:t xml:space="preserve">MATLAB_RESULTS_DIR</w:t>
+      </w:r>
+      <w:r>
+        <w:t xml:space="preserve">);</w:t>
+      </w:r>
+      <w:r>
+        <w:t xml:space="preserve"> </w:t>
+      </w:r>
+      <w:r>
+        <w:rPr>
+          <w:rStyle w:val="VerbatimChar"/>
+        </w:rPr>
+        <w:t xml:space="preserve">4</w:t>
+      </w:r>
+      <w:r>
+        <w:t xml:space="preserve"> </w:t>
+      </w:r>
+      <w:r>
+        <w:t xml:space="preserve">— смещения PIV поверх кадра;</w:t>
+      </w:r>
+      <w:r>
+        <w:t xml:space="preserve"> </w:t>
+      </w:r>
+      <w:r>
+        <w:rPr>
+          <w:rStyle w:val="VerbatimChar"/>
+        </w:rPr>
+        <w:t xml:space="preserve">5</w:t>
+      </w:r>
+      <w:r>
+        <w:t xml:space="preserve"> </w:t>
+      </w:r>
+      <w:r>
+        <w:t xml:space="preserve">— PIV как в MATLAB (клетки — скорость в м/с, красные стрелки —</w:t>
+      </w:r>
+      <w:r>
+        <w:t xml:space="preserve"> </w:t>
+      </w:r>
+      <w:r>
+        <w:t xml:space="preserve">PIV, синие — скорость капель).</w:t>
+      </w:r>
+    </w:p>
+    <w:p>
+      <w:pPr>
+        <w:pStyle w:val="BodyText"/>
+      </w:pPr>
+      <w:r>
+        <w:t xml:space="preserve">Клавиши:</w:t>
+      </w:r>
+      <w:r>
+        <w:t xml:space="preserve"> </w:t>
+      </w:r>
+      <w:r>
+        <w:rPr>
+          <w:rStyle w:val="VerbatimChar"/>
+        </w:rPr>
+        <w:t xml:space="preserve">←</w:t>
+      </w:r>
+      <w:r>
+        <w:t xml:space="preserve"> </w:t>
+      </w:r>
+      <w:r>
+        <w:rPr>
+          <w:rStyle w:val="VerbatimChar"/>
+        </w:rPr>
+        <w:t xml:space="preserve">→</w:t>
+      </w:r>
+      <w:r>
+        <w:t xml:space="preserve"> </w:t>
+      </w:r>
+      <w:r>
+        <w:t xml:space="preserve">— кадр, если держать — слайдшоу;</w:t>
+      </w:r>
+      <w:r>
+        <w:t xml:space="preserve"> </w:t>
+      </w:r>
+      <w:r>
+        <w:rPr>
+          <w:rStyle w:val="VerbatimChar"/>
+        </w:rPr>
+        <w:t xml:space="preserve">Пробел</w:t>
+      </w:r>
+      <w:r>
+        <w:t xml:space="preserve"> </w:t>
+      </w:r>
+      <w:r>
+        <w:t xml:space="preserve">— слайдшоу пуск/стоп;</w:t>
+      </w:r>
+      <w:r>
+        <w:t xml:space="preserve"> </w:t>
+      </w:r>
+      <w:r>
+        <w:rPr>
+          <w:rStyle w:val="VerbatimChar"/>
+        </w:rPr>
+        <w:t xml:space="preserve">Home</w:t>
+      </w:r>
+      <w:r>
+        <w:t xml:space="preserve"> </w:t>
+      </w:r>
+      <w:r>
+        <w:rPr>
+          <w:rStyle w:val="VerbatimChar"/>
+        </w:rPr>
+        <w:t xml:space="preserve">End</w:t>
+      </w:r>
+      <w:r>
+        <w:t xml:space="preserve"> </w:t>
+      </w:r>
+      <w:r>
+        <w:t xml:space="preserve">—</w:t>
+      </w:r>
+      <w:r>
+        <w:t xml:space="preserve"> </w:t>
+      </w:r>
+      <w:r>
+        <w:t xml:space="preserve">первый/последний кадр;</w:t>
+      </w:r>
+      <w:r>
+        <w:t xml:space="preserve"> </w:t>
+      </w:r>
+      <w:r>
+        <w:rPr>
+          <w:rStyle w:val="VerbatimChar"/>
+        </w:rPr>
+        <w:t xml:space="preserve">PgUp</w:t>
+      </w:r>
+      <w:r>
+        <w:t xml:space="preserve"> </w:t>
+      </w:r>
+      <w:r>
+        <w:rPr>
+          <w:rStyle w:val="VerbatimChar"/>
+        </w:rPr>
+        <w:t xml:space="preserve">PgDn</w:t>
+      </w:r>
+      <w:r>
+        <w:t xml:space="preserve"> </w:t>
+      </w:r>
+      <w:r>
+        <w:t xml:space="preserve">— запись;</w:t>
+      </w:r>
+      <w:r>
+        <w:t xml:space="preserve"> </w:t>
+      </w:r>
+      <w:r>
+        <w:rPr>
+          <w:rStyle w:val="VerbatimChar"/>
+        </w:rPr>
+        <w:t xml:space="preserve">M</w:t>
+      </w:r>
+      <w:r>
+        <w:t xml:space="preserve"> </w:t>
+      </w:r>
+      <w:r>
+        <w:t xml:space="preserve">— капли MATLAB вкл/выкл. Увеличение — лупа на</w:t>
+      </w:r>
+      <w:r>
+        <w:t xml:space="preserve"> </w:t>
+      </w:r>
+      <w:r>
+        <w:t xml:space="preserve">панели окна. Кадры записи считаются заранее в фоне на всех ядрах, кроме одного (в заголовке —</w:t>
+      </w:r>
+      <w:r>
+        <w:t xml:space="preserve"> </w:t>
+      </w:r>
+      <w:r>
+        <w:t xml:space="preserve">«посчитано N из M»); полный st1 запускать не нужно.</w:t>
+      </w:r>
+    </w:p>
+    <w:p>
+      <w:pPr>
+        <w:pStyle w:val="BodyText"/>
+      </w:pPr>
+      <w:r>
+        <w:t xml:space="preserve">Подбор порогов «на глаз»: поменять число в</w:t>
+      </w:r>
+      <w:r>
+        <w:t xml:space="preserve"> </w:t>
+      </w:r>
+      <w:r>
+        <w:rPr>
+          <w:rStyle w:val="VerbatimChar"/>
+        </w:rPr>
+        <w:t xml:space="preserve">thresholds.py</w:t>
+      </w:r>
+      <w:r>
+        <w:t xml:space="preserve">, сохранить, нажать</w:t>
+      </w:r>
+      <w:r>
+        <w:t xml:space="preserve"> </w:t>
+      </w:r>
+      <w:r>
+        <w:rPr>
+          <w:rStyle w:val="VerbatimChar"/>
+        </w:rPr>
+        <w:t xml:space="preserve">R</w:t>
+      </w:r>
+      <w:r>
+        <w:t xml:space="preserve"> </w:t>
+      </w:r>
+      <w:r>
+        <w:t xml:space="preserve">в окне —</w:t>
+      </w:r>
+      <w:r>
+        <w:t xml:space="preserve"> </w:t>
+      </w:r>
+      <w:r>
+        <w:t xml:space="preserve">запись пересчитается с новыми порогами. Когда картинка устраивает — запустить st1. Удобнее — в приложении</w:t>
+      </w:r>
+      <w:r>
+        <w:t xml:space="preserve"> </w:t>
+      </w:r>
+      <w:r>
+        <w:t xml:space="preserve">(выше): там пороги меняются ползунками на вкладке «Настройки» и сохраняются кнопкой.</w:t>
+      </w:r>
+    </w:p>
+    <w:p>
+      <w:pPr>
+        <w:pStyle w:val="BodyText"/>
+      </w:pPr>
+      <w:r>
+        <w:t xml:space="preserve">Что рисуется и как считается —</w:t>
+      </w:r>
+      <w:r>
+        <w:t xml:space="preserve"> </w:t>
+      </w:r>
+      <w:r>
+        <w:rPr>
+          <w:rStyle w:val="VerbatimChar"/>
+        </w:rPr>
+        <w:t xml:space="preserve">lib/st1/preview.py</w:t>
+      </w:r>
+      <w:r>
+        <w:t xml:space="preserve">, окно, клавиши и слайдшоу —</w:t>
+      </w:r>
+      <w:r>
+        <w:t xml:space="preserve"> </w:t>
+      </w:r>
+      <w:r>
+        <w:rPr>
+          <w:rStyle w:val="VerbatimChar"/>
+        </w:rPr>
+        <w:t xml:space="preserve">tools/st1_viewer.py</w:t>
+      </w:r>
+      <w:r>
+        <w:t xml:space="preserve">.</w:t>
+      </w:r>
+      <w:r>
+        <w:t xml:space="preserve"> </w:t>
+      </w:r>
+      <w:r>
+        <w:t xml:space="preserve">Другой способ просмотра (серия PNG, видео, картинки во время st1) — новая короткая оболочка над</w:t>
+      </w:r>
+      <w:r>
+        <w:t xml:space="preserve"> </w:t>
+      </w:r>
+      <w:r>
+        <w:rPr>
+          <w:rStyle w:val="VerbatimChar"/>
+        </w:rPr>
+        <w:t xml:space="preserve">preview.py</w:t>
+      </w:r>
+      <w:r>
+        <w:t xml:space="preserve">.</w:t>
+      </w:r>
+    </w:p>
+    <w:bookmarkEnd w:id="24"/>
+    <w:bookmarkStart w:id="25" w:name="устройство-проекта"/>
+    <w:p>
+      <w:pPr>
+        <w:pStyle w:val="Heading2"/>
+      </w:pPr>
+      <w:r>
+        <w:t xml:space="preserve">Устройство проекта</w:t>
+      </w:r>
+    </w:p>
+    <w:p>
+      <w:pPr>
+        <w:pStyle w:val="SourceCode"/>
+      </w:pPr>
+      <w:r>
+        <w:rPr>
+          <w:rStyle w:val="VerbatimChar"/>
+        </w:rPr>
+        <w:t xml:space="preserve">main/                     три скрипта стадий — запускаются, не правятся</w:t>
+      </w:r>
+      <w:r>
+        <w:br/>
+      </w:r>
+      <w:r>
+        <w:rPr>
+          <w:rStyle w:val="VerbatimChar"/>
+        </w:rPr>
+        <w:t xml:space="preserve">app/                      приложение: обработка измерений и обработка результатов</w:t>
+      </w:r>
+      <w:r>
+        <w:br/>
+      </w:r>
+      <w:r>
+        <w:rPr>
+          <w:rStyle w:val="VerbatimChar"/>
+        </w:rPr>
+        <w:t xml:space="preserve">    run.py                запуск</w:t>
+      </w:r>
+      <w:r>
+        <w:br/>
+      </w:r>
+      <w:r>
+        <w:rPr>
+          <w:rStyle w:val="VerbatimChar"/>
+        </w:rPr>
+        <w:t xml:space="preserve">    window.py             главное окно: две части, выбор эксперимента, вкладки</w:t>
+      </w:r>
+      <w:r>
+        <w:br/>
+      </w:r>
+      <w:r>
+        <w:rPr>
+          <w:rStyle w:val="VerbatimChar"/>
+        </w:rPr>
+        <w:t xml:space="preserve">    records_page.py       вкладка «Записи»</w:t>
+      </w:r>
+      <w:r>
+        <w:br/>
+      </w:r>
+      <w:r>
+        <w:rPr>
+          <w:rStyle w:val="VerbatimChar"/>
+        </w:rPr>
+        <w:t xml:space="preserve">    frame_view.py         показ кадра (виды 1–5), шкала кадров, расчёт кадров в фоне</w:t>
+      </w:r>
+      <w:r>
+        <w:br/>
+      </w:r>
+      <w:r>
+        <w:rPr>
+          <w:rStyle w:val="VerbatimChar"/>
+        </w:rPr>
+        <w:t xml:space="preserve">    params_page.py        панель «Настройки»: settings.py и thresholds.py полями и ползунками</w:t>
+      </w:r>
+      <w:r>
+        <w:br/>
+      </w:r>
+      <w:r>
+        <w:rPr>
+          <w:rStyle w:val="VerbatimChar"/>
+        </w:rPr>
+        <w:t xml:space="preserve">    jobs_page.py          вкладка «Запуск»: стадии для отмеченных записей в фоновых процессах</w:t>
+      </w:r>
+      <w:r>
+        <w:br/>
+      </w:r>
+      <w:r>
+        <w:rPr>
+          <w:rStyle w:val="VerbatimChar"/>
+        </w:rPr>
+        <w:t xml:space="preserve">    results_page.py       вкладка «Результаты»: траектории, области st4, таблицы</w:t>
+      </w:r>
+      <w:r>
+        <w:br/>
+      </w:r>
+      <w:r>
+        <w:rPr>
+          <w:rStyle w:val="VerbatimChar"/>
+        </w:rPr>
+        <w:t xml:space="preserve">    analysis_page.py      часть «Обработка результатов»: выборка, распределения, экспорт</w:t>
+      </w:r>
+      <w:r>
+        <w:br/>
+      </w:r>
+      <w:r>
+        <w:rPr>
+          <w:rStyle w:val="VerbatimChar"/>
+        </w:rPr>
+        <w:t xml:space="preserve">tools/st1_viewer.py       окно просмотра кадров st1 и подбора порогов</w:t>
+      </w:r>
+      <w:r>
+        <w:br/>
+      </w:r>
+      <w:r>
+        <w:rPr>
+          <w:rStyle w:val="VerbatimChar"/>
+        </w:rPr>
+        <w:t xml:space="preserve">experiments/</w:t>
+      </w:r>
+      <w:r>
+        <w:br/>
+      </w:r>
+      <w:r>
+        <w:rPr>
+          <w:rStyle w:val="VerbatimChar"/>
+        </w:rPr>
+        <w:t xml:space="preserve">    current.py            какой эксперимент обрабатываем</w:t>
+      </w:r>
+      <w:r>
+        <w:br/>
+      </w:r>
+      <w:r>
+        <w:rPr>
+          <w:rStyle w:val="VerbatimChar"/>
+        </w:rPr>
+        <w:t xml:space="preserve">    example1/, example2/, example3/   примеры: синтетические результаты st4, пути к кадрам — заглушки</w:t>
+      </w:r>
+      <w:r>
+        <w:br/>
+      </w:r>
+      <w:r>
+        <w:rPr>
+          <w:rStyle w:val="VerbatimChar"/>
+        </w:rPr>
+        <w:t xml:space="preserve">        records.xlsx      таблица записей примера</w:t>
+      </w:r>
+      <w:r>
+        <w:br/>
+      </w:r>
+      <w:r>
+        <w:rPr>
+          <w:rStyle w:val="VerbatimChar"/>
+        </w:rPr>
+        <w:t xml:space="preserve">        results/st4/      синтетические итоговые файлы st4 (в git не хранятся)</w:t>
+      </w:r>
+      <w:r>
+        <w:br/>
+      </w:r>
+      <w:r>
+        <w:rPr>
+          <w:rStyle w:val="VerbatimChar"/>
+        </w:rPr>
+        <w:t xml:space="preserve">    &lt;эксперимент&gt;/        свои эксперименты — в git не попадают</w:t>
+      </w:r>
+      <w:r>
+        <w:br/>
+      </w:r>
+      <w:r>
+        <w:rPr>
+          <w:rStyle w:val="VerbatimChar"/>
+        </w:rPr>
+        <w:t xml:space="preserve">        settings.py       пути, масштаб, fps, какие записи, области поиска st4</w:t>
+      </w:r>
+      <w:r>
+        <w:br/>
+      </w:r>
+      <w:r>
+        <w:rPr>
+          <w:rStyle w:val="VerbatimChar"/>
+        </w:rPr>
+        <w:t xml:space="preserve">        thresholds.py     пороги алгоритмов (с комментариями)</w:t>
+      </w:r>
+      <w:r>
+        <w:br/>
+      </w:r>
+      <w:r>
+        <w:rPr>
+          <w:rStyle w:val="VerbatimChar"/>
+        </w:rPr>
+        <w:t xml:space="preserve">lib/                      вся обработка</w:t>
+      </w:r>
+      <w:r>
+        <w:br/>
+      </w:r>
+      <w:r>
+        <w:rPr>
+          <w:rStyle w:val="VerbatimChar"/>
+        </w:rPr>
+        <w:t xml:space="preserve">    common/records.py     таблица записей, выбор записей, общий цикл стадии</w:t>
+      </w:r>
+      <w:r>
+        <w:br/>
+      </w:r>
+      <w:r>
+        <w:rPr>
+          <w:rStyle w:val="VerbatimChar"/>
+        </w:rPr>
+        <w:t xml:space="preserve">    common/table_edit.py  таблица записей для приложения: правки, автозаполнение, запись в xlsx</w:t>
+      </w:r>
+      <w:r>
+        <w:br/>
+      </w:r>
+      <w:r>
+        <w:rPr>
+          <w:rStyle w:val="VerbatimChar"/>
+        </w:rPr>
+        <w:t xml:space="preserve">    common/config_edit.py файлы настроек для приложения: значения с комментариями, правки, запись</w:t>
+      </w:r>
+      <w:r>
+        <w:br/>
+      </w:r>
+      <w:r>
+        <w:rPr>
+          <w:rStyle w:val="VerbatimChar"/>
+        </w:rPr>
+        <w:t xml:space="preserve">    common/jobs.py        запуск стадий для приложения: по процессу на запись, ход работы, остановка</w:t>
+      </w:r>
+      <w:r>
+        <w:br/>
+      </w:r>
+      <w:r>
+        <w:rPr>
+          <w:rStyle w:val="VerbatimChar"/>
+        </w:rPr>
+        <w:t xml:space="preserve">    analysis/dataset.py   обработка результатов: итоговые файлы st4 многих экспериментов — одна таблица</w:t>
+      </w:r>
+      <w:r>
+        <w:br/>
+      </w:r>
+      <w:r>
+        <w:rPr>
+          <w:rStyle w:val="VerbatimChar"/>
+        </w:rPr>
+        <w:t xml:space="preserve">    analysis/stats.py     обработка результатов: выборка, окна, распределения, зависимости</w:t>
+      </w:r>
+      <w:r>
+        <w:br/>
+      </w:r>
+      <w:r>
+        <w:rPr>
+          <w:rStyle w:val="VerbatimChar"/>
+        </w:rPr>
+        <w:t xml:space="preserve">    analysis/formulas.py  обработка результатов: свои колонки, своя кривая, подгонка</w:t>
+      </w:r>
+      <w:r>
+        <w:br/>
+      </w:r>
+      <w:r>
+        <w:rPr>
+          <w:rStyle w:val="VerbatimChar"/>
+        </w:rPr>
+        <w:t xml:space="preserve">    analysis/labplot.py   обработка результатов: экспорт в CSV и проект LabPlot</w:t>
+      </w:r>
+      <w:r>
+        <w:br/>
+      </w:r>
+      <w:r>
+        <w:rPr>
+          <w:rStyle w:val="VerbatimChar"/>
+        </w:rPr>
+        <w:t xml:space="preserve">    common/files.py       чтение кадров, запись .mat и .dat</w:t>
+      </w:r>
+      <w:r>
+        <w:br/>
+      </w:r>
+      <w:r>
+        <w:rPr>
+          <w:rStyle w:val="VerbatimChar"/>
+        </w:rPr>
+        <w:t xml:space="preserve">    st1/droplets.py       удаление рима, поиск капель</w:t>
+      </w:r>
+      <w:r>
+        <w:br/>
+      </w:r>
+      <w:r>
+        <w:rPr>
+          <w:rStyle w:val="VerbatimChar"/>
+        </w:rPr>
+        <w:t xml:space="preserve">    st1/image_ops.py      операции над изображениями (как в MATLAB)</w:t>
+      </w:r>
+      <w:r>
+        <w:br/>
+      </w:r>
+      <w:r>
+        <w:rPr>
+          <w:rStyle w:val="VerbatimChar"/>
+        </w:rPr>
+        <w:t xml:space="preserve">    st1/piv.py            PIV и его фильтрация</w:t>
+      </w:r>
+      <w:r>
+        <w:br/>
+      </w:r>
+      <w:r>
+        <w:rPr>
+          <w:rStyle w:val="VerbatimChar"/>
+        </w:rPr>
+        <w:t xml:space="preserve">    st1/velocity.py       скорость PIV в центрах капель</w:t>
+      </w:r>
+      <w:r>
+        <w:br/>
+      </w:r>
+      <w:r>
+        <w:rPr>
+          <w:rStyle w:val="VerbatimChar"/>
+        </w:rPr>
+        <w:t xml:space="preserve">    st1/preview.py        вспомогательные картинки st1 (что показывать в окне просмотра)</w:t>
+      </w:r>
+      <w:r>
+        <w:br/>
+      </w:r>
+      <w:r>
+        <w:rPr>
+          <w:rStyle w:val="VerbatimChar"/>
+        </w:rPr>
+        <w:t xml:space="preserve">    st2/tracking.py       PTV-трекинг, картинка траекторий</w:t>
+      </w:r>
+      <w:r>
+        <w:br/>
+      </w:r>
+      <w:r>
+        <w:rPr>
+          <w:rStyle w:val="VerbatimChar"/>
+        </w:rPr>
+        <w:t xml:space="preserve">    st4/areas.py          траектории в областях поиска, картинки областей</w:t>
+      </w:r>
+      <w:r>
+        <w:br/>
+      </w:r>
+      <w:r>
+        <w:rPr>
+          <w:rStyle w:val="VerbatimChar"/>
+        </w:rPr>
+        <w:t xml:space="preserve">tests/                    проверки (см. ниже)</w:t>
+      </w:r>
+    </w:p>
+    <w:p>
+      <w:pPr>
+        <w:pStyle w:val="FirstParagraph"/>
+      </w:pPr>
+      <w:r>
+        <w:rPr>
+          <w:b/>
+          <w:bCs/>
+        </w:rPr>
+        <w:t xml:space="preserve">Примеры</w:t>
+      </w:r>
+      <w:r>
+        <w:t xml:space="preserve"> </w:t>
+      </w:r>
+      <w:r>
+        <w:rPr>
+          <w:rStyle w:val="VerbatimChar"/>
+        </w:rPr>
+        <w:t xml:space="preserve">experiments/example1</w:t>
+      </w:r>
+      <w:r>
+        <w:t xml:space="preserve">–</w:t>
+      </w:r>
+      <w:r>
+        <w:rPr>
+          <w:rStyle w:val="VerbatimChar"/>
+        </w:rPr>
+        <w:t xml:space="preserve">example3</w:t>
+      </w:r>
+      <w:r>
+        <w:t xml:space="preserve"> </w:t>
+      </w:r>
+      <w:r>
+        <w:t xml:space="preserve">— выдуманные эксперименты с синтетическими итоговыми файлами st4</w:t>
+      </w:r>
+      <w:r>
+        <w:t xml:space="preserve"> </w:t>
+      </w:r>
+      <w:r>
+        <w:t xml:space="preserve">(капли выдуманы, но с правдоподобными зависимостями и шумом), чтобы пробовать «Обработку результатов». Файлы</w:t>
+      </w:r>
+      <w:r>
+        <w:t xml:space="preserve"> </w:t>
+      </w:r>
+      <w:r>
+        <w:t xml:space="preserve">результатов (</w:t>
+      </w:r>
+      <w:r>
+        <w:rPr>
+          <w:rStyle w:val="VerbatimChar"/>
+        </w:rPr>
+        <w:t xml:space="preserve">results/</w:t>
+      </w:r>
+      <w:r>
+        <w:t xml:space="preserve"> </w:t>
+      </w:r>
+      <w:r>
+        <w:t xml:space="preserve">примера — больше тысячи файлов) в git не хранятся: в скачанном проекте у примеров</w:t>
+      </w:r>
+      <w:r>
+        <w:t xml:space="preserve"> </w:t>
+      </w:r>
+      <w:r>
+        <w:t xml:space="preserve">только</w:t>
+      </w:r>
+      <w:r>
+        <w:t xml:space="preserve"> </w:t>
+      </w:r>
+      <w:r>
+        <w:rPr>
+          <w:rStyle w:val="VerbatimChar"/>
+        </w:rPr>
+        <w:t xml:space="preserve">settings.py</w:t>
+      </w:r>
+      <w:r>
+        <w:t xml:space="preserve">,</w:t>
+      </w:r>
+      <w:r>
+        <w:t xml:space="preserve"> </w:t>
+      </w:r>
+      <w:r>
+        <w:rPr>
+          <w:rStyle w:val="VerbatimChar"/>
+        </w:rPr>
+        <w:t xml:space="preserve">thresholds.py</w:t>
+      </w:r>
+      <w:r>
+        <w:t xml:space="preserve"> </w:t>
+      </w:r>
+      <w:r>
+        <w:t xml:space="preserve">и таблица записей</w:t>
+      </w:r>
+      <w:r>
+        <w:t xml:space="preserve"> </w:t>
+      </w:r>
+      <w:r>
+        <w:rPr>
+          <w:rStyle w:val="VerbatimChar"/>
+        </w:rPr>
+        <w:t xml:space="preserve">records.xlsx</w:t>
+      </w:r>
+      <w:r>
+        <w:t xml:space="preserve">.</w:t>
+      </w:r>
+    </w:p>
+    <w:p>
+      <w:pPr>
+        <w:pStyle w:val="Compact"/>
+        <w:numPr>
+          <w:ilvl w:val="0"/>
+          <w:numId w:val="1009"/>
+        </w:numPr>
+      </w:pPr>
+      <w:r>
+        <w:rPr>
+          <w:rStyle w:val="VerbatimChar"/>
+        </w:rPr>
+        <w:t xml:space="preserve">example1</w:t>
+      </w:r>
+      <w:r>
+        <w:t xml:space="preserve"> </w:t>
+      </w:r>
+      <w:r>
+        <w:t xml:space="preserve">— «чистая вода»: 21 запись, частота вентилятора</w:t>
+      </w:r>
+      <w:r>
+        <w:t xml:space="preserve"> </w:t>
+      </w:r>
+      <w:r>
+        <w:rPr>
+          <w:rStyle w:val="VerbatimChar"/>
+        </w:rPr>
+        <w:t xml:space="preserve">F</w:t>
+      </w:r>
+      <w:r>
+        <w:t xml:space="preserve"> </w:t>
+      </w:r>
+      <w:r>
+        <w:t xml:space="preserve">= 30…60 Гц, 18 областей, около 30 тыс. строк</w:t>
+      </w:r>
+      <w:r>
+        <w:t xml:space="preserve"> </w:t>
+      </w:r>
+      <w:r>
+        <w:t xml:space="preserve">«траектории в областях»; в таблице есть запись без размера бэга и запись без результатов;</w:t>
+      </w:r>
+    </w:p>
+    <w:p>
+      <w:pPr>
+        <w:pStyle w:val="Compact"/>
+        <w:numPr>
+          <w:ilvl w:val="0"/>
+          <w:numId w:val="1009"/>
         </w:numPr>
       </w:pPr>
       <w:r>
@@ -5174,7 +5469,7 @@
         <w:pStyle w:val="Compact"/>
         <w:numPr>
           <w:ilvl w:val="0"/>
-          <w:numId w:val="1008"/>
+          <w:numId w:val="1010"/>
         </w:numPr>
       </w:pPr>
       <w:r>
@@ -5201,7 +5496,7 @@
         <w:pStyle w:val="Compact"/>
         <w:numPr>
           <w:ilvl w:val="0"/>
-          <w:numId w:val="1008"/>
+          <w:numId w:val="1010"/>
         </w:numPr>
       </w:pPr>
       <w:r>
@@ -5307,7 +5602,7 @@
         <w:pStyle w:val="Compact"/>
         <w:numPr>
           <w:ilvl w:val="0"/>
-          <w:numId w:val="1009"/>
+          <w:numId w:val="1011"/>
         </w:numPr>
       </w:pPr>
       <w:r>
@@ -5325,7 +5620,7 @@
         <w:pStyle w:val="Compact"/>
         <w:numPr>
           <w:ilvl w:val="0"/>
-          <w:numId w:val="1009"/>
+          <w:numId w:val="1011"/>
         </w:numPr>
       </w:pPr>
       <w:r>
@@ -5343,7 +5638,7 @@
         <w:pStyle w:val="Compact"/>
         <w:numPr>
           <w:ilvl w:val="0"/>
-          <w:numId w:val="1009"/>
+          <w:numId w:val="1011"/>
         </w:numPr>
       </w:pPr>
       <w:r>
@@ -5759,6 +6054,12 @@
     <w:abstractNumId w:val="991"/>
   </w:num>
   <w:num w:numId="1009">
+    <w:abstractNumId w:val="991"/>
+  </w:num>
+  <w:num w:numId="1010">
+    <w:abstractNumId w:val="991"/>
+  </w:num>
+  <w:num w:numId="1011">
     <w:abstractNumId w:val="991"/>
   </w:num>
 </w:numbering>
